--- a/旧版方案/FDI负面清单.docx
+++ b/旧版方案/FDI负面清单.docx
@@ -5,6 +5,7 @@
     <w:p>
       <w:pPr>
         <w:pStyle w:val="1"/>
+        <w:jc w:val="left"/>
         <w:rPr>
           <w:lang w:eastAsia="zh-CN"/>
         </w:rPr>
@@ -38,6 +39,7 @@
     <w:p>
       <w:pPr>
         <w:pStyle w:val="FirstParagraph"/>
+        <w:ind w:firstLineChars="200"/>
         <w:rPr>
           <w:lang w:eastAsia="zh-CN"/>
         </w:rPr>
@@ -46,7 +48,7 @@
         <w:rPr>
           <w:lang w:eastAsia="zh-CN"/>
         </w:rPr>
-        <w:t>本附录给出从中国外资准入规则到跨国生产一般均衡冲击的完整测度与识别程序。研究对象限定为外国投资者进入中国的直接投资活动，即东道国固定为中国。方法上，</w:t>
+        <w:t>本附录构建从中国外资准入规则到跨国生产一般均衡冲击的测度与识别链条。研究对象限定为外国投资者进入中国的直接投资活动，即东道国固定为中国。</w:t>
       </w:r>
       <w:r>
         <w:rPr>
@@ -70,55 +72,7 @@
         <w:rPr>
           <w:lang w:eastAsia="zh-CN"/>
         </w:rPr>
-        <w:t>）的产品层面政策匹配用于确定</w:t>
-      </w:r>
-      <w:r>
-        <w:rPr>
-          <w:lang w:eastAsia="zh-CN"/>
-        </w:rPr>
-        <w:t>“</w:t>
-      </w:r>
-      <w:r>
-        <w:rPr>
-          <w:lang w:eastAsia="zh-CN"/>
-        </w:rPr>
-        <w:t>政策限制作用于何种经济活动</w:t>
-      </w:r>
-      <w:r>
-        <w:rPr>
-          <w:lang w:eastAsia="zh-CN"/>
-        </w:rPr>
-        <w:t>”</w:t>
-      </w:r>
-      <w:r>
-        <w:rPr>
-          <w:lang w:eastAsia="zh-CN"/>
-        </w:rPr>
-        <w:t>，《中国高水平制度型开放与全球产业链网络重塑》的跨国生产框架用于刻画</w:t>
-      </w:r>
-      <w:r>
-        <w:rPr>
-          <w:lang w:eastAsia="zh-CN"/>
-        </w:rPr>
-        <w:t>“</w:t>
-      </w:r>
-      <w:r>
-        <w:rPr>
-          <w:lang w:eastAsia="zh-CN"/>
-        </w:rPr>
-        <w:t>投资摩擦变化如何改变企业生产地选择并传导至一般均衡</w:t>
-      </w:r>
-      <w:r>
-        <w:rPr>
-          <w:lang w:eastAsia="zh-CN"/>
-        </w:rPr>
-        <w:t>”</w:t>
-      </w:r>
-      <w:r>
-        <w:rPr>
-          <w:lang w:eastAsia="zh-CN"/>
-        </w:rPr>
-        <w:t>。两者之间需要额外建立一个可估计的政策</w:t>
+        <w:t>）用于借鉴细活动层面的政策匹配原则，《中国高水平制度型开放与全球产业链网络重塑》用于刻画跨国生产摩擦、生产地选择与一般均衡传导。负面清单只提供法律约束，因此二者之间还需估计政策</w:t>
       </w:r>
       <w:r>
         <w:rPr>
@@ -130,13 +84,14 @@
         <w:rPr>
           <w:lang w:eastAsia="zh-CN"/>
         </w:rPr>
-        <w:t>成本映射：负面清单本身只提供法律约束，不能直接被解释为跨国投资成本。</w:t>
+        <w:t>成本映射。</w:t>
       </w:r>
     </w:p>
     <w:p>
       <w:pPr>
         <w:pStyle w:val="a0"/>
         <w:spacing w:before="80" w:after="80" w:line="240" w:lineRule="auto"/>
+        <w:ind w:firstLineChars="200"/>
       </w:pPr>
       <w:r>
         <w:rPr>
@@ -308,7 +263,6 @@
       <w:pPr>
         <w:pStyle w:val="a0"/>
         <w:spacing w:before="80" w:after="80" w:line="240" w:lineRule="auto"/>
-        <w:ind w:firstLine="0"/>
         <w:jc w:val="center"/>
       </w:pPr>
       <m:oMathPara>
@@ -648,7 +602,7 @@
       <w:pPr>
         <w:pStyle w:val="FirstParagraph"/>
         <w:spacing w:before="80" w:after="80" w:line="240" w:lineRule="auto"/>
-        <w:ind w:firstLine="720"/>
+        <w:ind w:firstLineChars="200"/>
         <w:rPr>
           <w:lang w:eastAsia="zh-CN"/>
         </w:rPr>
@@ -659,36 +613,45 @@
         </w:rPr>
         <w:t>其中，</w:t>
       </w:r>
-      <w:r>
-        <w:rPr>
-          <w:lang w:eastAsia="zh-CN"/>
-        </w:rPr>
-        <w:t>P</w:t>
-      </w:r>
+      <m:oMath>
+        <m:r>
+          <w:rPr>
+            <w:rFonts w:ascii="Cambria Math" w:hAnsi="Cambria Math"/>
+            <w:lang w:eastAsia="zh-CN"/>
+          </w:rPr>
+          <m:t>P</m:t>
+        </m:r>
+      </m:oMath>
       <w:r>
         <w:rPr>
           <w:lang w:eastAsia="zh-CN"/>
         </w:rPr>
         <w:t>为原始政策文本，</w:t>
       </w:r>
-      <w:r>
-        <w:rPr>
-          <w:lang w:eastAsia="zh-CN"/>
-        </w:rPr>
-        <w:t>z</w:t>
-      </w:r>
-      <w:r>
-        <w:rPr>
-          <w:lang w:eastAsia="zh-CN"/>
-        </w:rPr>
-        <w:t>为细活动层面的结构化准入限制，</w:t>
-      </w:r>
-      <w:r>
-        <w:rPr>
-          <w:lang w:eastAsia="zh-CN"/>
-        </w:rPr>
-        <w:t>M</w:t>
-      </w:r>
+      <m:oMath>
+        <m:r>
+          <w:rPr>
+            <w:rFonts w:ascii="Cambria Math" w:hAnsi="Cambria Math"/>
+            <w:lang w:eastAsia="zh-CN"/>
+          </w:rPr>
+          <m:t>z</m:t>
+        </m:r>
+      </m:oMath>
+      <w:r>
+        <w:rPr>
+          <w:lang w:eastAsia="zh-CN"/>
+        </w:rPr>
+        <w:t>为细活动层面的结构化限制，</w:t>
+      </w:r>
+      <m:oMath>
+        <m:r>
+          <w:rPr>
+            <w:rFonts w:ascii="Cambria Math" w:hAnsi="Cambria Math"/>
+            <w:lang w:eastAsia="zh-CN"/>
+          </w:rPr>
+          <m:t>M</m:t>
+        </m:r>
+      </m:oMath>
       <w:r>
         <w:rPr>
           <w:lang w:eastAsia="zh-CN"/>
@@ -699,18 +662,6 @@
         <w:rPr>
           <w:lang w:eastAsia="zh-CN"/>
         </w:rPr>
-        <w:t>A.2</w:t>
-      </w:r>
-      <w:r>
-        <w:rPr>
-          <w:lang w:eastAsia="zh-CN"/>
-        </w:rPr>
-        <w:t>节定义的</w:t>
-      </w:r>
-      <w:r>
-        <w:rPr>
-          <w:lang w:eastAsia="zh-CN"/>
-        </w:rPr>
         <w:t>“GB/T 4754</w:t>
       </w:r>
       <w:r>
@@ -765,19 +716,22 @@
         <w:rPr>
           <w:lang w:eastAsia="zh-CN"/>
         </w:rPr>
-        <w:t>分层映射与固定权重聚合程序，</w:t>
-      </w:r>
-      <w:r>
-        <w:rPr>
-          <w:lang w:eastAsia="zh-CN"/>
-        </w:rPr>
-        <w:t>Z</w:t>
-      </w:r>
-      <w:r>
-        <w:rPr>
-          <w:lang w:eastAsia="zh-CN"/>
-        </w:rPr>
-        <w:t>为最终聚合到</w:t>
+        <w:t>的分层映射与固定权重聚合，</w:t>
+      </w:r>
+      <m:oMath>
+        <m:r>
+          <w:rPr>
+            <w:rFonts w:ascii="Cambria Math" w:hAnsi="Cambria Math"/>
+            <w:lang w:eastAsia="zh-CN"/>
+          </w:rPr>
+          <m:t>Z</m:t>
+        </m:r>
+      </m:oMath>
+      <w:r>
+        <w:rPr>
+          <w:lang w:eastAsia="zh-CN"/>
+        </w:rPr>
+        <w:t>为</w:t>
       </w:r>
       <w:r>
         <w:rPr>
@@ -789,7 +743,7 @@
         <w:rPr>
           <w:lang w:eastAsia="zh-CN"/>
         </w:rPr>
-        <w:t>模型部门后的政策暴露；后续经验成本与结构模型中的跨国生产效率项分别见</w:t>
+        <w:t>行业层面的政策暴露；经验成本与结构模型冲击分别见</w:t>
       </w:r>
       <w:r>
         <w:rPr>
@@ -813,91 +767,7 @@
         <w:rPr>
           <w:lang w:eastAsia="zh-CN"/>
         </w:rPr>
-        <w:t>。式（</w:t>
-      </w:r>
-      <w:r>
-        <w:rPr>
-          <w:lang w:eastAsia="zh-CN"/>
-        </w:rPr>
-        <w:t>A1</w:t>
-      </w:r>
-      <w:r>
-        <w:rPr>
-          <w:lang w:eastAsia="zh-CN"/>
-        </w:rPr>
-        <w:t>）的关键在于把</w:t>
-      </w:r>
-      <w:r>
-        <w:rPr>
-          <w:lang w:eastAsia="zh-CN"/>
-        </w:rPr>
-        <w:t>“</w:t>
-      </w:r>
-      <w:r>
-        <w:rPr>
-          <w:lang w:eastAsia="zh-CN"/>
-        </w:rPr>
-        <w:t>法律事实</w:t>
-      </w:r>
-      <w:r>
-        <w:rPr>
-          <w:lang w:eastAsia="zh-CN"/>
-        </w:rPr>
-        <w:t>”“</w:t>
-      </w:r>
-      <w:r>
-        <w:rPr>
-          <w:lang w:eastAsia="zh-CN"/>
-        </w:rPr>
-        <w:t>行业映射与聚合</w:t>
-      </w:r>
-      <w:r>
-        <w:rPr>
-          <w:lang w:eastAsia="zh-CN"/>
-        </w:rPr>
-        <w:t>”“</w:t>
-      </w:r>
-      <w:r>
-        <w:rPr>
-          <w:lang w:eastAsia="zh-CN"/>
-        </w:rPr>
-        <w:t>经验成本</w:t>
-      </w:r>
-      <w:r>
-        <w:rPr>
-          <w:lang w:eastAsia="zh-CN"/>
-        </w:rPr>
-        <w:t>”</w:t>
-      </w:r>
-      <w:r>
-        <w:rPr>
-          <w:lang w:eastAsia="zh-CN"/>
-        </w:rPr>
-        <w:t>和</w:t>
-      </w:r>
-      <w:r>
-        <w:rPr>
-          <w:lang w:eastAsia="zh-CN"/>
-        </w:rPr>
-        <w:t>“</w:t>
-      </w:r>
-      <w:r>
-        <w:rPr>
-          <w:lang w:eastAsia="zh-CN"/>
-        </w:rPr>
-        <w:t>结构参数</w:t>
-      </w:r>
-      <w:r>
-        <w:rPr>
-          <w:lang w:eastAsia="zh-CN"/>
-        </w:rPr>
-        <w:t>”</w:t>
-      </w:r>
-      <w:r>
-        <w:rPr>
-          <w:lang w:eastAsia="zh-CN"/>
-        </w:rPr>
-        <w:t>分开处理。</w:t>
+        <w:t>。</w:t>
       </w:r>
       <w:r>
         <w:rPr>
@@ -909,7 +779,7 @@
         <w:rPr>
           <w:lang w:eastAsia="zh-CN"/>
         </w:rPr>
-        <w:t>只参与政策文本抽取以及必须依赖语义判断的行业匹配，不直接生成聚合权重或成本参数。</w:t>
+        <w:t>仅用于政策抽取及必要的语义匹配，不直接生成聚合权重或成本参数。</w:t>
       </w:r>
     </w:p>
     <w:p>
@@ -960,7 +830,7 @@
     <w:p>
       <w:pPr>
         <w:pStyle w:val="FirstParagraph"/>
-        <w:jc w:val="both"/>
+        <w:ind w:firstLineChars="200"/>
         <w:rPr>
           <w:lang w:eastAsia="zh-CN"/>
         </w:rPr>
@@ -969,13 +839,13 @@
         <w:rPr>
           <w:lang w:eastAsia="zh-CN"/>
         </w:rPr>
-        <w:t>政策数据库以正式生效的全国外资准入规则为版本单位。负面清单制度实施以前，可使用《外商投资产业指导目录》等具有连续政策含义的官方文件向前衔接。制度文件名称、官方下载地址等可作为文件级元数据单独保存，不纳入政策原子记录的最小字段。原子层面只保留识别政策年份、官方条目、细活动、限制内容、例外、适用范围与生效日期所必需的信息。</w:t>
+        <w:t>政策数据库以正式生效的全国外资准入规则为版本单位；负面清单制度实施前，可用《外商投资产业指导目录》等连续政策文件衔接。文件名称、下载地址等作为文件级元数据单独保存，政策原子只保留识别年份、官方条目、细活动、限制内容、例外、适用范围和生效日期所需字段。</w:t>
       </w:r>
     </w:p>
     <w:p>
       <w:pPr>
         <w:pStyle w:val="a0"/>
-        <w:jc w:val="both"/>
+        <w:ind w:firstLineChars="200"/>
         <w:rPr>
           <w:lang w:eastAsia="zh-CN"/>
         </w:rPr>
@@ -984,43 +854,19 @@
         <w:rPr>
           <w:lang w:eastAsia="zh-CN"/>
         </w:rPr>
-        <w:t>实际编码单位不是官方</w:t>
-      </w:r>
-      <w:r>
-        <w:rPr>
-          <w:lang w:eastAsia="zh-CN"/>
-        </w:rPr>
-        <w:t>“</w:t>
-      </w:r>
-      <w:r>
-        <w:rPr>
-          <w:lang w:eastAsia="zh-CN"/>
-        </w:rPr>
-        <w:t>序号</w:t>
-      </w:r>
-      <w:r>
-        <w:rPr>
-          <w:lang w:eastAsia="zh-CN"/>
-        </w:rPr>
-        <w:t>”</w:t>
-      </w:r>
-      <w:r>
-        <w:rPr>
-          <w:lang w:eastAsia="zh-CN"/>
-        </w:rPr>
-        <w:t>本身，而是最小可执行政策单元。若同一序号同时包含若干经济活动、不同股比要求或不同治理条件，应在不改变原文含义的前提下拆成多个原子记录，并以</w:t>
-      </w:r>
-      <w:r>
-        <w:rPr>
-          <w:lang w:eastAsia="zh-CN"/>
-        </w:rPr>
-        <w:t xml:space="preserve"> measure_no </w:t>
-      </w:r>
-      <w:r>
-        <w:rPr>
-          <w:lang w:eastAsia="zh-CN"/>
-        </w:rPr>
-        <w:t>保留其与原序号的对应关系。这样做不是为了机械增加样本量，而是为了使每一行数据对应唯一的经济活动及其约束集合，便于跨版本比较、行业映射和人工回溯。</w:t>
+        <w:t>编码单位为最小可执行政策单元，而非官方序号。若同一序号包含多个经济活动或不同股比、治理条件，应拆分为多个原子记录，并以</w:t>
+      </w:r>
+      <w:r>
+        <w:rPr>
+          <w:lang w:eastAsia="zh-CN"/>
+        </w:rPr>
+        <w:t>measure_no</w:t>
+      </w:r>
+      <w:r>
+        <w:rPr>
+          <w:lang w:eastAsia="zh-CN"/>
+        </w:rPr>
+        <w:t>保留原序号。每行只对应一个经济活动及其约束集合，便于跨版本比较、行业映射和人工回溯。</w:t>
       </w:r>
     </w:p>
     <w:p>
@@ -1028,8 +874,6 @@
         <w:pStyle w:val="a0"/>
         <w:keepNext/>
         <w:spacing w:before="100" w:after="60"/>
-        <w:ind w:firstLine="0"/>
-        <w:jc w:val="center"/>
         <w:rPr>
           <w:lang w:eastAsia="zh-CN"/>
         </w:rPr>
@@ -1087,9 +931,6 @@
             <w:vAlign w:val="center"/>
           </w:tcPr>
           <w:p>
-            <w:pPr>
-              <w:jc w:val="center"/>
-            </w:pPr>
             <w:r>
               <w:rPr>
                 <w:b/>
@@ -1105,9 +946,6 @@
             <w:vAlign w:val="center"/>
           </w:tcPr>
           <w:p>
-            <w:pPr>
-              <w:jc w:val="center"/>
-            </w:pPr>
             <w:r>
               <w:rPr>
                 <w:b/>
@@ -1123,9 +961,6 @@
             <w:vAlign w:val="center"/>
           </w:tcPr>
           <w:p>
-            <w:pPr>
-              <w:jc w:val="center"/>
-            </w:pPr>
             <w:r>
               <w:rPr>
                 <w:b/>
@@ -1212,7 +1047,6 @@
               <w:rPr>
                 <w:sz w:val="20"/>
               </w:rPr>
-              <w:lastRenderedPageBreak/>
               <w:t>measure_no</w:t>
             </w:r>
           </w:p>
@@ -1545,6 +1379,7 @@
               <w:rPr>
                 <w:sz w:val="20"/>
               </w:rPr>
+              <w:lastRenderedPageBreak/>
               <w:t>exception_text</w:t>
             </w:r>
           </w:p>
@@ -1736,8 +1571,7 @@
       <w:pPr>
         <w:pStyle w:val="FirstParagraph"/>
         <w:spacing w:before="80" w:after="80" w:line="240" w:lineRule="auto"/>
-        <w:ind w:firstLine="0"/>
-        <w:jc w:val="center"/>
+        <w:ind w:firstLineChars="200"/>
         <w:rPr>
           <w:lang w:eastAsia="zh-CN"/>
         </w:rPr>
@@ -1752,31 +1586,7 @@
         <w:rPr>
           <w:lang w:eastAsia="zh-CN"/>
         </w:rPr>
-        <w:t>的第一项任务是从原文中抽取可核验的法律事实，而不是评价政策</w:t>
-      </w:r>
-      <w:r>
-        <w:rPr>
-          <w:lang w:eastAsia="zh-CN"/>
-        </w:rPr>
-        <w:t>“</w:t>
-      </w:r>
-      <w:r>
-        <w:rPr>
-          <w:lang w:eastAsia="zh-CN"/>
-        </w:rPr>
-        <w:t>开放程度</w:t>
-      </w:r>
-      <w:r>
-        <w:rPr>
-          <w:lang w:eastAsia="zh-CN"/>
-        </w:rPr>
-        <w:t>”</w:t>
-      </w:r>
-      <w:r>
-        <w:rPr>
-          <w:lang w:eastAsia="zh-CN"/>
-        </w:rPr>
-        <w:t>。对每个细活动</w:t>
+        <w:t>的第一项任务是从原文中抽取可核验的法律事实，对每个细活动</w:t>
       </w:r>
       <w:r>
         <w:rPr>
@@ -1831,7 +1641,6 @@
       <w:pPr>
         <w:pStyle w:val="a0"/>
         <w:spacing w:before="80" w:after="80" w:line="240" w:lineRule="auto"/>
-        <w:ind w:firstLine="0"/>
         <w:jc w:val="center"/>
       </w:pPr>
       <m:oMathPara>
@@ -2068,7 +1877,7 @@
       <w:pPr>
         <w:pStyle w:val="FirstParagraph"/>
         <w:spacing w:before="80" w:after="80" w:line="240" w:lineRule="auto"/>
-        <w:jc w:val="both"/>
+        <w:ind w:firstLineChars="200"/>
         <w:rPr>
           <w:lang w:eastAsia="zh-CN"/>
         </w:rPr>
@@ -2079,77 +1888,95 @@
         </w:rPr>
         <w:t>其中，</w:t>
       </w:r>
-      <w:r>
-        <w:rPr>
-          <w:lang w:eastAsia="zh-CN"/>
-        </w:rPr>
-        <w:t>P</w:t>
-      </w:r>
-      <w:r>
-        <w:rPr>
-          <w:lang w:eastAsia="zh-CN"/>
-        </w:rPr>
-        <w:t>表示完全禁止准入，</w:t>
-      </w:r>
-      <w:r>
-        <w:rPr>
-          <w:lang w:eastAsia="zh-CN"/>
-        </w:rPr>
-        <w:t>E</w:t>
-      </w:r>
-      <w:r>
-        <w:rPr>
-          <w:lang w:eastAsia="zh-CN"/>
-        </w:rPr>
-        <w:t>表示由明确股比信息构造的股权限制强度，</w:t>
-      </w:r>
-      <w:r>
-        <w:rPr>
-          <w:lang w:eastAsia="zh-CN"/>
-        </w:rPr>
-        <w:t>C</w:t>
-      </w:r>
+      <m:oMath>
+        <m:r>
+          <w:rPr>
+            <w:rFonts w:ascii="Cambria Math" w:hAnsi="Cambria Math"/>
+            <w:lang w:eastAsia="zh-CN"/>
+          </w:rPr>
+          <m:t>P</m:t>
+        </m:r>
+      </m:oMath>
+      <w:r>
+        <w:rPr>
+          <w:lang w:eastAsia="zh-CN"/>
+        </w:rPr>
+        <w:t>表示禁止准入，</w:t>
+      </w:r>
+      <m:oMath>
+        <m:r>
+          <w:rPr>
+            <w:rFonts w:ascii="Cambria Math" w:hAnsi="Cambria Math"/>
+            <w:lang w:eastAsia="zh-CN"/>
+          </w:rPr>
+          <m:t>E</m:t>
+        </m:r>
+      </m:oMath>
+      <w:r>
+        <w:rPr>
+          <w:lang w:eastAsia="zh-CN"/>
+        </w:rPr>
+        <w:t>表示由明确股比信息构造的股权限制，</w:t>
+      </w:r>
+      <m:oMath>
+        <m:r>
+          <w:rPr>
+            <w:rFonts w:ascii="Cambria Math" w:hAnsi="Cambria Math"/>
+            <w:lang w:eastAsia="zh-CN"/>
+          </w:rPr>
+          <m:t>C</m:t>
+        </m:r>
+      </m:oMath>
       <w:r>
         <w:rPr>
           <w:lang w:eastAsia="zh-CN"/>
         </w:rPr>
         <w:t>表示中方控制要求，</w:t>
       </w:r>
-      <w:r>
-        <w:rPr>
-          <w:lang w:eastAsia="zh-CN"/>
-        </w:rPr>
-        <w:t>O</w:t>
-      </w:r>
+      <m:oMath>
+        <m:r>
+          <w:rPr>
+            <w:rFonts w:ascii="Cambria Math" w:hAnsi="Cambria Math"/>
+            <w:lang w:eastAsia="zh-CN"/>
+          </w:rPr>
+          <m:t>O</m:t>
+        </m:r>
+      </m:oMath>
       <w:r>
         <w:rPr>
           <w:lang w:eastAsia="zh-CN"/>
         </w:rPr>
         <w:t>表示组织形式限制，</w:t>
       </w:r>
-      <w:r>
-        <w:rPr>
-          <w:lang w:eastAsia="zh-CN"/>
-        </w:rPr>
-        <w:t>G</w:t>
-      </w:r>
-      <w:r>
-        <w:rPr>
-          <w:lang w:eastAsia="zh-CN"/>
-        </w:rPr>
-        <w:t>表示治理层面的中方要求，</w:t>
-      </w:r>
-      <w:r>
-        <w:rPr>
-          <w:lang w:eastAsia="zh-CN"/>
-        </w:rPr>
-        <w:t>R</w:t>
-      </w:r>
-      <w:r>
-        <w:rPr>
-          <w:lang w:eastAsia="zh-CN"/>
-        </w:rPr>
-        <w:t>表示其余无法归入前述类别的准入限制。实际数据库使用更直观的字段名保存这些信息，字段与经济含义见表</w:t>
+      <m:oMath>
+        <m:r>
+          <w:rPr>
+            <w:rFonts w:ascii="Cambria Math" w:hAnsi="Cambria Math"/>
+            <w:lang w:eastAsia="zh-CN"/>
+          </w:rPr>
+          <m:t>G</m:t>
+        </m:r>
+      </m:oMath>
+      <w:r>
+        <w:rPr>
+          <w:lang w:eastAsia="zh-CN"/>
+        </w:rPr>
+        <w:t>表示治理限制，</w:t>
+      </w:r>
+      <m:oMath>
+        <m:r>
+          <w:rPr>
+            <w:rFonts w:ascii="Cambria Math" w:hAnsi="Cambria Math"/>
+            <w:lang w:eastAsia="zh-CN"/>
+          </w:rPr>
+          <m:t>R</m:t>
+        </m:r>
+      </m:oMath>
+      <w:r>
+        <w:rPr>
+          <w:lang w:eastAsia="zh-CN"/>
+        </w:rPr>
+        <w:t>表示其他准入限制。数据库字段及编码见表</w:t>
       </w:r>
       <w:r>
         <w:rPr>
@@ -2169,8 +1996,6 @@
         <w:pStyle w:val="a0"/>
         <w:keepNext/>
         <w:spacing w:before="100" w:after="60"/>
-        <w:ind w:firstLine="0"/>
-        <w:jc w:val="center"/>
         <w:rPr>
           <w:lang w:eastAsia="zh-CN"/>
         </w:rPr>
@@ -2225,9 +2050,6 @@
             <w:vAlign w:val="center"/>
           </w:tcPr>
           <w:p>
-            <w:pPr>
-              <w:jc w:val="center"/>
-            </w:pPr>
             <w:r>
               <w:rPr>
                 <w:b/>
@@ -2243,9 +2065,6 @@
             <w:vAlign w:val="center"/>
           </w:tcPr>
           <w:p>
-            <w:pPr>
-              <w:jc w:val="center"/>
-            </w:pPr>
             <w:r>
               <w:rPr>
                 <w:b/>
@@ -2261,9 +2080,6 @@
             <w:vAlign w:val="center"/>
           </w:tcPr>
           <w:p>
-            <w:pPr>
-              <w:jc w:val="center"/>
-            </w:pPr>
             <w:r>
               <w:rPr>
                 <w:b/>
@@ -2335,8 +2151,17 @@
               <w:rPr>
                 <w:sz w:val="19"/>
               </w:rPr>
-              <w:t xml:space="preserve"> P</w:t>
-            </w:r>
+              <w:t xml:space="preserve"> </w:t>
+            </w:r>
+            <m:oMath>
+              <m:r>
+                <w:rPr>
+                  <w:rFonts w:ascii="Cambria Math" w:hAnsi="Cambria Math"/>
+                  <w:lang w:eastAsia="zh-CN"/>
+                </w:rPr>
+                <m:t>P</m:t>
+              </m:r>
+            </m:oMath>
           </w:p>
         </w:tc>
       </w:tr>
@@ -2706,8 +2531,6 @@
         <w:pStyle w:val="a0"/>
         <w:keepNext/>
         <w:spacing w:before="100" w:after="60"/>
-        <w:ind w:firstLine="0"/>
-        <w:jc w:val="center"/>
         <w:rPr>
           <w:lang w:eastAsia="zh-CN"/>
         </w:rPr>
@@ -2776,9 +2599,6 @@
             <w:vAlign w:val="center"/>
           </w:tcPr>
           <w:p>
-            <w:pPr>
-              <w:jc w:val="center"/>
-            </w:pPr>
             <w:r>
               <w:rPr>
                 <w:b/>
@@ -2794,9 +2614,6 @@
             <w:vAlign w:val="center"/>
           </w:tcPr>
           <w:p>
-            <w:pPr>
-              <w:jc w:val="center"/>
-            </w:pPr>
             <w:r>
               <w:rPr>
                 <w:b/>
@@ -2977,7 +2794,6 @@
               <w:rPr>
                 <w:sz w:val="18"/>
               </w:rPr>
-              <w:lastRenderedPageBreak/>
               <w:t>single_foreign_investor_cap</w:t>
             </w:r>
           </w:p>
@@ -3395,6 +3211,7 @@
               <w:rPr>
                 <w:sz w:val="18"/>
               </w:rPr>
+              <w:lastRenderedPageBreak/>
               <w:t>has_exception</w:t>
             </w:r>
           </w:p>
@@ -3483,7 +3300,7 @@
         <w:rPr>
           <w:lang w:eastAsia="zh-CN"/>
         </w:rPr>
-        <w:t>仅展示更细的法律信息拆分方式，不作为基准政策向量。基准分析使用表</w:t>
+        <w:t>仅用于展示更细的法律信息拆分，不作为基准政策向量。基准分析使用表</w:t>
       </w:r>
       <w:r>
         <w:rPr>
@@ -3495,38 +3312,14 @@
         <w:rPr>
           <w:lang w:eastAsia="zh-CN"/>
         </w:rPr>
-        <w:t>的六个字段，以避免在样本较小的情况下形成大量稀疏且高度相关的限制变量；若</w:t>
-      </w:r>
-      <w:r>
-        <w:rPr>
-          <w:lang w:eastAsia="zh-CN"/>
-        </w:rPr>
-        <w:t>LLM</w:t>
-      </w:r>
-      <w:r>
-        <w:rPr>
-          <w:lang w:eastAsia="zh-CN"/>
-        </w:rPr>
-        <w:t>在抽取阶段生成表</w:t>
-      </w:r>
-      <w:r>
-        <w:rPr>
-          <w:lang w:eastAsia="zh-CN"/>
-        </w:rPr>
-        <w:t>A2a</w:t>
-      </w:r>
-      <w:r>
-        <w:rPr>
-          <w:lang w:eastAsia="zh-CN"/>
-        </w:rPr>
-        <w:t>中的细字段，其原始结果保留在审计文件中，用于人工核验和必要的稳健性扩展。</w:t>
+        <w:t>的压缩字段，以减少小样本下的稀疏和共线性；更细字段仅保留在审计文件中，用于人工核验和稳健性扩展。</w:t>
       </w:r>
     </w:p>
     <w:p>
       <w:pPr>
         <w:pStyle w:val="a0"/>
         <w:spacing w:before="80" w:after="80" w:line="240" w:lineRule="auto"/>
-        <w:jc w:val="both"/>
+        <w:ind w:firstLineChars="200"/>
         <w:rPr>
           <w:lang w:eastAsia="zh-CN"/>
         </w:rPr>
@@ -3535,7 +3328,7 @@
         <w:rPr>
           <w:lang w:eastAsia="zh-CN"/>
         </w:rPr>
-        <w:t>股比字段遵循</w:t>
+        <w:t>股比变量仅在存在明确数值依据时量化。条文直接给出外资上限时按原值记录；若规定</w:t>
       </w:r>
       <w:r>
         <w:rPr>
@@ -3547,8 +3340,17 @@
         <w:rPr>
           <w:lang w:eastAsia="zh-CN"/>
         </w:rPr>
-        <w:t>有明确数值依据才量化</w:t>
-      </w:r>
+        <w:t>中方股比不低于</w:t>
+      </w:r>
+      <m:oMath>
+        <m:r>
+          <w:rPr>
+            <w:rFonts w:ascii="Cambria Math" w:hAnsi="Cambria Math"/>
+            <w:lang w:eastAsia="zh-CN"/>
+          </w:rPr>
+          <m:t>c</m:t>
+        </m:r>
+      </m:oMath>
       <w:r>
         <w:rPr>
           <w:lang w:eastAsia="zh-CN"/>
@@ -3559,7 +3361,22 @@
         <w:rPr>
           <w:lang w:eastAsia="zh-CN"/>
         </w:rPr>
-        <w:t>的原则。若条文直接规定外资股比上限，则按原值记录；若条文规定</w:t>
+        <w:t>且可机械换算，则外资上限记为</w:t>
+      </w:r>
+      <m:oMath>
+        <m:r>
+          <w:rPr>
+            <w:rFonts w:ascii="Cambria Math" w:hAnsi="Cambria Math"/>
+            <w:lang w:eastAsia="zh-CN"/>
+          </w:rPr>
+          <m:t>1-c</m:t>
+        </m:r>
+      </m:oMath>
+      <w:r>
+        <w:rPr>
+          <w:lang w:eastAsia="zh-CN"/>
+        </w:rPr>
+        <w:t>。</w:t>
       </w:r>
       <w:r>
         <w:rPr>
@@ -3571,42 +3388,6 @@
         <w:rPr>
           <w:lang w:eastAsia="zh-CN"/>
         </w:rPr>
-        <w:t>中方股比不低于</w:t>
-      </w:r>
-      <w:r>
-        <w:rPr>
-          <w:lang w:eastAsia="zh-CN"/>
-        </w:rPr>
-        <w:t>c”</w:t>
-      </w:r>
-      <w:r>
-        <w:rPr>
-          <w:lang w:eastAsia="zh-CN"/>
-        </w:rPr>
-        <w:t>，且不存在其他股权类别导致算术关系失效，可机械推出有效外资上限</w:t>
-      </w:r>
-      <w:r>
-        <w:rPr>
-          <w:lang w:eastAsia="zh-CN"/>
-        </w:rPr>
-        <w:t>1−c</w:t>
-      </w:r>
-      <w:r>
-        <w:rPr>
-          <w:lang w:eastAsia="zh-CN"/>
-        </w:rPr>
-        <w:t>。相反，</w:t>
-      </w:r>
-      <w:r>
-        <w:rPr>
-          <w:lang w:eastAsia="zh-CN"/>
-        </w:rPr>
-        <w:t>“</w:t>
-      </w:r>
-      <w:r>
-        <w:rPr>
-          <w:lang w:eastAsia="zh-CN"/>
-        </w:rPr>
         <w:t>中方控股</w:t>
       </w:r>
       <w:r>
@@ -3625,49 +3406,37 @@
         <w:rPr>
           <w:lang w:eastAsia="zh-CN"/>
         </w:rPr>
+        <w:t>”“</w:t>
+      </w:r>
+      <w:r>
+        <w:rPr>
+          <w:lang w:eastAsia="zh-CN"/>
+        </w:rPr>
+        <w:t>中方主导</w:t>
+      </w:r>
+      <w:r>
+        <w:rPr>
+          <w:lang w:eastAsia="zh-CN"/>
+        </w:rPr>
         <w:t>”</w:t>
       </w:r>
       <w:r>
         <w:rPr>
           <w:lang w:eastAsia="zh-CN"/>
         </w:rPr>
-        <w:t>或</w:t>
-      </w:r>
-      <w:r>
-        <w:rPr>
-          <w:lang w:eastAsia="zh-CN"/>
-        </w:rPr>
-        <w:t>“</w:t>
-      </w:r>
-      <w:r>
-        <w:rPr>
-          <w:lang w:eastAsia="zh-CN"/>
-        </w:rPr>
-        <w:t>中方主导</w:t>
-      </w:r>
-      <w:r>
-        <w:rPr>
-          <w:lang w:eastAsia="zh-CN"/>
-        </w:rPr>
-        <w:t>”</w:t>
-      </w:r>
-      <w:r>
-        <w:rPr>
-          <w:lang w:eastAsia="zh-CN"/>
-        </w:rPr>
-        <w:t>只编码为</w:t>
-      </w:r>
-      <w:r>
-        <w:rPr>
-          <w:lang w:eastAsia="zh-CN"/>
-        </w:rPr>
-        <w:t xml:space="preserve"> chinese_control=1</w:t>
-      </w:r>
-      <w:r>
-        <w:rPr>
-          <w:lang w:eastAsia="zh-CN"/>
-        </w:rPr>
-        <w:t>，不人为改写成</w:t>
+        <w:t>统一记为</w:t>
+      </w:r>
+      <w:r>
+        <w:rPr>
+          <w:lang w:eastAsia="zh-CN"/>
+        </w:rPr>
+        <w:t>chinese_control=1</w:t>
+      </w:r>
+      <w:r>
+        <w:rPr>
+          <w:lang w:eastAsia="zh-CN"/>
+        </w:rPr>
+        <w:t>，不人为转换为</w:t>
       </w:r>
       <w:r>
         <w:rPr>
@@ -3679,55 +3448,19 @@
         <w:rPr>
           <w:lang w:eastAsia="zh-CN"/>
         </w:rPr>
-        <w:t>或其他股比阈值。类似地，</w:t>
-      </w:r>
-      <w:r>
-        <w:rPr>
-          <w:lang w:eastAsia="zh-CN"/>
-        </w:rPr>
-        <w:t>“</w:t>
-      </w:r>
-      <w:r>
-        <w:rPr>
-          <w:lang w:eastAsia="zh-CN"/>
-        </w:rPr>
-        <w:t>一家外商及其关联企业投资比例不得超过</w:t>
-      </w:r>
-      <w:r>
-        <w:rPr>
-          <w:lang w:eastAsia="zh-CN"/>
-        </w:rPr>
-        <w:t>25%”</w:t>
-      </w:r>
-      <w:r>
-        <w:rPr>
-          <w:lang w:eastAsia="zh-CN"/>
-        </w:rPr>
-        <w:t>不是外资总股比上限，压缩版将其归入</w:t>
-      </w:r>
-      <w:r>
-        <w:rPr>
-          <w:lang w:eastAsia="zh-CN"/>
-        </w:rPr>
-        <w:t xml:space="preserve"> other_access_restriction</w:t>
-      </w:r>
-      <w:r>
-        <w:rPr>
-          <w:lang w:eastAsia="zh-CN"/>
-        </w:rPr>
-        <w:t>，而不误填</w:t>
-      </w:r>
-      <w:r>
-        <w:rPr>
-          <w:lang w:eastAsia="zh-CN"/>
-        </w:rPr>
-        <w:t xml:space="preserve"> foreign_equity_cap</w:t>
-      </w:r>
-      <w:r>
-        <w:rPr>
-          <w:lang w:eastAsia="zh-CN"/>
-        </w:rPr>
-        <w:t>。</w:t>
+        <w:t>等阈值；单一外商持股上限则归入</w:t>
+      </w:r>
+      <w:r>
+        <w:rPr>
+          <w:lang w:eastAsia="zh-CN"/>
+        </w:rPr>
+        <w:t>other_access_restriction</w:t>
+      </w:r>
+      <w:r>
+        <w:rPr>
+          <w:lang w:eastAsia="zh-CN"/>
+        </w:rPr>
+        <w:t>，不误填为外资总股比上限。</w:t>
       </w:r>
     </w:p>
     <w:bookmarkEnd w:id="2"/>
@@ -3771,7 +3504,7 @@
       <w:pPr>
         <w:pStyle w:val="FirstParagraph"/>
         <w:spacing w:line="240" w:lineRule="auto"/>
-        <w:jc w:val="both"/>
+        <w:ind w:firstLineChars="200"/>
         <w:rPr>
           <w:lang w:eastAsia="zh-CN"/>
         </w:rPr>
@@ -3780,7 +3513,7 @@
         <w:rPr>
           <w:lang w:eastAsia="zh-CN"/>
         </w:rPr>
-        <w:t>每个原子单元采用封闭式结构化输出。模型必须返回表</w:t>
+        <w:t>每个政策原子采用封闭式结构化输出。模型返回表</w:t>
       </w:r>
       <w:r>
         <w:rPr>
@@ -3792,31 +3525,31 @@
         <w:rPr>
           <w:lang w:eastAsia="zh-CN"/>
         </w:rPr>
-        <w:t>的基准字段以及支持判断的原文片段</w:t>
-      </w:r>
-      <w:r>
-        <w:rPr>
-          <w:lang w:eastAsia="zh-CN"/>
-        </w:rPr>
-        <w:t xml:space="preserve"> evidence_span</w:t>
-      </w:r>
-      <w:r>
-        <w:rPr>
-          <w:lang w:eastAsia="zh-CN"/>
-        </w:rPr>
-        <w:t>；原文未提供的信息返回</w:t>
-      </w:r>
-      <w:r>
-        <w:rPr>
-          <w:lang w:eastAsia="zh-CN"/>
-        </w:rPr>
-        <w:t xml:space="preserve"> unknown</w:t>
-      </w:r>
-      <w:r>
-        <w:rPr>
-          <w:lang w:eastAsia="zh-CN"/>
-        </w:rPr>
-        <w:t>，不得依赖常识补全。若同时抽取表</w:t>
+        <w:t>字段及原文证据</w:t>
+      </w:r>
+      <w:r>
+        <w:rPr>
+          <w:lang w:eastAsia="zh-CN"/>
+        </w:rPr>
+        <w:t>evidence_span</w:t>
+      </w:r>
+      <w:r>
+        <w:rPr>
+          <w:lang w:eastAsia="zh-CN"/>
+        </w:rPr>
+        <w:t>；原文未提供的信息记为</w:t>
+      </w:r>
+      <w:r>
+        <w:rPr>
+          <w:lang w:eastAsia="zh-CN"/>
+        </w:rPr>
+        <w:t>unknown</w:t>
+      </w:r>
+      <w:r>
+        <w:rPr>
+          <w:lang w:eastAsia="zh-CN"/>
+        </w:rPr>
+        <w:t>。表</w:t>
       </w:r>
       <w:r>
         <w:rPr>
@@ -3828,7 +3561,7 @@
         <w:rPr>
           <w:lang w:eastAsia="zh-CN"/>
         </w:rPr>
-        <w:t>的未压缩字段，其作用仅是辅助审计。模型自报置信度用于排序人工复核队列，不作为回归权重，也不替代人工确认。最终通过复核的</w:t>
+        <w:t>字段仅用于审计，模型置信度只用于安排人工复核。最终通过复核的</w:t>
       </w:r>
       <w:r>
         <w:rPr>
@@ -3852,14 +3585,14 @@
         <w:rPr>
           <w:lang w:eastAsia="zh-CN"/>
         </w:rPr>
-        <w:t>压缩字段合并进入政策原子主数据；原始模型输出、证据片段和未压缩字段另存于审计文件。</w:t>
+        <w:t>压缩字段合并进入政策原子主数据，原始模型输出和审计信息另存。</w:t>
       </w:r>
     </w:p>
     <w:p>
       <w:pPr>
         <w:pStyle w:val="a0"/>
         <w:spacing w:before="80" w:after="80" w:line="240" w:lineRule="auto"/>
-        <w:jc w:val="both"/>
+        <w:ind w:firstLineChars="200"/>
         <w:rPr>
           <w:lang w:eastAsia="zh-CN"/>
         </w:rPr>
@@ -3868,7 +3601,7 @@
         <w:rPr>
           <w:lang w:eastAsia="zh-CN"/>
         </w:rPr>
-        <w:t>抽取程序采用</w:t>
+        <w:t>抽取流程采用</w:t>
       </w:r>
       <w:r>
         <w:rPr>
@@ -3916,67 +3649,7 @@
         <w:rPr>
           <w:lang w:eastAsia="zh-CN"/>
         </w:rPr>
-        <w:t>三层审计。规则检查主要识别内部矛盾，例如</w:t>
-      </w:r>
-      <w:r>
-        <w:rPr>
-          <w:lang w:eastAsia="zh-CN"/>
-        </w:rPr>
-        <w:t xml:space="preserve"> access_status=prohibited </w:t>
-      </w:r>
-      <w:r>
-        <w:rPr>
-          <w:lang w:eastAsia="zh-CN"/>
-        </w:rPr>
-        <w:t>却同时报告</w:t>
-      </w:r>
-      <w:r>
-        <w:rPr>
-          <w:lang w:eastAsia="zh-CN"/>
-        </w:rPr>
-        <w:t>“</w:t>
-      </w:r>
-      <w:r>
-        <w:rPr>
-          <w:lang w:eastAsia="zh-CN"/>
-        </w:rPr>
-        <w:t>外资股比上限</w:t>
-      </w:r>
-      <w:r>
-        <w:rPr>
-          <w:lang w:eastAsia="zh-CN"/>
-        </w:rPr>
-        <w:t>100%”</w:t>
-      </w:r>
-      <w:r>
-        <w:rPr>
-          <w:lang w:eastAsia="zh-CN"/>
-        </w:rPr>
-        <w:t>，或政策明确要求中方控制而模型又判断</w:t>
-      </w:r>
-      <w:r>
-        <w:rPr>
-          <w:lang w:eastAsia="zh-CN"/>
-        </w:rPr>
-        <w:t>“</w:t>
-      </w:r>
-      <w:r>
-        <w:rPr>
-          <w:lang w:eastAsia="zh-CN"/>
-        </w:rPr>
-        <w:t>无控制权限制</w:t>
-      </w:r>
-      <w:r>
-        <w:rPr>
-          <w:lang w:eastAsia="zh-CN"/>
-        </w:rPr>
-        <w:t>”</w:t>
-      </w:r>
-      <w:r>
-        <w:rPr>
-          <w:lang w:eastAsia="zh-CN"/>
-        </w:rPr>
-        <w:t>。人工复核应优先覆盖三类样本：低置信度记录、跨模型或跨次调用结果不一致的记录，以及含有</w:t>
+        <w:t>。规则检查识别内部矛盾；人工复核优先覆盖低置信度、跨次结果不一致以及含</w:t>
       </w:r>
       <w:r>
         <w:rPr>
@@ -4054,135 +3727,48 @@
     <w:p>
       <w:pPr>
         <w:pStyle w:val="a0"/>
-        <w:jc w:val="both"/>
+        <w:ind w:firstLineChars="200"/>
         <w:rPr>
           <w:lang w:eastAsia="zh-CN"/>
         </w:rPr>
       </w:pPr>
       <w:r>
-        <w:rPr>
-          <w:lang w:eastAsia="zh-CN"/>
-        </w:rPr>
-        <w:t>正式全量运行之前，应随机抽取一组人工金标准样本，逐字段报告</w:t>
-      </w:r>
-      <w:r>
-        <w:rPr>
-          <w:lang w:eastAsia="zh-CN"/>
-        </w:rPr>
-        <w:t xml:space="preserve"> precision</w:t>
-      </w:r>
-      <w:r>
-        <w:rPr>
-          <w:lang w:eastAsia="zh-CN"/>
-        </w:rPr>
+        <w:t>正式运行前应建立人工金标准，逐字段报告</w:t>
+      </w:r>
+      <w:r>
+        <w:t>precision</w:t>
+      </w:r>
+      <w:r>
         <w:t>、</w:t>
       </w:r>
       <w:r>
-        <w:rPr>
-          <w:lang w:eastAsia="zh-CN"/>
-        </w:rPr>
-        <w:t xml:space="preserve">recall </w:t>
-      </w:r>
-      <w:r>
-        <w:rPr>
-          <w:lang w:eastAsia="zh-CN"/>
-        </w:rPr>
+        <w:t>recall</w:t>
+      </w:r>
+      <w:r>
         <w:t>和</w:t>
       </w:r>
       <w:r>
-        <w:rPr>
-          <w:lang w:eastAsia="zh-CN"/>
-        </w:rPr>
-        <w:t xml:space="preserve"> F1</w:t>
-      </w:r>
-      <w:r>
-        <w:rPr>
-          <w:lang w:eastAsia="zh-CN"/>
-        </w:rPr>
-        <w:t>，而不是仅报告</w:t>
-      </w:r>
-      <w:r>
-        <w:rPr>
-          <w:lang w:eastAsia="zh-CN"/>
-        </w:rPr>
-        <w:t>“</w:t>
-      </w:r>
-      <w:r>
-        <w:rPr>
-          <w:lang w:eastAsia="zh-CN"/>
-        </w:rPr>
-        <w:t>整体准确率</w:t>
-      </w:r>
-      <w:r>
-        <w:rPr>
-          <w:lang w:eastAsia="zh-CN"/>
-        </w:rPr>
-        <w:t>”</w:t>
-      </w:r>
-      <w:r>
-        <w:rPr>
-          <w:lang w:eastAsia="zh-CN"/>
-        </w:rPr>
-        <w:t>。原因在于不同字段的经济后果并不相同：漏判一个许可条件与漏判一个</w:t>
-      </w:r>
-      <w:r>
-        <w:rPr>
-          <w:lang w:eastAsia="zh-CN"/>
-        </w:rPr>
-        <w:t>“</w:t>
-      </w:r>
-      <w:r>
-        <w:rPr>
-          <w:lang w:eastAsia="zh-CN"/>
-        </w:rPr>
-        <w:t>禁止进入</w:t>
-      </w:r>
-      <w:r>
-        <w:rPr>
-          <w:lang w:eastAsia="zh-CN"/>
-        </w:rPr>
-        <w:t>”</w:t>
-      </w:r>
-      <w:r>
-        <w:rPr>
-          <w:lang w:eastAsia="zh-CN"/>
-        </w:rPr>
-        <w:t>对结构反事实的影响不可同日而语。</w:t>
-      </w:r>
-      <w:r>
-        <w:rPr>
-          <w:lang w:eastAsia="zh-CN"/>
-        </w:rPr>
+        <w:t>F1</w:t>
+      </w:r>
+      <w:r>
+        <w:t>。</w:t>
+      </w:r>
+      <w:r>
         <w:t>Eppinger and Ma</w:t>
       </w:r>
       <w:r>
-        <w:rPr>
-          <w:lang w:eastAsia="zh-CN"/>
-        </w:rPr>
         <w:t>（</w:t>
       </w:r>
       <w:r>
-        <w:rPr>
-          <w:lang w:eastAsia="zh-CN"/>
-        </w:rPr>
         <w:t>2023</w:t>
       </w:r>
       <w:r>
-        <w:rPr>
-          <w:lang w:eastAsia="zh-CN"/>
-        </w:rPr>
-        <w:t>）在产品层面匹配中同时依赖文本算法和大量人工核验；本文保留其窄口径匹配和人工审计原则，只把语义识别工具由词向量方法扩展为</w:t>
-      </w:r>
-      <w:r>
-        <w:rPr>
-          <w:lang w:eastAsia="zh-CN"/>
-        </w:rPr>
+        <w:t>）的文本匹配同样依赖人工核验；本文延续其窄口径匹配与人工审计原则，仅将语义识别工具扩展为</w:t>
+      </w:r>
+      <w:r>
         <w:t>LLM</w:t>
       </w:r>
       <w:r>
-        <w:rPr>
-          <w:lang w:eastAsia="zh-CN"/>
-        </w:rPr>
         <w:t>。</w:t>
       </w:r>
     </w:p>
@@ -4198,7 +3784,6 @@
           <w:rFonts w:ascii="Times New Roman" w:eastAsia="宋体" w:hAnsi="Times New Roman"/>
           <w:lang w:eastAsia="zh-CN"/>
         </w:rPr>
-        <w:lastRenderedPageBreak/>
         <w:t>A.2</w:t>
       </w:r>
       <w:r>
@@ -4262,6 +3847,7 @@
     <w:p>
       <w:pPr>
         <w:pStyle w:val="FirstParagraph"/>
+        <w:ind w:firstLineChars="200"/>
         <w:rPr>
           <w:lang w:eastAsia="zh-CN"/>
         </w:rPr>
@@ -4270,31 +3856,7 @@
         <w:rPr>
           <w:lang w:eastAsia="zh-CN"/>
         </w:rPr>
-        <w:t>《国民经济行业分类》采用门类、大类、中类和小类四级结构，其中四位代码为最细的小类。外资准入负面清单虽然按照国民经济行业分类的行业框架编制，但特别管理措施实际以具体经济活动表述，同一官方序号还可能同时包含若干活动及不同准入条件。因此，政策原子完成表</w:t>
-      </w:r>
-      <w:r>
-        <w:rPr>
-          <w:lang w:eastAsia="zh-CN"/>
-        </w:rPr>
-        <w:t>A1</w:t>
-      </w:r>
-      <w:r>
-        <w:rPr>
-          <w:lang w:eastAsia="zh-CN"/>
-        </w:rPr>
-        <w:t>和表</w:t>
-      </w:r>
-      <w:r>
-        <w:rPr>
-          <w:lang w:eastAsia="zh-CN"/>
-        </w:rPr>
-        <w:t>A2</w:t>
-      </w:r>
-      <w:r>
-        <w:rPr>
-          <w:lang w:eastAsia="zh-CN"/>
-        </w:rPr>
-        <w:t>的抽取后，首先与</w:t>
+        <w:t>《国民经济行业分类》分为门类、大类、中类和小类，四位代码为最细小类。负面清单虽按该行业框架编制，但特别管理措施针对具体经济活动，因此政策原子首先匹配到</w:t>
       </w:r>
       <w:r>
         <w:rPr>
@@ -4306,7 +3868,7 @@
         <w:rPr>
           <w:lang w:eastAsia="zh-CN"/>
         </w:rPr>
-        <w:t>四位小类进行匹配，而不直接进入</w:t>
+        <w:t>四位小类，而不是直接进入</w:t>
       </w:r>
       <w:r>
         <w:rPr>
@@ -4324,6 +3886,7 @@
     <w:p>
       <w:pPr>
         <w:pStyle w:val="a0"/>
+        <w:ind w:firstLineChars="200"/>
         <w:rPr>
           <w:lang w:eastAsia="zh-CN"/>
         </w:rPr>
@@ -4332,7 +3895,7 @@
         <w:rPr>
           <w:lang w:eastAsia="zh-CN"/>
         </w:rPr>
-        <w:t>该步骤是行业链条中主要需要语义判断的环节。</w:t>
+        <w:t>该环节是行业映射中主要需要语义判断的一步。</w:t>
       </w:r>
       <w:r>
         <w:rPr>
@@ -4344,13 +3907,13 @@
         <w:rPr>
           <w:lang w:eastAsia="zh-CN"/>
         </w:rPr>
-        <w:t>应结合</w:t>
-      </w:r>
-      <w:r>
-        <w:rPr>
-          <w:lang w:eastAsia="zh-CN"/>
-        </w:rPr>
-        <w:t xml:space="preserve"> activity_text</w:t>
+        <w:t>结合</w:t>
+      </w:r>
+      <w:r>
+        <w:rPr>
+          <w:lang w:eastAsia="zh-CN"/>
+        </w:rPr>
+        <w:t>activity_text</w:t>
       </w:r>
       <w:r>
         <w:rPr>
@@ -4374,13 +3937,13 @@
         <w:rPr>
           <w:lang w:eastAsia="zh-CN"/>
         </w:rPr>
-        <w:t xml:space="preserve">exception_text </w:t>
-      </w:r>
-      <w:r>
-        <w:rPr>
-          <w:lang w:eastAsia="zh-CN"/>
-        </w:rPr>
-        <w:t>以及</w:t>
+        <w:t>exception_text</w:t>
+      </w:r>
+      <w:r>
+        <w:rPr>
+          <w:lang w:eastAsia="zh-CN"/>
+        </w:rPr>
+        <w:t>及</w:t>
       </w:r>
       <w:r>
         <w:rPr>
@@ -4392,7 +3955,7 @@
         <w:rPr>
           <w:lang w:eastAsia="zh-CN"/>
         </w:rPr>
-        <w:t>的小类名称和解释性说明，给出</w:t>
+        <w:t>小类名称和说明，给出</w:t>
       </w:r>
       <w:r>
         <w:rPr>
@@ -4416,7 +3979,7 @@
         <w:rPr>
           <w:lang w:eastAsia="zh-CN"/>
         </w:rPr>
-        <w:t>的四位代码。一个政策原子可以对应一个或多个</w:t>
+        <w:t>的四位代码。一个政策原子可对应多个</w:t>
       </w:r>
       <w:r>
         <w:rPr>
@@ -4428,19 +3991,19 @@
         <w:rPr>
           <w:lang w:eastAsia="zh-CN"/>
         </w:rPr>
-        <w:t>四位小类，不强制一对一匹配；若政策只覆盖某一四位小类中的部分活动，则保留</w:t>
-      </w:r>
-      <w:r>
-        <w:rPr>
-          <w:lang w:eastAsia="zh-CN"/>
-        </w:rPr>
-        <w:t xml:space="preserve"> coverage_type=partial</w:t>
-      </w:r>
-      <w:r>
-        <w:rPr>
-          <w:lang w:eastAsia="zh-CN"/>
-        </w:rPr>
-        <w:t>，而不能把整个小类机械记为完全受限。每条关系同时保存候选代码、</w:t>
+        <w:t>四位小类；若只覆盖小类中的部分活动，则记</w:t>
+      </w:r>
+      <w:r>
+        <w:rPr>
+          <w:lang w:eastAsia="zh-CN"/>
+        </w:rPr>
+        <w:t>coverage_type=partial</w:t>
+      </w:r>
+      <w:r>
+        <w:rPr>
+          <w:lang w:eastAsia="zh-CN"/>
+        </w:rPr>
+        <w:t>。每条关系保存</w:t>
       </w:r>
       <w:r>
         <w:rPr>
@@ -4452,19 +4015,7 @@
         <w:rPr>
           <w:lang w:eastAsia="zh-CN"/>
         </w:rPr>
-        <w:t>（</w:t>
-      </w:r>
-      <w:r>
-        <w:rPr>
-          <w:lang w:eastAsia="zh-CN"/>
-        </w:rPr>
-        <w:t>exact/narrow/broad/ambiguous</w:t>
-      </w:r>
-      <w:r>
-        <w:rPr>
-          <w:lang w:eastAsia="zh-CN"/>
-        </w:rPr>
-        <w:t>）、</w:t>
+        <w:t>、</w:t>
       </w:r>
       <w:r>
         <w:rPr>
@@ -4476,19 +4027,7 @@
         <w:rPr>
           <w:lang w:eastAsia="zh-CN"/>
         </w:rPr>
-        <w:t>（</w:t>
-      </w:r>
-      <w:r>
-        <w:rPr>
-          <w:lang w:eastAsia="zh-CN"/>
-        </w:rPr>
-        <w:t>full/partial/ambiguous</w:t>
-      </w:r>
-      <w:r>
-        <w:rPr>
-          <w:lang w:eastAsia="zh-CN"/>
-        </w:rPr>
-        <w:t>）、证据片段和人工复核状态。除非存在可核验的更细产值、就业或企业数据，不由</w:t>
+        <w:t>、证据与人工复核状态；缺乏可核验细分权重时，不由</w:t>
       </w:r>
       <w:r>
         <w:rPr>
@@ -4500,19 +4039,7 @@
         <w:rPr>
           <w:lang w:eastAsia="zh-CN"/>
         </w:rPr>
-        <w:t>主观给</w:t>
-      </w:r>
-      <w:r>
-        <w:rPr>
-          <w:lang w:eastAsia="zh-CN"/>
-        </w:rPr>
-        <w:t xml:space="preserve"> partial </w:t>
-      </w:r>
-      <w:r>
-        <w:rPr>
-          <w:lang w:eastAsia="zh-CN"/>
-        </w:rPr>
-        <w:t>记录指定</w:t>
+        <w:t>主观指定</w:t>
       </w:r>
       <w:r>
         <w:rPr>
@@ -4530,6 +4057,7 @@
     <w:p>
       <w:pPr>
         <w:pStyle w:val="a0"/>
+        <w:ind w:firstLineChars="200"/>
         <w:rPr>
           <w:lang w:eastAsia="zh-CN"/>
         </w:rPr>
@@ -4562,7 +4090,7 @@
         <w:rPr>
           <w:lang w:eastAsia="zh-CN"/>
         </w:rPr>
-        <w:t>项同时包含公共航空运输公司和不同类型的通用航空公司，且股权、组织形式和治理要求并不相同。首先应按最小可执行政策单元拆分，再分别匹配</w:t>
+        <w:t>项同时涉及公共航空运输和多类通用航空公司，且限制条件不同，应先拆成最小政策原子，再分别匹配</w:t>
       </w:r>
       <w:r>
         <w:rPr>
@@ -4574,31 +4102,7 @@
         <w:rPr>
           <w:lang w:eastAsia="zh-CN"/>
         </w:rPr>
-        <w:t>四位小类；不能仅凭其位于</w:t>
-      </w:r>
-      <w:r>
-        <w:rPr>
-          <w:lang w:eastAsia="zh-CN"/>
-        </w:rPr>
-        <w:t>“</w:t>
-      </w:r>
-      <w:r>
-        <w:rPr>
-          <w:lang w:eastAsia="zh-CN"/>
-        </w:rPr>
-        <w:t>交通运输、仓储和邮政业</w:t>
-      </w:r>
-      <w:r>
-        <w:rPr>
-          <w:lang w:eastAsia="zh-CN"/>
-        </w:rPr>
-        <w:t>”</w:t>
-      </w:r>
-      <w:r>
-        <w:rPr>
-          <w:lang w:eastAsia="zh-CN"/>
-        </w:rPr>
-        <w:t>标题下，就把整项措施直接赋给一个</w:t>
+        <w:t>四位小类，不能直接把整项措施赋给</w:t>
       </w:r>
       <w:r>
         <w:rPr>
@@ -4621,6 +4125,7 @@
         <w:rPr>
           <w:rFonts w:ascii="Times New Roman" w:eastAsia="宋体" w:hAnsi="Times New Roman"/>
         </w:rPr>
+        <w:lastRenderedPageBreak/>
         <w:t>A.2.2</w:t>
       </w:r>
       <w:r>
@@ -4657,6 +4162,7 @@
     <w:p>
       <w:pPr>
         <w:pStyle w:val="FirstParagraph"/>
+        <w:ind w:firstLineChars="200"/>
         <w:rPr>
           <w:lang w:eastAsia="zh-CN"/>
         </w:rPr>
@@ -4671,55 +4177,31 @@
         <w:t>ISIC Rev.4</w:t>
       </w:r>
       <w:r>
-        <w:t>编制，与</w:t>
+        <w:t>编制，但二者非等效。得到</w:t>
+      </w:r>
+      <w:r>
+        <w:t>GB</w:t>
+      </w:r>
+      <w:r>
+        <w:t>四位小类后，依据《国民经济行业分类》附录中的</w:t>
+      </w:r>
+      <w:r>
+        <w:t>GB—ISIC</w:t>
+      </w:r>
+      <w:r>
+        <w:t>对照关系映射到</w:t>
       </w:r>
       <w:r>
         <w:t>ISIC Rev.4</w:t>
       </w:r>
       <w:r>
-        <w:t>的一致性程度为非等效。</w:t>
-      </w:r>
-      <w:r>
-        <w:rPr>
-          <w:lang w:eastAsia="zh-CN"/>
-        </w:rPr>
-        <w:t>因此，得到</w:t>
-      </w:r>
-      <w:r>
-        <w:rPr>
-          <w:lang w:eastAsia="zh-CN"/>
-        </w:rPr>
-        <w:t>GB</w:t>
-      </w:r>
-      <w:r>
-        <w:rPr>
-          <w:lang w:eastAsia="zh-CN"/>
-        </w:rPr>
-        <w:t>四位小类后，第二步使用《国民经济行业分类》附录中的</w:t>
-      </w:r>
-      <w:r>
-        <w:rPr>
-          <w:lang w:eastAsia="zh-CN"/>
-        </w:rPr>
-        <w:t>GB—ISIC</w:t>
-      </w:r>
-      <w:r>
-        <w:rPr>
-          <w:lang w:eastAsia="zh-CN"/>
-        </w:rPr>
-        <w:t>对照关系，将其映射到</w:t>
-      </w:r>
-      <w:r>
-        <w:rPr>
-          <w:lang w:eastAsia="zh-CN"/>
-        </w:rPr>
-        <w:t>ISIC Rev.4</w:t>
-      </w:r>
-      <w:r>
-        <w:rPr>
-          <w:lang w:eastAsia="zh-CN"/>
-        </w:rPr>
-        <w:t>四位组。该步骤原则上采用官方或可复核的</w:t>
+        <w:t>四位组。</w:t>
+      </w:r>
+      <w:r>
+        <w:rPr>
+          <w:lang w:eastAsia="zh-CN"/>
+        </w:rPr>
+        <w:t>该步骤原则上采用官方或可复核的</w:t>
       </w:r>
       <w:r>
         <w:rPr>
@@ -4731,24 +4213,13 @@
         <w:rPr>
           <w:lang w:eastAsia="zh-CN"/>
         </w:rPr>
-        <w:t>机械转换，不再次让</w:t>
-      </w:r>
-      <w:r>
-        <w:rPr>
-          <w:lang w:eastAsia="zh-CN"/>
-        </w:rPr>
-        <w:t>LLM</w:t>
-      </w:r>
-      <w:r>
-        <w:rPr>
-          <w:lang w:eastAsia="zh-CN"/>
-        </w:rPr>
-        <w:t>自由选择行业。</w:t>
+        <w:t>机械转换。</w:t>
       </w:r>
     </w:p>
     <w:p>
       <w:pPr>
         <w:pStyle w:val="a0"/>
+        <w:ind w:firstLineChars="200"/>
         <w:rPr>
           <w:lang w:eastAsia="zh-CN"/>
         </w:rPr>
@@ -4757,7 +4228,31 @@
         <w:rPr>
           <w:lang w:eastAsia="zh-CN"/>
         </w:rPr>
-        <w:t>若官方对照为一对一，直接记录对应的</w:t>
+        <w:t>一对一关系直接转换；一对多关系保留全部候选，并仅在政策上下文足以裁决时使用</w:t>
+      </w:r>
+      <w:r>
+        <w:rPr>
+          <w:lang w:eastAsia="zh-CN"/>
+        </w:rPr>
+        <w:t>LLM</w:t>
+      </w:r>
+      <w:r>
+        <w:rPr>
+          <w:lang w:eastAsia="zh-CN"/>
+        </w:rPr>
+        <w:t>进一步缩窄。无法可靠裁决的记录保留</w:t>
+      </w:r>
+      <w:r>
+        <w:rPr>
+          <w:lang w:eastAsia="zh-CN"/>
+        </w:rPr>
+        <w:t>ambiguous</w:t>
+      </w:r>
+      <w:r>
+        <w:rPr>
+          <w:lang w:eastAsia="zh-CN"/>
+        </w:rPr>
+        <w:t>。</w:t>
       </w:r>
       <w:r>
         <w:rPr>
@@ -4769,43 +4264,7 @@
         <w:rPr>
           <w:lang w:eastAsia="zh-CN"/>
         </w:rPr>
-        <w:t>四位组；若为一对多，则保留全部候选关系，并利用负面清单活动文本判断是否能够在候选组之间进一步缩窄。只有必须依赖政策上下文才能裁决时才使用</w:t>
-      </w:r>
-      <w:r>
-        <w:rPr>
-          <w:lang w:eastAsia="zh-CN"/>
-        </w:rPr>
-        <w:t>LLM</w:t>
-      </w:r>
-      <w:r>
-        <w:rPr>
-          <w:lang w:eastAsia="zh-CN"/>
-        </w:rPr>
-        <w:t>；无法可靠裁决的记录保留</w:t>
-      </w:r>
-      <w:r>
-        <w:rPr>
-          <w:lang w:eastAsia="zh-CN"/>
-        </w:rPr>
-        <w:t xml:space="preserve"> ambiguous </w:t>
-      </w:r>
-      <w:r>
-        <w:rPr>
-          <w:lang w:eastAsia="zh-CN"/>
-        </w:rPr>
-        <w:t>标记，不为了形成唯一代码而任意择一。由四位</w:t>
-      </w:r>
-      <w:r>
-        <w:rPr>
-          <w:lang w:eastAsia="zh-CN"/>
-        </w:rPr>
-        <w:t>ISIC</w:t>
-      </w:r>
-      <w:r>
-        <w:rPr>
-          <w:lang w:eastAsia="zh-CN"/>
-        </w:rPr>
-        <w:t>代码可以机械得到其所属两位类（</w:t>
+        <w:t>四位代码随后可机械归入其两位类（</w:t>
       </w:r>
       <w:r>
         <w:rPr>
@@ -4817,208 +4276,7 @@
         <w:rPr>
           <w:lang w:eastAsia="zh-CN"/>
         </w:rPr>
-        <w:t>），随后再进入聚合。完整链条写为：</w:t>
-      </w:r>
-    </w:p>
-    <w:p>
-      <w:pPr>
-        <w:pStyle w:val="a0"/>
-        <w:ind w:firstLine="0"/>
-        <w:jc w:val="center"/>
-      </w:pPr>
-      <w:r>
-        <w:t>负面清单政策原子</w:t>
-      </w:r>
-      <w:r>
-        <w:t xml:space="preserve"> g  →  GB/T 4754</w:t>
-      </w:r>
-      <w:r>
-        <w:t>四位小类</w:t>
-      </w:r>
-      <w:r>
-        <w:t xml:space="preserve">  →  ISIC Rev.4</w:t>
-      </w:r>
-      <w:r>
-        <w:t>四位组</w:t>
-      </w:r>
-      <w:r>
-        <w:t xml:space="preserve"> h  →  ISIC Rev.4</w:t>
-      </w:r>
-      <w:r>
-        <w:t>两位类</w:t>
-      </w:r>
-      <w:r>
-        <w:t xml:space="preserve"> d  →  OECD-AMNE</w:t>
-      </w:r>
-      <w:r>
-        <w:t>行业</w:t>
-      </w:r>
-      <w:r>
-        <w:t xml:space="preserve"> j    </w:t>
-      </w:r>
-      <w:r>
-        <w:t>（</w:t>
-      </w:r>
-      <w:r>
-        <w:t>A2</w:t>
-      </w:r>
-      <w:r>
-        <w:t>）</w:t>
-      </w:r>
-    </w:p>
-    <w:p>
-      <w:pPr>
-        <w:pStyle w:val="3"/>
-      </w:pPr>
-      <w:r>
-        <w:rPr>
-          <w:rFonts w:ascii="Times New Roman" w:eastAsia="宋体" w:hAnsi="Times New Roman"/>
-        </w:rPr>
-        <w:t>A.2.3</w:t>
-      </w:r>
-      <w:r>
-        <w:rPr>
-          <w:rFonts w:ascii="Times New Roman" w:eastAsia="宋体" w:hAnsi="Times New Roman"/>
-        </w:rPr>
-        <w:t xml:space="preserve">　</w:t>
-      </w:r>
-      <w:r>
-        <w:rPr>
-          <w:rFonts w:ascii="Times New Roman" w:eastAsia="宋体" w:hAnsi="Times New Roman"/>
-        </w:rPr>
-        <w:t>ISIC Rev.4</w:t>
-      </w:r>
-      <w:r>
-        <w:rPr>
-          <w:rFonts w:ascii="Times New Roman" w:eastAsia="宋体" w:hAnsi="Times New Roman"/>
-        </w:rPr>
-        <w:t>四位组到两位类的固定权重聚合</w:t>
-      </w:r>
-    </w:p>
-    <w:p>
-      <w:pPr>
-        <w:pStyle w:val="FirstParagraph"/>
-        <w:rPr>
-          <w:lang w:eastAsia="zh-CN"/>
-        </w:rPr>
-      </w:pPr>
-      <w:r>
-        <w:t>完成跨分类映射后，政策变量先停留在</w:t>
-      </w:r>
-      <w:r>
-        <w:t>ISIC Rev.4</w:t>
-      </w:r>
-      <w:r>
-        <w:t>四位组层面。以</w:t>
-      </w:r>
-      <w:r>
-        <w:t xml:space="preserve"> h </w:t>
-      </w:r>
-      <w:r>
-        <w:t>表示</w:t>
-      </w:r>
-      <w:r>
-        <w:t>ISIC</w:t>
-      </w:r>
-      <w:r>
-        <w:t>四位组、</w:t>
-      </w:r>
-      <w:r>
-        <w:t xml:space="preserve">d </w:t>
-      </w:r>
-      <w:r>
-        <w:t>表示其所属两位类、</w:t>
-      </w:r>
-      <w:r>
-        <w:t xml:space="preserve">k </w:t>
-      </w:r>
-      <w:r>
-        <w:t>表示有限准入限制类型，并令</w:t>
-      </w:r>
-      <w:r>
-        <w:t xml:space="preserve"> z_ht^k </w:t>
-      </w:r>
-      <w:r>
-        <w:t>表示四位组</w:t>
-      </w:r>
-      <w:r>
-        <w:t xml:space="preserve"> h </w:t>
-      </w:r>
-      <w:r>
-        <w:t>在年份</w:t>
-      </w:r>
-      <w:r>
-        <w:t xml:space="preserve"> t </w:t>
-      </w:r>
-      <w:r>
-        <w:t>的第</w:t>
-      </w:r>
-      <w:r>
-        <w:t xml:space="preserve"> k </w:t>
-      </w:r>
-      <w:r>
-        <w:t>类限制。</w:t>
-      </w:r>
-      <w:r>
-        <w:rPr>
-          <w:lang w:eastAsia="zh-CN"/>
-        </w:rPr>
-        <w:t>基准聚合必须以完整的</w:t>
-      </w:r>
-      <w:r>
-        <w:rPr>
-          <w:lang w:eastAsia="zh-CN"/>
-        </w:rPr>
-        <w:t>ISIC</w:t>
-      </w:r>
-      <w:r>
-        <w:rPr>
-          <w:lang w:eastAsia="zh-CN"/>
-        </w:rPr>
-        <w:t>四位行业集合为分母：对于未被任</w:t>
-      </w:r>
-      <w:r>
-        <w:rPr>
-          <w:lang w:eastAsia="zh-CN"/>
-        </w:rPr>
-        <w:lastRenderedPageBreak/>
-        <w:t>何负面清单原子命中的四位组，其相应限制记为</w:t>
-      </w:r>
-      <w:r>
-        <w:rPr>
-          <w:lang w:eastAsia="zh-CN"/>
-        </w:rPr>
-        <w:t>0</w:t>
-      </w:r>
-      <w:r>
-        <w:rPr>
-          <w:lang w:eastAsia="zh-CN"/>
-        </w:rPr>
-        <w:t>，而不是只在</w:t>
-      </w:r>
-      <w:r>
-        <w:rPr>
-          <w:lang w:eastAsia="zh-CN"/>
-        </w:rPr>
-        <w:t>“</w:t>
-      </w:r>
-      <w:r>
-        <w:rPr>
-          <w:lang w:eastAsia="zh-CN"/>
-        </w:rPr>
-        <w:t>出现在负面清单中的行业</w:t>
-      </w:r>
-      <w:r>
-        <w:rPr>
-          <w:lang w:eastAsia="zh-CN"/>
-        </w:rPr>
-        <w:t>”</w:t>
-      </w:r>
-      <w:r>
-        <w:rPr>
-          <w:lang w:eastAsia="zh-CN"/>
-        </w:rPr>
-        <w:t>之间重新标准化权重。否则，一个只限制少量细行业的政策会被错误放大为整个两位类均受限制。</w:t>
+        <w:t>）。完整链条为：</w:t>
       </w:r>
     </w:p>
     <w:p>
@@ -5026,6 +4284,344 @@
         <w:pStyle w:val="a0"/>
       </w:pPr>
       <w:r>
+        <w:t>负面清单政策原子</w:t>
+      </w:r>
+      <w:r>
+        <w:t xml:space="preserve"> </w:t>
+      </w:r>
+      <m:oMath>
+        <m:r>
+          <w:rPr>
+            <w:rFonts w:ascii="Cambria Math" w:hAnsi="Cambria Math"/>
+            <w:lang w:eastAsia="zh-CN"/>
+          </w:rPr>
+          <m:t>g</m:t>
+        </m:r>
+      </m:oMath>
+      <w:r>
+        <w:t xml:space="preserve">  →  GB/T 4754</w:t>
+      </w:r>
+      <w:r>
+        <w:t>四位小类</w:t>
+      </w:r>
+      <w:r>
+        <w:t xml:space="preserve">  →  ISIC Rev.4</w:t>
+      </w:r>
+      <w:r>
+        <w:t>四位组</w:t>
+      </w:r>
+      <w:r>
+        <w:t xml:space="preserve"> </w:t>
+      </w:r>
+      <m:oMath>
+        <m:r>
+          <w:rPr>
+            <w:rFonts w:ascii="Cambria Math" w:hAnsi="Cambria Math"/>
+            <w:lang w:eastAsia="zh-CN"/>
+          </w:rPr>
+          <m:t>h</m:t>
+        </m:r>
+      </m:oMath>
+      <w:r>
+        <w:t xml:space="preserve">  →  ISIC Rev.4</w:t>
+      </w:r>
+      <w:r>
+        <w:t>两位类</w:t>
+      </w:r>
+      <w:r>
+        <w:t xml:space="preserve"> </w:t>
+      </w:r>
+      <m:oMath>
+        <m:r>
+          <w:rPr>
+            <w:rFonts w:ascii="Cambria Math" w:hAnsi="Cambria Math"/>
+            <w:lang w:eastAsia="zh-CN"/>
+          </w:rPr>
+          <m:t>d</m:t>
+        </m:r>
+      </m:oMath>
+      <w:r>
+        <w:t xml:space="preserve">  →  OECD-AMNE</w:t>
+      </w:r>
+      <w:r>
+        <w:t>行业</w:t>
+      </w:r>
+      <w:r>
+        <w:t xml:space="preserve"> </w:t>
+      </w:r>
+      <m:oMath>
+        <m:r>
+          <w:rPr>
+            <w:rFonts w:ascii="Cambria Math" w:hAnsi="Cambria Math"/>
+            <w:lang w:eastAsia="zh-CN"/>
+          </w:rPr>
+          <m:t>j</m:t>
+        </m:r>
+      </m:oMath>
+      <w:r>
+        <w:t xml:space="preserve">    </w:t>
+      </w:r>
+      <w:r>
+        <w:t>（</w:t>
+      </w:r>
+      <w:r>
+        <w:t>A2</w:t>
+      </w:r>
+      <w:r>
+        <w:t>）</w:t>
+      </w:r>
+    </w:p>
+    <w:p>
+      <w:pPr>
+        <w:pStyle w:val="3"/>
+        <w:rPr>
+          <w:lang w:eastAsia="zh-CN"/>
+        </w:rPr>
+      </w:pPr>
+      <w:r>
+        <w:rPr>
+          <w:rFonts w:ascii="Times New Roman" w:eastAsia="宋体" w:hAnsi="Times New Roman"/>
+          <w:lang w:eastAsia="zh-CN"/>
+        </w:rPr>
+        <w:t>A.2.3</w:t>
+      </w:r>
+      <w:r>
+        <w:rPr>
+          <w:rFonts w:ascii="Times New Roman" w:eastAsia="宋体" w:hAnsi="Times New Roman"/>
+          <w:lang w:eastAsia="zh-CN"/>
+        </w:rPr>
+        <w:t xml:space="preserve">　</w:t>
+      </w:r>
+      <w:r>
+        <w:rPr>
+          <w:rFonts w:ascii="Times New Roman" w:eastAsia="宋体" w:hAnsi="Times New Roman"/>
+          <w:lang w:eastAsia="zh-CN"/>
+        </w:rPr>
+        <w:t>ISIC Rev.4</w:t>
+      </w:r>
+      <w:r>
+        <w:rPr>
+          <w:rFonts w:ascii="Times New Roman" w:eastAsia="宋体" w:hAnsi="Times New Roman"/>
+          <w:lang w:eastAsia="zh-CN"/>
+        </w:rPr>
+        <w:t>四位组到两位类的固定权重聚合</w:t>
+      </w:r>
+    </w:p>
+    <w:p>
+      <w:pPr>
+        <w:pStyle w:val="FirstParagraph"/>
+        <w:ind w:firstLineChars="200"/>
+        <w:rPr>
+          <w:lang w:eastAsia="zh-CN"/>
+        </w:rPr>
+      </w:pPr>
+      <w:r>
+        <w:rPr>
+          <w:lang w:eastAsia="zh-CN"/>
+        </w:rPr>
+        <w:t>完成</w:t>
+      </w:r>
+      <w:r>
+        <w:rPr>
+          <w:lang w:eastAsia="zh-CN"/>
+        </w:rPr>
+        <w:t>GB—ISIC</w:t>
+      </w:r>
+      <w:r>
+        <w:rPr>
+          <w:lang w:eastAsia="zh-CN"/>
+        </w:rPr>
+        <w:t>转换后，政策变量停留在</w:t>
+      </w:r>
+      <w:r>
+        <w:rPr>
+          <w:lang w:eastAsia="zh-CN"/>
+        </w:rPr>
+        <w:t>ISIC</w:t>
+      </w:r>
+      <w:r>
+        <w:rPr>
+          <w:lang w:eastAsia="zh-CN"/>
+        </w:rPr>
+        <w:t>四位组层面。设</w:t>
+      </w:r>
+      <m:oMath>
+        <m:r>
+          <w:rPr>
+            <w:rFonts w:ascii="Cambria Math" w:hAnsi="Cambria Math"/>
+            <w:lang w:eastAsia="zh-CN"/>
+          </w:rPr>
+          <m:t>h</m:t>
+        </m:r>
+      </m:oMath>
+      <w:r>
+        <w:rPr>
+          <w:lang w:eastAsia="zh-CN"/>
+        </w:rPr>
+        <w:t>为</w:t>
+      </w:r>
+      <w:r>
+        <w:rPr>
+          <w:lang w:eastAsia="zh-CN"/>
+        </w:rPr>
+        <w:t>ISIC</w:t>
+      </w:r>
+      <w:r>
+        <w:rPr>
+          <w:lang w:eastAsia="zh-CN"/>
+        </w:rPr>
+        <w:t>四位组、</w:t>
+      </w:r>
+      <m:oMath>
+        <m:r>
+          <w:rPr>
+            <w:rFonts w:ascii="Cambria Math" w:hAnsi="Cambria Math"/>
+            <w:lang w:eastAsia="zh-CN"/>
+          </w:rPr>
+          <m:t>d</m:t>
+        </m:r>
+      </m:oMath>
+      <w:r>
+        <w:rPr>
+          <w:lang w:eastAsia="zh-CN"/>
+        </w:rPr>
+        <w:t>为两位类、</w:t>
+      </w:r>
+      <m:oMath>
+        <m:r>
+          <w:rPr>
+            <w:rFonts w:ascii="Cambria Math" w:hAnsi="Cambria Math"/>
+            <w:lang w:eastAsia="zh-CN"/>
+          </w:rPr>
+          <m:t>k</m:t>
+        </m:r>
+      </m:oMath>
+      <w:r>
+        <w:rPr>
+          <w:lang w:eastAsia="zh-CN"/>
+        </w:rPr>
+        <w:t>为有限限制类型，</w:t>
+      </w:r>
+      <m:oMath>
+        <m:sSubSup>
+          <m:sSubSupPr>
+            <m:ctrlPr>
+              <w:rPr>
+                <w:rFonts w:ascii="Cambria Math" w:hAnsi="Cambria Math"/>
+              </w:rPr>
+            </m:ctrlPr>
+          </m:sSubSupPr>
+          <m:e>
+            <m:r>
+              <w:rPr>
+                <w:rFonts w:ascii="Cambria Math" w:hAnsi="Cambria Math"/>
+                <w:lang w:eastAsia="zh-CN"/>
+              </w:rPr>
+              <m:t>z</m:t>
+            </m:r>
+          </m:e>
+          <m:sub>
+            <m:r>
+              <w:rPr>
+                <w:rFonts w:ascii="Cambria Math" w:hAnsi="Cambria Math"/>
+                <w:lang w:eastAsia="zh-CN"/>
+              </w:rPr>
+              <m:t>ht</m:t>
+            </m:r>
+          </m:sub>
+          <m:sup>
+            <m:r>
+              <w:rPr>
+                <w:rFonts w:ascii="Cambria Math" w:hAnsi="Cambria Math"/>
+                <w:lang w:eastAsia="zh-CN"/>
+              </w:rPr>
+              <m:t>k</m:t>
+            </m:r>
+          </m:sup>
+        </m:sSubSup>
+      </m:oMath>
+      <w:r>
+        <w:rPr>
+          <w:lang w:eastAsia="zh-CN"/>
+        </w:rPr>
+        <w:t>为四位组</w:t>
+      </w:r>
+      <m:oMath>
+        <m:r>
+          <w:rPr>
+            <w:rFonts w:ascii="Cambria Math" w:hAnsi="Cambria Math"/>
+            <w:lang w:eastAsia="zh-CN"/>
+          </w:rPr>
+          <m:t>h</m:t>
+        </m:r>
+      </m:oMath>
+      <w:r>
+        <w:rPr>
+          <w:lang w:eastAsia="zh-CN"/>
+        </w:rPr>
+        <w:t>在年份</w:t>
+      </w:r>
+      <m:oMath>
+        <m:r>
+          <w:rPr>
+            <w:rFonts w:ascii="Cambria Math" w:hAnsi="Cambria Math"/>
+            <w:lang w:eastAsia="zh-CN"/>
+          </w:rPr>
+          <m:t>t</m:t>
+        </m:r>
+      </m:oMath>
+      <w:r>
+        <w:rPr>
+          <w:lang w:eastAsia="zh-CN"/>
+        </w:rPr>
+        <w:t>的第</w:t>
+      </w:r>
+      <m:oMath>
+        <m:r>
+          <w:rPr>
+            <w:rFonts w:ascii="Cambria Math" w:hAnsi="Cambria Math"/>
+            <w:lang w:eastAsia="zh-CN"/>
+          </w:rPr>
+          <m:t>k</m:t>
+        </m:r>
+      </m:oMath>
+      <w:r>
+        <w:rPr>
+          <w:lang w:eastAsia="zh-CN"/>
+        </w:rPr>
+        <w:t>类限制。聚合分母必须包含两位类下全部</w:t>
+      </w:r>
+      <w:r>
+        <w:rPr>
+          <w:lang w:eastAsia="zh-CN"/>
+        </w:rPr>
+        <w:t>ISIC</w:t>
+      </w:r>
+      <w:r>
+        <w:rPr>
+          <w:lang w:eastAsia="zh-CN"/>
+        </w:rPr>
+        <w:t>四位组；未被负面清单命中的四位组记为</w:t>
+      </w:r>
+      <w:r>
+        <w:rPr>
+          <w:lang w:eastAsia="zh-CN"/>
+        </w:rPr>
+        <w:t>0</w:t>
+      </w:r>
+      <w:r>
+        <w:rPr>
+          <w:lang w:eastAsia="zh-CN"/>
+        </w:rPr>
+        <w:t>，避免把少量细行业限制放大为整个两位类的限制。</w:t>
+      </w:r>
+    </w:p>
+    <w:p>
+      <w:pPr>
+        <w:pStyle w:val="a0"/>
+        <w:ind w:firstLineChars="200"/>
+      </w:pPr>
+      <w:r>
         <w:rPr>
           <w:lang w:eastAsia="zh-CN"/>
         </w:rPr>
@@ -5035,7 +4631,42 @@
         <w:rPr>
           <w:lang w:eastAsia="zh-CN"/>
         </w:rPr>
-        <w:t xml:space="preserve"> H_d </w:t>
+        <w:t xml:space="preserve"> </w:t>
+      </w:r>
+      <m:oMath>
+        <m:sSub>
+          <m:sSubPr>
+            <m:ctrlPr>
+              <w:rPr>
+                <w:rFonts w:ascii="Cambria Math" w:hAnsi="Cambria Math"/>
+              </w:rPr>
+            </m:ctrlPr>
+          </m:sSubPr>
+          <m:e>
+            <m:r>
+              <w:rPr>
+                <w:rFonts w:ascii="Cambria Math" w:hAnsi="Cambria Math"/>
+                <w:lang w:eastAsia="zh-CN"/>
+              </w:rPr>
+              <m:t>H</m:t>
+            </m:r>
+          </m:e>
+          <m:sub>
+            <m:r>
+              <w:rPr>
+                <w:rFonts w:ascii="Cambria Math" w:hAnsi="Cambria Math"/>
+                <w:lang w:eastAsia="zh-CN"/>
+              </w:rPr>
+              <m:t>d</m:t>
+            </m:r>
+          </m:sub>
+        </m:sSub>
+      </m:oMath>
+      <w:r>
+        <w:rPr>
+          <w:lang w:eastAsia="zh-CN"/>
+        </w:rPr>
+        <w:t xml:space="preserve"> </w:t>
       </w:r>
       <w:r>
         <w:rPr>
@@ -5047,7 +4678,22 @@
         <w:rPr>
           <w:lang w:eastAsia="zh-CN"/>
         </w:rPr>
-        <w:t xml:space="preserve"> d </w:t>
+        <w:t xml:space="preserve"> </w:t>
+      </w:r>
+      <m:oMath>
+        <m:r>
+          <w:rPr>
+            <w:rFonts w:ascii="Cambria Math" w:hAnsi="Cambria Math"/>
+            <w:lang w:eastAsia="zh-CN"/>
+          </w:rPr>
+          <m:t>d</m:t>
+        </m:r>
+      </m:oMath>
+      <w:r>
+        <w:rPr>
+          <w:lang w:eastAsia="zh-CN"/>
+        </w:rPr>
+        <w:t xml:space="preserve"> </w:t>
       </w:r>
       <w:r>
         <w:rPr>
@@ -5067,11 +4713,40 @@
         </w:rPr>
         <w:t>四位组的集合，</w:t>
       </w:r>
-      <w:r>
-        <w:rPr>
-          <w:lang w:eastAsia="zh-CN"/>
-        </w:rPr>
-        <w:t xml:space="preserve">Y_h0 </w:t>
+      <m:oMath>
+        <m:sSub>
+          <m:sSubPr>
+            <m:ctrlPr>
+              <w:rPr>
+                <w:rFonts w:ascii="Cambria Math" w:hAnsi="Cambria Math"/>
+              </w:rPr>
+            </m:ctrlPr>
+          </m:sSubPr>
+          <m:e>
+            <m:r>
+              <w:rPr>
+                <w:rFonts w:ascii="Cambria Math" w:hAnsi="Cambria Math"/>
+                <w:lang w:eastAsia="zh-CN"/>
+              </w:rPr>
+              <m:t>Y</m:t>
+            </m:r>
+          </m:e>
+          <m:sub>
+            <m:r>
+              <w:rPr>
+                <w:rFonts w:ascii="Cambria Math" w:hAnsi="Cambria Math"/>
+                <w:lang w:eastAsia="zh-CN"/>
+              </w:rPr>
+              <m:t>h0</m:t>
+            </m:r>
+          </m:sub>
+        </m:sSub>
+      </m:oMath>
+      <w:r>
+        <w:rPr>
+          <w:lang w:eastAsia="zh-CN"/>
+        </w:rPr>
+        <w:t xml:space="preserve"> </w:t>
       </w:r>
       <w:r>
         <w:rPr>
@@ -5099,7 +4774,6 @@
       <w:pPr>
         <w:pStyle w:val="a0"/>
         <w:spacing w:before="80" w:after="80"/>
-        <w:ind w:firstLine="0"/>
         <w:jc w:val="center"/>
       </w:pPr>
       <m:oMathPara>
@@ -5442,6 +5116,7 @@
     <w:p>
       <w:pPr>
         <w:pStyle w:val="a0"/>
+        <w:ind w:firstLineChars="200"/>
         <w:rPr>
           <w:lang w:eastAsia="zh-CN"/>
         </w:rPr>
@@ -5450,7 +5125,7 @@
         <w:rPr>
           <w:lang w:eastAsia="zh-CN"/>
         </w:rPr>
-        <w:t>固定基期权重的作用是使政策暴露的时间变化尽可能只来自负面清单约束本身，而不把细行业随后扩张或收缩产生的构成效应混入政策变量。若某条政策仅覆盖</w:t>
+        <w:t>固定基期权重使政策暴露的时间变化主要来自负面清单本身，而非行业构成变化。若政策只覆盖</w:t>
       </w:r>
       <w:r>
         <w:rPr>
@@ -5462,25 +5137,13 @@
         <w:rPr>
           <w:lang w:eastAsia="zh-CN"/>
         </w:rPr>
-        <w:t>四位组中的部分活动且缺乏可核验的组内权重，基准结果不应把该组直接视为</w:t>
-      </w:r>
-      <w:r>
-        <w:rPr>
-          <w:lang w:eastAsia="zh-CN"/>
-        </w:rPr>
-        <w:t>100%</w:t>
-      </w:r>
-      <w:r>
-        <w:rPr>
-          <w:lang w:eastAsia="zh-CN"/>
-        </w:rPr>
-        <w:t>受限；可以将</w:t>
-      </w:r>
-      <w:r>
-        <w:rPr>
-          <w:lang w:eastAsia="zh-CN"/>
-        </w:rPr>
-        <w:t xml:space="preserve"> full/exact </w:t>
+        <w:t>四位组中的部分活动且缺乏组内权重，基准采用</w:t>
+      </w:r>
+      <w:r>
+        <w:rPr>
+          <w:lang w:eastAsia="zh-CN"/>
+        </w:rPr>
+        <w:t>full/exact</w:t>
       </w:r>
       <w:r>
         <w:rPr>
@@ -5492,25 +5155,25 @@
         <w:rPr>
           <w:lang w:eastAsia="zh-CN"/>
         </w:rPr>
-        <w:t xml:space="preserve"> full/narrow </w:t>
-      </w:r>
-      <w:r>
-        <w:rPr>
-          <w:lang w:eastAsia="zh-CN"/>
-        </w:rPr>
-        <w:t>关系作为窄口径基准，并把</w:t>
-      </w:r>
-      <w:r>
-        <w:rPr>
-          <w:lang w:eastAsia="zh-CN"/>
-        </w:rPr>
-        <w:t xml:space="preserve"> partial/ambiguous </w:t>
-      </w:r>
-      <w:r>
-        <w:rPr>
-          <w:lang w:eastAsia="zh-CN"/>
-        </w:rPr>
-        <w:t>关系纳入扩展口径或上下界稳健性检验。</w:t>
+        <w:t>full/narrow</w:t>
+      </w:r>
+      <w:r>
+        <w:rPr>
+          <w:lang w:eastAsia="zh-CN"/>
+        </w:rPr>
+        <w:t>的窄口径，</w:t>
+      </w:r>
+      <w:r>
+        <w:rPr>
+          <w:lang w:eastAsia="zh-CN"/>
+        </w:rPr>
+        <w:t>partial/ambiguous</w:t>
+      </w:r>
+      <w:r>
+        <w:rPr>
+          <w:lang w:eastAsia="zh-CN"/>
+        </w:rPr>
+        <w:t>关系放入扩展口径或上下界稳健性检验。</w:t>
       </w:r>
     </w:p>
     <w:p>
@@ -5566,6 +5229,7 @@
     <w:p>
       <w:pPr>
         <w:pStyle w:val="FirstParagraph"/>
+        <w:ind w:firstLineChars="200"/>
         <w:rPr>
           <w:lang w:eastAsia="zh-CN"/>
         </w:rPr>
@@ -5583,7 +5247,39 @@
         <w:t>若干两位类的进一步归并。设</w:t>
       </w:r>
       <w:r>
-        <w:t xml:space="preserve"> D_j </w:t>
+        <w:t xml:space="preserve"> </w:t>
+      </w:r>
+      <m:oMath>
+        <m:sSub>
+          <m:sSubPr>
+            <m:ctrlPr>
+              <w:rPr>
+                <w:rFonts w:ascii="Cambria Math" w:hAnsi="Cambria Math"/>
+              </w:rPr>
+            </m:ctrlPr>
+          </m:sSubPr>
+          <m:e>
+            <m:r>
+              <w:rPr>
+                <w:rFonts w:ascii="Cambria Math" w:hAnsi="Cambria Math"/>
+                <w:lang w:eastAsia="zh-CN"/>
+              </w:rPr>
+              <m:t>D</m:t>
+            </m:r>
+          </m:e>
+          <m:sub>
+            <m:r>
+              <w:rPr>
+                <w:rFonts w:ascii="Cambria Math" w:hAnsi="Cambria Math"/>
+                <w:lang w:eastAsia="zh-CN"/>
+              </w:rPr>
+              <m:t>j</m:t>
+            </m:r>
+          </m:sub>
+        </m:sSub>
+      </m:oMath>
+      <w:r>
+        <w:t xml:space="preserve"> </w:t>
       </w:r>
       <w:r>
         <w:t>为</w:t>
@@ -5595,7 +5291,19 @@
         <w:t>行业</w:t>
       </w:r>
       <w:r>
-        <w:t xml:space="preserve"> j </w:t>
+        <w:t xml:space="preserve"> </w:t>
+      </w:r>
+      <m:oMath>
+        <m:r>
+          <w:rPr>
+            <w:rFonts w:ascii="Cambria Math" w:hAnsi="Cambria Math"/>
+            <w:lang w:eastAsia="zh-CN"/>
+          </w:rPr>
+          <m:t>j</m:t>
+        </m:r>
+      </m:oMath>
+      <w:r>
+        <w:t xml:space="preserve"> </w:t>
       </w:r>
       <w:r>
         <w:t>所包含的</w:t>
@@ -5606,9 +5314,131 @@
       <w:r>
         <w:t>两位类集合，</w:t>
       </w:r>
-      <w:r>
-        <w:t>Y_d0=∑_{h∈H_d}Y_h0</w:t>
-      </w:r>
+      <m:oMath>
+        <m:sSub>
+          <m:sSubPr>
+            <m:ctrlPr>
+              <w:rPr>
+                <w:rFonts w:ascii="Cambria Math" w:hAnsi="Cambria Math"/>
+              </w:rPr>
+            </m:ctrlPr>
+          </m:sSubPr>
+          <m:e>
+            <m:r>
+              <w:rPr>
+                <w:rFonts w:ascii="Cambria Math" w:hAnsi="Cambria Math"/>
+                <w:lang w:eastAsia="zh-CN"/>
+              </w:rPr>
+              <m:t>Y</m:t>
+            </m:r>
+          </m:e>
+          <m:sub>
+            <m:r>
+              <w:rPr>
+                <w:rFonts w:ascii="Cambria Math" w:hAnsi="Cambria Math"/>
+                <w:lang w:eastAsia="zh-CN"/>
+              </w:rPr>
+              <m:t>d0</m:t>
+            </m:r>
+          </m:sub>
+        </m:sSub>
+        <m:r>
+          <w:rPr>
+            <w:rFonts w:ascii="Cambria Math" w:hAnsi="Cambria Math"/>
+            <w:lang w:eastAsia="zh-CN"/>
+          </w:rPr>
+          <m:t>=</m:t>
+        </m:r>
+        <m:nary>
+          <m:naryPr>
+            <m:chr m:val="∑"/>
+            <m:limLoc m:val="undOvr"/>
+            <m:supHide m:val="1"/>
+            <m:ctrlPr>
+              <w:rPr>
+                <w:rFonts w:ascii="Cambria Math" w:hAnsi="Cambria Math"/>
+              </w:rPr>
+            </m:ctrlPr>
+          </m:naryPr>
+          <m:sub>
+            <m:r>
+              <w:rPr>
+                <w:rFonts w:ascii="Cambria Math" w:hAnsi="Cambria Math"/>
+                <w:lang w:eastAsia="zh-CN"/>
+              </w:rPr>
+              <m:t>h∈</m:t>
+            </m:r>
+            <m:sSub>
+              <m:sSubPr>
+                <m:ctrlPr>
+                  <w:rPr>
+                    <w:rFonts w:ascii="Cambria Math" w:hAnsi="Cambria Math"/>
+                  </w:rPr>
+                </m:ctrlPr>
+              </m:sSubPr>
+              <m:e>
+                <m:r>
+                  <w:rPr>
+                    <w:rFonts w:ascii="Cambria Math" w:hAnsi="Cambria Math"/>
+                    <w:lang w:eastAsia="zh-CN"/>
+                  </w:rPr>
+                  <m:t>H</m:t>
+                </m:r>
+              </m:e>
+              <m:sub>
+                <m:r>
+                  <w:rPr>
+                    <w:rFonts w:ascii="Cambria Math" w:hAnsi="Cambria Math"/>
+                    <w:lang w:eastAsia="zh-CN"/>
+                  </w:rPr>
+                  <m:t>d</m:t>
+                </m:r>
+              </m:sub>
+            </m:sSub>
+          </m:sub>
+          <m:sup>
+            <m:r>
+              <m:rPr>
+                <m:sty m:val="p"/>
+              </m:rPr>
+              <w:rPr>
+                <w:rFonts w:ascii="Cambria Math" w:hAnsi="Cambria Math"/>
+                <w:lang w:eastAsia="zh-CN"/>
+              </w:rPr>
+              <m:t>​</m:t>
+            </m:r>
+          </m:sup>
+          <m:e>
+            <m:sSub>
+              <m:sSubPr>
+                <m:ctrlPr>
+                  <w:rPr>
+                    <w:rFonts w:ascii="Cambria Math" w:hAnsi="Cambria Math"/>
+                  </w:rPr>
+                </m:ctrlPr>
+              </m:sSubPr>
+              <m:e>
+                <m:r>
+                  <w:rPr>
+                    <w:rFonts w:ascii="Cambria Math" w:hAnsi="Cambria Math"/>
+                    <w:lang w:eastAsia="zh-CN"/>
+                  </w:rPr>
+                  <m:t>Y</m:t>
+                </m:r>
+              </m:e>
+              <m:sub>
+                <m:r>
+                  <w:rPr>
+                    <w:rFonts w:ascii="Cambria Math" w:hAnsi="Cambria Math"/>
+                    <w:lang w:eastAsia="zh-CN"/>
+                  </w:rPr>
+                  <m:t>h0</m:t>
+                </m:r>
+              </m:sub>
+            </m:sSub>
+          </m:e>
+        </m:nary>
+      </m:oMath>
       <w:r>
         <w:t>。</w:t>
       </w:r>
@@ -5647,7 +5477,6 @@
       <w:pPr>
         <w:pStyle w:val="a0"/>
         <w:spacing w:before="80" w:after="80"/>
-        <w:ind w:firstLine="0"/>
         <w:jc w:val="center"/>
       </w:pPr>
       <m:oMathPara>
@@ -6108,6 +5937,7 @@
     <w:p>
       <w:pPr>
         <w:pStyle w:val="a0"/>
+        <w:ind w:firstLineChars="200"/>
         <w:rPr>
           <w:lang w:eastAsia="zh-CN"/>
         </w:rPr>
@@ -6116,55 +5946,7 @@
         <w:rPr>
           <w:lang w:eastAsia="zh-CN"/>
         </w:rPr>
-        <w:t>因此，在使用同一基期规模变量并保持行业集合完整时，</w:t>
-      </w:r>
-      <w:r>
-        <w:rPr>
-          <w:lang w:eastAsia="zh-CN"/>
-        </w:rPr>
-        <w:t>“ISIC</w:t>
-      </w:r>
-      <w:r>
-        <w:rPr>
-          <w:lang w:eastAsia="zh-CN"/>
-        </w:rPr>
-        <w:t>四位组</w:t>
-      </w:r>
-      <w:r>
-        <w:rPr>
-          <w:lang w:eastAsia="zh-CN"/>
-        </w:rPr>
-        <w:t>→ISIC</w:t>
-      </w:r>
-      <w:r>
-        <w:rPr>
-          <w:lang w:eastAsia="zh-CN"/>
-        </w:rPr>
-        <w:t>两位类</w:t>
-      </w:r>
-      <w:r>
-        <w:rPr>
-          <w:lang w:eastAsia="zh-CN"/>
-        </w:rPr>
-        <w:t>→OECD-AMNE</w:t>
-      </w:r>
-      <w:r>
-        <w:rPr>
-          <w:lang w:eastAsia="zh-CN"/>
-        </w:rPr>
-        <w:t>行业</w:t>
-      </w:r>
-      <w:r>
-        <w:rPr>
-          <w:lang w:eastAsia="zh-CN"/>
-        </w:rPr>
-        <w:t>”</w:t>
-      </w:r>
-      <w:r>
-        <w:rPr>
-          <w:lang w:eastAsia="zh-CN"/>
-        </w:rPr>
-        <w:t>的分步聚合与直接从</w:t>
+        <w:t>使用同一基期规模变量并保持行业集合完整时，分步聚合与直接从</w:t>
       </w:r>
       <w:r>
         <w:rPr>
@@ -6188,19 +5970,7 @@
         <w:rPr>
           <w:lang w:eastAsia="zh-CN"/>
         </w:rPr>
-        <w:t>行业在数学上等价；但数据处理中仍保留两位类这一中间层，以便逐层核查</w:t>
-      </w:r>
-      <w:r>
-        <w:rPr>
-          <w:lang w:eastAsia="zh-CN"/>
-        </w:rPr>
-        <w:t>GB—ISIC</w:t>
-      </w:r>
-      <w:r>
-        <w:rPr>
-          <w:lang w:eastAsia="zh-CN"/>
-        </w:rPr>
-        <w:t>转换、</w:t>
+        <w:t>行业在数学上等价。实务中仍保留</w:t>
       </w:r>
       <w:r>
         <w:rPr>
@@ -6212,7 +5982,7 @@
         <w:rPr>
           <w:lang w:eastAsia="zh-CN"/>
         </w:rPr>
-        <w:t>内部聚合以及</w:t>
+        <w:t>两位类中间层，便于逐层核查；若某</w:t>
       </w:r>
       <w:r>
         <w:rPr>
@@ -6224,18 +5994,6 @@
         <w:rPr>
           <w:lang w:eastAsia="zh-CN"/>
         </w:rPr>
-        <w:t>归并是否正确。若某一</w:t>
-      </w:r>
-      <w:r>
-        <w:rPr>
-          <w:lang w:eastAsia="zh-CN"/>
-        </w:rPr>
-        <w:t>OECD-AMNE</w:t>
-      </w:r>
-      <w:r>
-        <w:rPr>
-          <w:lang w:eastAsia="zh-CN"/>
-        </w:rPr>
         <w:t>行业只对应一个</w:t>
       </w:r>
       <w:r>
@@ -6248,7 +6006,7 @@
         <w:rPr>
           <w:lang w:eastAsia="zh-CN"/>
         </w:rPr>
-        <w:t>两位类，则第二步权重等于</w:t>
+        <w:t>两位类，则该层权重为</w:t>
       </w:r>
       <w:r>
         <w:rPr>
@@ -6266,6 +6024,7 @@
     <w:p>
       <w:pPr>
         <w:pStyle w:val="a0"/>
+        <w:ind w:firstLineChars="200"/>
         <w:rPr>
           <w:lang w:eastAsia="zh-CN"/>
         </w:rPr>
@@ -6274,13 +6033,48 @@
         <w:rPr>
           <w:lang w:eastAsia="zh-CN"/>
         </w:rPr>
-        <w:t>禁止准入仍与有限准入限制分开处理。令</w:t>
-      </w:r>
-      <w:r>
-        <w:rPr>
-          <w:lang w:eastAsia="zh-CN"/>
-        </w:rPr>
-        <w:t xml:space="preserve"> P_ht </w:t>
+        <w:t>禁止准入仍与有限准入限制分开聚合。令</w:t>
+      </w:r>
+      <w:r>
+        <w:rPr>
+          <w:lang w:eastAsia="zh-CN"/>
+        </w:rPr>
+        <w:t xml:space="preserve"> </w:t>
+      </w:r>
+      <m:oMath>
+        <m:sSub>
+          <m:sSubPr>
+            <m:ctrlPr>
+              <w:rPr>
+                <w:rFonts w:ascii="Cambria Math" w:hAnsi="Cambria Math"/>
+              </w:rPr>
+            </m:ctrlPr>
+          </m:sSubPr>
+          <m:e>
+            <m:r>
+              <w:rPr>
+                <w:rFonts w:ascii="Cambria Math" w:hAnsi="Cambria Math"/>
+                <w:lang w:eastAsia="zh-CN"/>
+              </w:rPr>
+              <m:t>P</m:t>
+            </m:r>
+          </m:e>
+          <m:sub>
+            <m:r>
+              <w:rPr>
+                <w:rFonts w:ascii="Cambria Math" w:hAnsi="Cambria Math"/>
+                <w:lang w:eastAsia="zh-CN"/>
+              </w:rPr>
+              <m:t>ht</m:t>
+            </m:r>
+          </m:sub>
+        </m:sSub>
+      </m:oMath>
+      <w:r>
+        <w:rPr>
+          <w:lang w:eastAsia="zh-CN"/>
+        </w:rPr>
+        <w:t xml:space="preserve"> </w:t>
       </w:r>
       <w:r>
         <w:rPr>
@@ -6292,7 +6086,7 @@
         <w:rPr>
           <w:lang w:eastAsia="zh-CN"/>
         </w:rPr>
-        <w:t>ISIC</w:t>
+        <w:t xml:space="preserve"> ISIC </w:t>
       </w:r>
       <w:r>
         <w:rPr>
@@ -6304,7 +6098,49 @@
         <w:rPr>
           <w:lang w:eastAsia="zh-CN"/>
         </w:rPr>
-        <w:t xml:space="preserve"> h </w:t>
+        <w:t xml:space="preserve"> </w:t>
+      </w:r>
+      <m:oMath>
+        <m:r>
+          <w:rPr>
+            <w:rFonts w:ascii="Cambria Math" w:hAnsi="Cambria Math"/>
+            <w:lang w:eastAsia="zh-CN"/>
+          </w:rPr>
+          <m:t>h</m:t>
+        </m:r>
+      </m:oMath>
+      <w:r>
+        <w:rPr>
+          <w:lang w:eastAsia="zh-CN"/>
+        </w:rPr>
+        <w:t xml:space="preserve"> </w:t>
+      </w:r>
+      <w:r>
+        <w:rPr>
+          <w:lang w:eastAsia="zh-CN"/>
+        </w:rPr>
+        <w:t>在年份</w:t>
+      </w:r>
+      <w:r>
+        <w:rPr>
+          <w:lang w:eastAsia="zh-CN"/>
+        </w:rPr>
+        <w:t xml:space="preserve"> </w:t>
+      </w:r>
+      <m:oMath>
+        <m:r>
+          <w:rPr>
+            <w:rFonts w:ascii="Cambria Math" w:hAnsi="Cambria Math"/>
+            <w:lang w:eastAsia="zh-CN"/>
+          </w:rPr>
+          <m:t>t</m:t>
+        </m:r>
+      </m:oMath>
+      <w:r>
+        <w:rPr>
+          <w:lang w:eastAsia="zh-CN"/>
+        </w:rPr>
+        <w:t xml:space="preserve"> </w:t>
       </w:r>
       <w:r>
         <w:rPr>
@@ -6316,20 +6152,60 @@
         <w:rPr>
           <w:lang w:eastAsia="zh-CN"/>
         </w:rPr>
-        <w:t>OECD-AMNE</w:t>
-      </w:r>
-      <w:r>
-        <w:rPr>
-          <w:lang w:eastAsia="zh-CN"/>
-        </w:rPr>
-        <w:t>行业层面的禁止准入份额定义为</w:t>
+        <w:t xml:space="preserve"> OECD-AMNE </w:t>
+      </w:r>
+      <w:r>
+        <w:rPr>
+          <w:lang w:eastAsia="zh-CN"/>
+        </w:rPr>
+        <w:t>行业层面的禁止准入份额记为</w:t>
+      </w:r>
+      <w:r>
+        <w:rPr>
+          <w:lang w:eastAsia="zh-CN"/>
+        </w:rPr>
+        <w:t xml:space="preserve"> </w:t>
+      </w:r>
+      <m:oMath>
+        <m:sSub>
+          <m:sSubPr>
+            <m:ctrlPr>
+              <w:rPr>
+                <w:rFonts w:ascii="Cambria Math" w:hAnsi="Cambria Math"/>
+              </w:rPr>
+            </m:ctrlPr>
+          </m:sSubPr>
+          <m:e>
+            <m:r>
+              <w:rPr>
+                <w:rFonts w:ascii="Cambria Math" w:hAnsi="Cambria Math"/>
+                <w:lang w:eastAsia="zh-CN"/>
+              </w:rPr>
+              <m:t>P</m:t>
+            </m:r>
+          </m:e>
+          <m:sub>
+            <m:r>
+              <w:rPr>
+                <w:rFonts w:ascii="Cambria Math" w:hAnsi="Cambria Math"/>
+                <w:lang w:eastAsia="zh-CN"/>
+              </w:rPr>
+              <m:t>jt</m:t>
+            </m:r>
+          </m:sub>
+        </m:sSub>
+      </m:oMath>
+      <w:r>
+        <w:rPr>
+          <w:lang w:eastAsia="zh-CN"/>
+        </w:rPr>
+        <w:t>：</w:t>
       </w:r>
     </w:p>
     <w:p>
       <w:pPr>
         <w:pStyle w:val="a0"/>
-        <w:spacing w:before="80" w:after="80"/>
-        <w:ind w:firstLine="0"/>
+        <w:spacing w:before="80" w:after="80" w:line="240" w:lineRule="auto"/>
         <w:jc w:val="center"/>
       </w:pPr>
       <m:oMathPara>
@@ -6347,20 +6223,14 @@
             </m:sSubPr>
             <m:e>
               <m:r>
-                <m:rPr>
-                  <m:sty m:val="p"/>
-                </m:rPr>
-                <w:rPr>
-                  <w:rFonts w:ascii="Cambria Math" w:hAnsi="Cambria Math"/>
-                </w:rPr>
-                <m:t>B</m:t>
+                <w:rPr>
+                  <w:rFonts w:ascii="Cambria Math" w:hAnsi="Cambria Math"/>
+                </w:rPr>
+                <m:t>P</m:t>
               </m:r>
             </m:e>
             <m:sub>
               <m:r>
-                <m:rPr>
-                  <m:sty m:val="p"/>
-                </m:rPr>
                 <w:rPr>
                   <w:rFonts w:ascii="Cambria Math" w:hAnsi="Cambria Math"/>
                 </w:rPr>
@@ -6375,7 +6245,7 @@
             <w:rPr>
               <w:rFonts w:ascii="Cambria Math" w:hAnsi="Cambria Math"/>
             </w:rPr>
-            <m:t xml:space="preserve"> = </m:t>
+            <m:t>=</m:t>
           </m:r>
           <m:nary>
             <m:naryPr>
@@ -6390,20 +6260,48 @@
             </m:naryPr>
             <m:sub>
               <m:r>
-                <m:rPr>
-                  <m:sty m:val="p"/>
-                </m:rPr>
-                <w:rPr>
-                  <w:rFonts w:ascii="Cambria Math" w:hAnsi="Cambria Math"/>
-                </w:rPr>
-                <m:t>h∈H_j</m:t>
+                <w:rPr>
+                  <w:rFonts w:ascii="Cambria Math" w:hAnsi="Cambria Math"/>
+                </w:rPr>
+                <m:t>h</m:t>
               </m:r>
-            </m:sub>
-            <m:sup>
               <m:r>
                 <m:rPr>
                   <m:sty m:val="p"/>
                 </m:rPr>
+                <w:rPr>
+                  <w:rFonts w:ascii="Cambria Math" w:hAnsi="Cambria Math"/>
+                </w:rPr>
+                <m:t>∈</m:t>
+              </m:r>
+              <m:sSub>
+                <m:sSubPr>
+                  <m:ctrlPr>
+                    <w:rPr>
+                      <w:rFonts w:ascii="Cambria Math" w:hAnsi="Cambria Math"/>
+                    </w:rPr>
+                  </m:ctrlPr>
+                </m:sSubPr>
+                <m:e>
+                  <m:r>
+                    <w:rPr>
+                      <w:rFonts w:ascii="Cambria Math" w:hAnsi="Cambria Math"/>
+                    </w:rPr>
+                    <m:t>H</m:t>
+                  </m:r>
+                </m:e>
+                <m:sub>
+                  <m:r>
+                    <w:rPr>
+                      <w:rFonts w:ascii="Cambria Math" w:hAnsi="Cambria Math"/>
+                    </w:rPr>
+                    <m:t>j</m:t>
+                  </m:r>
+                </m:sub>
+              </m:sSub>
+            </m:sub>
+            <m:sup>
+              <m:r>
                 <w:rPr>
                   <w:rFonts w:ascii="Cambria Math" w:hAnsi="Cambria Math"/>
                 </w:rPr>
@@ -6421,9 +6319,6 @@
                 </m:sSubPr>
                 <m:e>
                   <m:r>
-                    <m:rPr>
-                      <m:sty m:val="p"/>
-                    </m:rPr>
                     <w:rPr>
                       <w:rFonts w:ascii="Cambria Math" w:hAnsi="Cambria Math"/>
                     </w:rPr>
@@ -6432,25 +6327,11 @@
                 </m:e>
                 <m:sub>
                   <m:r>
-                    <m:rPr>
-                      <m:sty m:val="p"/>
-                    </m:rPr>
                     <w:rPr>
                       <w:rFonts w:ascii="Cambria Math" w:hAnsi="Cambria Math"/>
                     </w:rPr>
-                    <m:t>hj,0</m:t>
+                    <m:t>hj</m:t>
                   </m:r>
-                </m:sub>
-              </m:sSub>
-              <m:sSub>
-                <m:sSubPr>
-                  <m:ctrlPr>
-                    <w:rPr>
-                      <w:rFonts w:ascii="Cambria Math" w:hAnsi="Cambria Math"/>
-                    </w:rPr>
-                  </m:ctrlPr>
-                </m:sSubPr>
-                <m:e>
                   <m:r>
                     <m:rPr>
                       <m:sty m:val="p"/>
@@ -6458,23 +6339,43 @@
                     <w:rPr>
                       <w:rFonts w:ascii="Cambria Math" w:hAnsi="Cambria Math"/>
                     </w:rPr>
-                    <m:t>P</m:t>
+                    <m:t>,</m:t>
                   </m:r>
-                </m:e>
-                <m:sub>
                   <m:r>
-                    <m:rPr>
-                      <m:sty m:val="p"/>
-                    </m:rPr>
                     <w:rPr>
                       <w:rFonts w:ascii="Cambria Math" w:hAnsi="Cambria Math"/>
                     </w:rPr>
-                    <m:t>ht</m:t>
+                    <m:t>0</m:t>
                   </m:r>
                 </m:sub>
               </m:sSub>
             </m:e>
           </m:nary>
+          <m:sSub>
+            <m:sSubPr>
+              <m:ctrlPr>
+                <w:rPr>
+                  <w:rFonts w:ascii="Cambria Math" w:hAnsi="Cambria Math"/>
+                </w:rPr>
+              </m:ctrlPr>
+            </m:sSubPr>
+            <m:e>
+              <m:r>
+                <w:rPr>
+                  <w:rFonts w:ascii="Cambria Math" w:hAnsi="Cambria Math"/>
+                </w:rPr>
+                <m:t>P</m:t>
+              </m:r>
+            </m:e>
+            <m:sub>
+              <m:r>
+                <w:rPr>
+                  <w:rFonts w:ascii="Cambria Math" w:hAnsi="Cambria Math"/>
+                </w:rPr>
+                <m:t>ht</m:t>
+              </m:r>
+            </m:sub>
+          </m:sSub>
           <m:r>
             <m:rPr>
               <m:sty m:val="p"/>
@@ -6490,27 +6391,57 @@
     <w:p>
       <w:pPr>
         <w:pStyle w:val="FirstParagraph"/>
+        <w:ind w:firstLineChars="200"/>
         <w:rPr>
           <w:lang w:eastAsia="zh-CN"/>
         </w:rPr>
       </w:pPr>
-      <w:r>
-        <w:rPr>
-          <w:lang w:eastAsia="zh-CN"/>
-        </w:rPr>
-        <w:t xml:space="preserve">B_jt </w:t>
-      </w:r>
-      <w:r>
-        <w:rPr>
-          <w:lang w:eastAsia="zh-CN"/>
-        </w:rPr>
-        <w:t>不与股权限制、中方控制、组织形式、治理要求和其他有限准入限制直接线性相加。其含义是</w:t>
-      </w:r>
-      <w:r>
-        <w:rPr>
-          <w:lang w:eastAsia="zh-CN"/>
-        </w:rPr>
-        <w:t>OECD-AMNE</w:t>
+      <m:oMath>
+        <m:sSub>
+          <m:sSubPr>
+            <m:ctrlPr>
+              <w:rPr>
+                <w:rFonts w:ascii="Cambria Math" w:hAnsi="Cambria Math"/>
+              </w:rPr>
+            </m:ctrlPr>
+          </m:sSubPr>
+          <m:e>
+            <m:r>
+              <w:rPr>
+                <w:rFonts w:ascii="Cambria Math" w:hAnsi="Cambria Math"/>
+                <w:lang w:eastAsia="zh-CN"/>
+              </w:rPr>
+              <m:t>P</m:t>
+            </m:r>
+          </m:e>
+          <m:sub>
+            <m:r>
+              <w:rPr>
+                <w:rFonts w:ascii="Cambria Math" w:hAnsi="Cambria Math"/>
+                <w:lang w:eastAsia="zh-CN"/>
+              </w:rPr>
+              <m:t>jt</m:t>
+            </m:r>
+          </m:sub>
+        </m:sSub>
+      </m:oMath>
+      <w:r>
+        <w:rPr>
+          <w:lang w:eastAsia="zh-CN"/>
+        </w:rPr>
+        <w:t xml:space="preserve"> </w:t>
+      </w:r>
+      <w:r>
+        <w:rPr>
+          <w:lang w:eastAsia="zh-CN"/>
+        </w:rPr>
+        <w:t>表示</w:t>
+      </w:r>
+      <w:r>
+        <w:rPr>
+          <w:lang w:eastAsia="zh-CN"/>
+        </w:rPr>
+        <w:t xml:space="preserve"> OECD-AMNE </w:t>
       </w:r>
       <w:r>
         <w:rPr>
@@ -6522,30 +6453,323 @@
         <w:rPr>
           <w:lang w:eastAsia="zh-CN"/>
         </w:rPr>
-        <w:t xml:space="preserve"> j </w:t>
-      </w:r>
-      <w:r>
-        <w:rPr>
-          <w:lang w:eastAsia="zh-CN"/>
-        </w:rPr>
-        <w:t>的基期经济活动中有多大份额在年份</w:t>
-      </w:r>
-      <w:r>
-        <w:rPr>
-          <w:lang w:eastAsia="zh-CN"/>
-        </w:rPr>
-        <w:t xml:space="preserve"> t </w:t>
-      </w:r>
-      <w:r>
-        <w:rPr>
-          <w:lang w:eastAsia="zh-CN"/>
-        </w:rPr>
-        <w:t>被排除在外国投资者的可行进入集合之外。</w:t>
+        <w:t xml:space="preserve"> </w:t>
+      </w:r>
+      <m:oMath>
+        <m:r>
+          <w:rPr>
+            <w:rFonts w:ascii="Cambria Math" w:hAnsi="Cambria Math"/>
+            <w:lang w:eastAsia="zh-CN"/>
+          </w:rPr>
+          <m:t>j</m:t>
+        </m:r>
+      </m:oMath>
+      <w:r>
+        <w:rPr>
+          <w:lang w:eastAsia="zh-CN"/>
+        </w:rPr>
+        <w:t xml:space="preserve"> </w:t>
+      </w:r>
+      <w:r>
+        <w:rPr>
+          <w:lang w:eastAsia="zh-CN"/>
+        </w:rPr>
+        <w:t>的基期经济活动中，被排除在外国投资者可行进入集合之外的份额；它与股权、控制、组织形式、治理等有限限制分开聚合，不直接线性相加。由此，最终进入经验成本映射的行业</w:t>
+      </w:r>
+      <w:r>
+        <w:rPr>
+          <w:lang w:eastAsia="zh-CN"/>
+        </w:rPr>
+        <w:t>—</w:t>
+      </w:r>
+      <w:r>
+        <w:rPr>
+          <w:lang w:eastAsia="zh-CN"/>
+        </w:rPr>
+        <w:t>年份限制向量记为</w:t>
+      </w:r>
+      <w:r>
+        <w:rPr>
+          <w:lang w:eastAsia="zh-CN"/>
+        </w:rPr>
+        <w:t xml:space="preserve"> </w:t>
+      </w:r>
+      <m:oMath>
+        <m:sSub>
+          <m:sSubPr>
+            <m:ctrlPr>
+              <w:rPr>
+                <w:rFonts w:ascii="Cambria Math" w:hAnsi="Cambria Math"/>
+              </w:rPr>
+            </m:ctrlPr>
+          </m:sSubPr>
+          <m:e>
+            <m:r>
+              <m:rPr>
+                <m:sty m:val="b"/>
+              </m:rPr>
+              <w:rPr>
+                <w:rFonts w:ascii="Cambria Math" w:hAnsi="Cambria Math"/>
+                <w:lang w:eastAsia="zh-CN"/>
+              </w:rPr>
+              <m:t>Z</m:t>
+            </m:r>
+          </m:e>
+          <m:sub>
+            <m:r>
+              <w:rPr>
+                <w:rFonts w:ascii="Cambria Math" w:hAnsi="Cambria Math"/>
+                <w:lang w:eastAsia="zh-CN"/>
+              </w:rPr>
+              <m:t>jt</m:t>
+            </m:r>
+          </m:sub>
+        </m:sSub>
+        <m:r>
+          <m:rPr>
+            <m:sty m:val="p"/>
+          </m:rPr>
+          <w:rPr>
+            <w:rFonts w:ascii="Cambria Math" w:hAnsi="Cambria Math"/>
+            <w:lang w:eastAsia="zh-CN"/>
+          </w:rPr>
+          <m:t>=</m:t>
+        </m:r>
+        <m:d>
+          <m:dPr>
+            <m:ctrlPr>
+              <w:rPr>
+                <w:rFonts w:ascii="Cambria Math" w:hAnsi="Cambria Math"/>
+              </w:rPr>
+            </m:ctrlPr>
+          </m:dPr>
+          <m:e>
+            <m:sSub>
+              <m:sSubPr>
+                <m:ctrlPr>
+                  <w:rPr>
+                    <w:rFonts w:ascii="Cambria Math" w:hAnsi="Cambria Math"/>
+                  </w:rPr>
+                </m:ctrlPr>
+              </m:sSubPr>
+              <m:e>
+                <m:r>
+                  <w:rPr>
+                    <w:rFonts w:ascii="Cambria Math" w:hAnsi="Cambria Math"/>
+                    <w:lang w:eastAsia="zh-CN"/>
+                  </w:rPr>
+                  <m:t>P</m:t>
+                </m:r>
+              </m:e>
+              <m:sub>
+                <m:r>
+                  <w:rPr>
+                    <w:rFonts w:ascii="Cambria Math" w:hAnsi="Cambria Math"/>
+                    <w:lang w:eastAsia="zh-CN"/>
+                  </w:rPr>
+                  <m:t>jt</m:t>
+                </m:r>
+              </m:sub>
+            </m:sSub>
+            <m:r>
+              <m:rPr>
+                <m:sty m:val="p"/>
+              </m:rPr>
+              <w:rPr>
+                <w:rFonts w:ascii="Cambria Math" w:hAnsi="Cambria Math"/>
+                <w:lang w:eastAsia="zh-CN"/>
+              </w:rPr>
+              <m:t>,</m:t>
+            </m:r>
+            <m:sSub>
+              <m:sSubPr>
+                <m:ctrlPr>
+                  <w:rPr>
+                    <w:rFonts w:ascii="Cambria Math" w:hAnsi="Cambria Math"/>
+                  </w:rPr>
+                </m:ctrlPr>
+              </m:sSubPr>
+              <m:e>
+                <m:r>
+                  <w:rPr>
+                    <w:rFonts w:ascii="Cambria Math" w:hAnsi="Cambria Math"/>
+                    <w:lang w:eastAsia="zh-CN"/>
+                  </w:rPr>
+                  <m:t>E</m:t>
+                </m:r>
+              </m:e>
+              <m:sub>
+                <m:r>
+                  <w:rPr>
+                    <w:rFonts w:ascii="Cambria Math" w:hAnsi="Cambria Math"/>
+                    <w:lang w:eastAsia="zh-CN"/>
+                  </w:rPr>
+                  <m:t>jt</m:t>
+                </m:r>
+              </m:sub>
+            </m:sSub>
+            <m:r>
+              <m:rPr>
+                <m:sty m:val="p"/>
+              </m:rPr>
+              <w:rPr>
+                <w:rFonts w:ascii="Cambria Math" w:hAnsi="Cambria Math"/>
+                <w:lang w:eastAsia="zh-CN"/>
+              </w:rPr>
+              <m:t>,</m:t>
+            </m:r>
+            <m:sSub>
+              <m:sSubPr>
+                <m:ctrlPr>
+                  <w:rPr>
+                    <w:rFonts w:ascii="Cambria Math" w:hAnsi="Cambria Math"/>
+                  </w:rPr>
+                </m:ctrlPr>
+              </m:sSubPr>
+              <m:e>
+                <m:r>
+                  <w:rPr>
+                    <w:rFonts w:ascii="Cambria Math" w:hAnsi="Cambria Math"/>
+                    <w:lang w:eastAsia="zh-CN"/>
+                  </w:rPr>
+                  <m:t>C</m:t>
+                </m:r>
+              </m:e>
+              <m:sub>
+                <m:r>
+                  <w:rPr>
+                    <w:rFonts w:ascii="Cambria Math" w:hAnsi="Cambria Math"/>
+                    <w:lang w:eastAsia="zh-CN"/>
+                  </w:rPr>
+                  <m:t>jt</m:t>
+                </m:r>
+              </m:sub>
+            </m:sSub>
+            <m:r>
+              <m:rPr>
+                <m:sty m:val="p"/>
+              </m:rPr>
+              <w:rPr>
+                <w:rFonts w:ascii="Cambria Math" w:hAnsi="Cambria Math"/>
+                <w:lang w:eastAsia="zh-CN"/>
+              </w:rPr>
+              <m:t>,</m:t>
+            </m:r>
+            <m:sSub>
+              <m:sSubPr>
+                <m:ctrlPr>
+                  <w:rPr>
+                    <w:rFonts w:ascii="Cambria Math" w:hAnsi="Cambria Math"/>
+                  </w:rPr>
+                </m:ctrlPr>
+              </m:sSubPr>
+              <m:e>
+                <m:r>
+                  <w:rPr>
+                    <w:rFonts w:ascii="Cambria Math" w:hAnsi="Cambria Math"/>
+                    <w:lang w:eastAsia="zh-CN"/>
+                  </w:rPr>
+                  <m:t>O</m:t>
+                </m:r>
+              </m:e>
+              <m:sub>
+                <m:r>
+                  <w:rPr>
+                    <w:rFonts w:ascii="Cambria Math" w:hAnsi="Cambria Math"/>
+                    <w:lang w:eastAsia="zh-CN"/>
+                  </w:rPr>
+                  <m:t>jt</m:t>
+                </m:r>
+              </m:sub>
+            </m:sSub>
+            <m:r>
+              <m:rPr>
+                <m:sty m:val="p"/>
+              </m:rPr>
+              <w:rPr>
+                <w:rFonts w:ascii="Cambria Math" w:hAnsi="Cambria Math"/>
+                <w:lang w:eastAsia="zh-CN"/>
+              </w:rPr>
+              <m:t>,</m:t>
+            </m:r>
+            <m:sSub>
+              <m:sSubPr>
+                <m:ctrlPr>
+                  <w:rPr>
+                    <w:rFonts w:ascii="Cambria Math" w:hAnsi="Cambria Math"/>
+                  </w:rPr>
+                </m:ctrlPr>
+              </m:sSubPr>
+              <m:e>
+                <m:r>
+                  <w:rPr>
+                    <w:rFonts w:ascii="Cambria Math" w:hAnsi="Cambria Math"/>
+                    <w:lang w:eastAsia="zh-CN"/>
+                  </w:rPr>
+                  <m:t>G</m:t>
+                </m:r>
+              </m:e>
+              <m:sub>
+                <m:r>
+                  <w:rPr>
+                    <w:rFonts w:ascii="Cambria Math" w:hAnsi="Cambria Math"/>
+                    <w:lang w:eastAsia="zh-CN"/>
+                  </w:rPr>
+                  <m:t>jt</m:t>
+                </m:r>
+              </m:sub>
+            </m:sSub>
+            <m:r>
+              <m:rPr>
+                <m:sty m:val="p"/>
+              </m:rPr>
+              <w:rPr>
+                <w:rFonts w:ascii="Cambria Math" w:hAnsi="Cambria Math"/>
+                <w:lang w:eastAsia="zh-CN"/>
+              </w:rPr>
+              <m:t>,</m:t>
+            </m:r>
+            <m:sSub>
+              <m:sSubPr>
+                <m:ctrlPr>
+                  <w:rPr>
+                    <w:rFonts w:ascii="Cambria Math" w:hAnsi="Cambria Math"/>
+                  </w:rPr>
+                </m:ctrlPr>
+              </m:sSubPr>
+              <m:e>
+                <m:r>
+                  <w:rPr>
+                    <w:rFonts w:ascii="Cambria Math" w:hAnsi="Cambria Math"/>
+                    <w:lang w:eastAsia="zh-CN"/>
+                  </w:rPr>
+                  <m:t>R</m:t>
+                </m:r>
+              </m:e>
+              <m:sub>
+                <m:r>
+                  <w:rPr>
+                    <w:rFonts w:ascii="Cambria Math" w:hAnsi="Cambria Math"/>
+                    <w:lang w:eastAsia="zh-CN"/>
+                  </w:rPr>
+                  <m:t>jt</m:t>
+                </m:r>
+              </m:sub>
+            </m:sSub>
+          </m:e>
+        </m:d>
+      </m:oMath>
+      <w:r>
+        <w:rPr>
+          <w:lang w:eastAsia="zh-CN"/>
+        </w:rPr>
+        <w:t>。</w:t>
       </w:r>
     </w:p>
     <w:p>
       <w:pPr>
         <w:pStyle w:val="a0"/>
+        <w:ind w:firstLineChars="200"/>
         <w:rPr>
           <w:lang w:eastAsia="zh-CN"/>
         </w:rPr>
@@ -6554,7 +6778,7 @@
         <w:rPr>
           <w:lang w:eastAsia="zh-CN"/>
         </w:rPr>
-        <w:t>例（分层固定权重的直观含义）。设某</w:t>
+        <w:t>例。某</w:t>
       </w:r>
       <w:r>
         <w:rPr>
@@ -6566,7 +6790,7 @@
         <w:rPr>
           <w:lang w:eastAsia="zh-CN"/>
         </w:rPr>
-        <w:t>两位类由三个四位组组成，基期权重分别为</w:t>
+        <w:t>两位类含三个四位组，基期权重为</w:t>
       </w:r>
       <w:r>
         <w:rPr>
@@ -6602,7 +6826,7 @@
         <w:rPr>
           <w:lang w:eastAsia="zh-CN"/>
         </w:rPr>
-        <w:t>。改革前只有前两个四位组存在明确</w:t>
+        <w:t>。改革前前两个四位组均有</w:t>
       </w:r>
       <w:r>
         <w:rPr>
@@ -6614,14 +6838,7 @@
         <w:rPr>
           <w:lang w:eastAsia="zh-CN"/>
         </w:rPr>
-        <w:t>的外资股比上限，</w:t>
-      </w:r>
-      <w:r>
-        <w:rPr>
-          <w:lang w:eastAsia="zh-CN"/>
-        </w:rPr>
-        <w:lastRenderedPageBreak/>
-        <w:t>则该两位类的股权限制暴露为</w:t>
+        <w:t>的外资股比上限，则该两位类股权限制暴露为</w:t>
       </w:r>
       <w:r>
         <w:rPr>
@@ -6633,7 +6850,7 @@
         <w:rPr>
           <w:lang w:eastAsia="zh-CN"/>
         </w:rPr>
-        <w:t>；改革后第一个四位组取消股比上限而第二个保持不变，则暴露降至</w:t>
+        <w:t>；改革后第一个取消限制而第二个不变，暴露降至</w:t>
       </w:r>
       <w:r>
         <w:rPr>
@@ -6645,25 +6862,7 @@
         <w:rPr>
           <w:lang w:eastAsia="zh-CN"/>
         </w:rPr>
-        <w:t>，变化为</w:t>
-      </w:r>
-      <w:r>
-        <w:rPr>
-          <w:lang w:eastAsia="zh-CN"/>
-        </w:rPr>
-        <w:t>−</w:t>
-      </w:r>
-      <w:r>
-        <w:rPr>
-          <w:lang w:eastAsia="zh-CN"/>
-        </w:rPr>
-        <w:t>0.25</w:t>
-      </w:r>
-      <w:r>
-        <w:rPr>
-          <w:lang w:eastAsia="zh-CN"/>
-        </w:rPr>
-        <w:t>。若该两位类只占某</w:t>
+        <w:t>。若该两位类只占</w:t>
       </w:r>
       <w:r>
         <w:rPr>
@@ -6675,43 +6874,7 @@
         <w:rPr>
           <w:lang w:eastAsia="zh-CN"/>
         </w:rPr>
-        <w:t>行业的一部分，则还应按其在该</w:t>
-      </w:r>
-      <w:r>
-        <w:rPr>
-          <w:lang w:eastAsia="zh-CN"/>
-        </w:rPr>
-        <w:t>OECD-AMNE</w:t>
-      </w:r>
-      <w:r>
-        <w:rPr>
-          <w:lang w:eastAsia="zh-CN"/>
-        </w:rPr>
-        <w:t>行业中的固定基期份额继续加权，不能把</w:t>
-      </w:r>
-      <w:r>
-        <w:rPr>
-          <w:lang w:eastAsia="zh-CN"/>
-        </w:rPr>
-        <w:t>0.15</w:t>
-      </w:r>
-      <w:r>
-        <w:rPr>
-          <w:lang w:eastAsia="zh-CN"/>
-        </w:rPr>
-        <w:t>直接解释为整个</w:t>
-      </w:r>
-      <w:r>
-        <w:rPr>
-          <w:lang w:eastAsia="zh-CN"/>
-        </w:rPr>
-        <w:t>OECD-AMNE</w:t>
-      </w:r>
-      <w:r>
-        <w:rPr>
-          <w:lang w:eastAsia="zh-CN"/>
-        </w:rPr>
-        <w:t>行业的限制强度。</w:t>
+        <w:t>行业的一部分，还需按其基期份额继续加权。</w:t>
       </w:r>
     </w:p>
     <w:p>
@@ -6751,7 +6914,6 @@
           <w:lang w:eastAsia="zh-CN"/>
         </w:rPr>
       </w:pPr>
-      <w:bookmarkStart w:id="4" w:name="a.3.1-经验制度型跨国投资成本"/>
       <w:r>
         <w:rPr>
           <w:rFonts w:ascii="Times New Roman" w:eastAsia="宋体" w:hAnsi="Times New Roman"/>
@@ -6771,7 +6933,7 @@
       <w:pPr>
         <w:pStyle w:val="FirstParagraph"/>
         <w:spacing w:before="80" w:after="80" w:line="240" w:lineRule="auto"/>
-        <w:ind w:firstLine="0"/>
+        <w:ind w:firstLineChars="200"/>
         <w:rPr>
           <w:lang w:eastAsia="zh-CN"/>
         </w:rPr>
@@ -6977,7 +7139,7 @@
       <w:pPr>
         <w:pStyle w:val="a0"/>
         <w:spacing w:before="80" w:after="80" w:line="240" w:lineRule="auto"/>
-        <w:ind w:firstLine="0"/>
+        <w:ind w:firstLineChars="200"/>
         <w:rPr>
           <w:lang w:eastAsia="zh-CN"/>
         </w:rPr>
@@ -7246,30 +7408,31 @@
     <w:p>
       <w:pPr>
         <w:pStyle w:val="3"/>
+        <w:rPr>
+          <w:lang w:eastAsia="zh-CN"/>
+        </w:rPr>
       </w:pPr>
-      <w:bookmarkStart w:id="5" w:name="a.3.2-政策成本映射方程"/>
-      <w:bookmarkEnd w:id="4"/>
-      <w:r>
-        <w:rPr>
-          <w:rFonts w:ascii="Times New Roman" w:eastAsia="宋体" w:hAnsi="Times New Roman"/>
+      <w:r>
+        <w:rPr>
+          <w:lang w:eastAsia="zh-CN"/>
         </w:rPr>
         <w:t>A.3.2</w:t>
       </w:r>
       <w:r>
         <w:rPr>
-          <w:rFonts w:ascii="Times New Roman" w:eastAsia="宋体" w:hAnsi="Times New Roman"/>
-        </w:rPr>
-        <w:t xml:space="preserve">　政策</w:t>
-      </w:r>
-      <w:r>
-        <w:rPr>
-          <w:rFonts w:ascii="Times New Roman" w:eastAsia="宋体" w:hAnsi="Times New Roman"/>
+          <w:lang w:eastAsia="zh-CN"/>
+        </w:rPr>
+        <w:t xml:space="preserve">　六类政策限制</w:t>
+      </w:r>
+      <w:r>
+        <w:rPr>
+          <w:lang w:eastAsia="zh-CN"/>
         </w:rPr>
         <w:t>—</w:t>
       </w:r>
       <w:r>
         <w:rPr>
-          <w:rFonts w:ascii="Times New Roman" w:eastAsia="宋体" w:hAnsi="Times New Roman"/>
+          <w:lang w:eastAsia="zh-CN"/>
         </w:rPr>
         <w:t>成本映射方程</w:t>
       </w:r>
@@ -7277,8 +7440,7 @@
     <w:p>
       <w:pPr>
         <w:pStyle w:val="FirstParagraph"/>
-        <w:ind w:firstLine="720"/>
-        <w:jc w:val="both"/>
+        <w:ind w:firstLineChars="200"/>
         <w:rPr>
           <w:lang w:eastAsia="zh-CN"/>
         </w:rPr>
@@ -7287,14 +7449,13 @@
         <w:rPr>
           <w:lang w:eastAsia="zh-CN"/>
         </w:rPr>
-        <w:t>对有限准入限制，基准映射方程写为</w:t>
+        <w:t>为分别考察禁止准入、股权限制、中方控制、组织形式、治理和其他准入限制与经验制度型跨国投资成本之间的对应关系，基准估计分别使用六个单项映射方程：</w:t>
       </w:r>
     </w:p>
     <w:p>
       <w:pPr>
         <w:pStyle w:val="a0"/>
-        <w:spacing w:before="80" w:after="80" w:line="240" w:lineRule="auto"/>
-        <w:ind w:firstLine="0"/>
+        <w:spacing w:before="30" w:after="20" w:line="240" w:lineRule="auto"/>
         <w:jc w:val="center"/>
       </w:pPr>
       <m:oMathPara>
@@ -7303,6 +7464,9 @@
         </m:oMathParaPr>
         <m:oMath>
           <m:r>
+            <m:rPr>
+              <m:sty m:val="p"/>
+            </m:rPr>
             <w:rPr>
               <w:rFonts w:ascii="Cambria Math" w:hAnsi="Cambria Math"/>
             </w:rPr>
@@ -7342,6 +7506,9 @@
             </m:sup>
           </m:sSubSup>
           <m:r>
+            <m:rPr>
+              <m:sty m:val="p"/>
+            </m:rPr>
             <w:rPr>
               <w:rFonts w:ascii="Cambria Math" w:hAnsi="Cambria Math"/>
             </w:rPr>
@@ -7368,7 +7535,7 @@
                 <w:rPr>
                   <w:rFonts w:ascii="Cambria Math" w:hAnsi="Cambria Math"/>
                 </w:rPr>
-                <m:t>E</m:t>
+                <m:t>P</m:t>
               </m:r>
             </m:sub>
           </m:sSub>
@@ -7385,7 +7552,7 @@
                 <w:rPr>
                   <w:rFonts w:ascii="Cambria Math" w:hAnsi="Cambria Math"/>
                 </w:rPr>
-                <m:t>E</m:t>
+                <m:t>P</m:t>
               </m:r>
             </m:e>
             <m:sub>
@@ -7398,6 +7565,9 @@
             </m:sub>
           </m:sSub>
           <m:r>
+            <m:rPr>
+              <m:sty m:val="p"/>
+            </m:rPr>
             <w:rPr>
               <w:rFonts w:ascii="Cambria Math" w:hAnsi="Cambria Math"/>
             </w:rPr>
@@ -7416,7 +7586,7 @@
                 <w:rPr>
                   <w:rFonts w:ascii="Cambria Math" w:hAnsi="Cambria Math"/>
                 </w:rPr>
-                <m:t>κ</m:t>
+                <m:t>α</m:t>
               </m:r>
             </m:e>
             <m:sub>
@@ -7424,36 +7594,14 @@
                 <w:rPr>
                   <w:rFonts w:ascii="Cambria Math" w:hAnsi="Cambria Math"/>
                 </w:rPr>
-                <m:t>C</m:t>
-              </m:r>
-            </m:sub>
-          </m:sSub>
-          <m:sSub>
-            <m:sSubPr>
-              <m:ctrlPr>
-                <w:rPr>
-                  <w:rFonts w:ascii="Cambria Math" w:hAnsi="Cambria Math"/>
-                </w:rPr>
-              </m:ctrlPr>
-            </m:sSubPr>
-            <m:e>
-              <m:r>
-                <w:rPr>
-                  <w:rFonts w:ascii="Cambria Math" w:hAnsi="Cambria Math"/>
-                </w:rPr>
-                <m:t>C</m:t>
-              </m:r>
-            </m:e>
-            <m:sub>
-              <m:r>
-                <w:rPr>
-                  <w:rFonts w:ascii="Cambria Math" w:hAnsi="Cambria Math"/>
-                </w:rPr>
-                <m:t>jt</m:t>
+                <m:t>mj</m:t>
               </m:r>
             </m:sub>
           </m:sSub>
           <m:r>
+            <m:rPr>
+              <m:sty m:val="p"/>
+            </m:rPr>
             <w:rPr>
               <w:rFonts w:ascii="Cambria Math" w:hAnsi="Cambria Math"/>
             </w:rPr>
@@ -7472,6 +7620,170 @@
                 <w:rPr>
                   <w:rFonts w:ascii="Cambria Math" w:hAnsi="Cambria Math"/>
                 </w:rPr>
+                <m:t>λ</m:t>
+              </m:r>
+            </m:e>
+            <m:sub>
+              <m:r>
+                <w:rPr>
+                  <w:rFonts w:ascii="Cambria Math" w:hAnsi="Cambria Math"/>
+                </w:rPr>
+                <m:t>mt</m:t>
+              </m:r>
+            </m:sub>
+          </m:sSub>
+          <m:r>
+            <m:rPr>
+              <m:sty m:val="p"/>
+            </m:rPr>
+            <w:rPr>
+              <w:rFonts w:ascii="Cambria Math" w:hAnsi="Cambria Math"/>
+            </w:rPr>
+            <m:t>+</m:t>
+          </m:r>
+          <m:sSubSup>
+            <m:sSubSupPr>
+              <m:ctrlPr>
+                <w:rPr>
+                  <w:rFonts w:ascii="Cambria Math" w:hAnsi="Cambria Math"/>
+                </w:rPr>
+              </m:ctrlPr>
+            </m:sSubSupPr>
+            <m:e>
+              <m:r>
+                <w:rPr>
+                  <w:rFonts w:ascii="Cambria Math" w:hAnsi="Cambria Math"/>
+                </w:rPr>
+                <m:t>ε</m:t>
+              </m:r>
+            </m:e>
+            <m:sub>
+              <m:r>
+                <w:rPr>
+                  <w:rFonts w:ascii="Cambria Math" w:hAnsi="Cambria Math"/>
+                </w:rPr>
+                <m:t>mjt</m:t>
+              </m:r>
+            </m:sub>
+            <m:sup>
+              <m:r>
+                <w:rPr>
+                  <w:rFonts w:ascii="Cambria Math" w:hAnsi="Cambria Math"/>
+                </w:rPr>
+                <m:t>P</m:t>
+              </m:r>
+            </m:sup>
+          </m:sSubSup>
+          <m:r>
+            <m:rPr>
+              <m:sty m:val="p"/>
+            </m:rPr>
+            <w:rPr>
+              <w:rFonts w:ascii="Cambria Math" w:hAnsi="Cambria Math"/>
+            </w:rPr>
+            <m:t>.</m:t>
+          </m:r>
+          <m:r>
+            <w:rPr>
+              <w:rFonts w:ascii="Cambria Math" w:hAnsi="Cambria Math"/>
+            </w:rPr>
+            <m:t>  </m:t>
+          </m:r>
+          <m:d>
+            <m:dPr>
+              <m:ctrlPr>
+                <w:rPr>
+                  <w:rFonts w:ascii="Cambria Math" w:hAnsi="Cambria Math"/>
+                </w:rPr>
+              </m:ctrlPr>
+            </m:dPr>
+            <m:e>
+              <m:r>
+                <w:rPr>
+                  <w:rFonts w:ascii="Cambria Math" w:hAnsi="Cambria Math"/>
+                </w:rPr>
+                <m:t>A4a</m:t>
+              </m:r>
+            </m:e>
+          </m:d>
+        </m:oMath>
+      </m:oMathPara>
+    </w:p>
+    <w:p>
+      <w:pPr>
+        <w:pStyle w:val="a0"/>
+        <w:spacing w:before="20" w:after="20" w:line="240" w:lineRule="auto"/>
+        <w:jc w:val="center"/>
+      </w:pPr>
+      <m:oMathPara>
+        <m:oMathParaPr>
+          <m:jc m:val="center"/>
+        </m:oMathParaPr>
+        <m:oMath>
+          <m:r>
+            <m:rPr>
+              <m:sty m:val="p"/>
+            </m:rPr>
+            <w:rPr>
+              <w:rFonts w:ascii="Cambria Math" w:hAnsi="Cambria Math"/>
+            </w:rPr>
+            <m:t>ln</m:t>
+          </m:r>
+          <m:sSubSup>
+            <m:sSubSupPr>
+              <m:ctrlPr>
+                <w:rPr>
+                  <w:rFonts w:ascii="Cambria Math" w:hAnsi="Cambria Math"/>
+                </w:rPr>
+              </m:ctrlPr>
+            </m:sSubSupPr>
+            <m:e>
+              <m:r>
+                <w:rPr>
+                  <w:rFonts w:ascii="Cambria Math" w:hAnsi="Cambria Math"/>
+                </w:rPr>
+                <m:t>γ</m:t>
+              </m:r>
+            </m:e>
+            <m:sub>
+              <m:r>
+                <w:rPr>
+                  <w:rFonts w:ascii="Cambria Math" w:hAnsi="Cambria Math"/>
+                </w:rPr>
+                <m:t>mCjt</m:t>
+              </m:r>
+            </m:sub>
+            <m:sup>
+              <m:r>
+                <w:rPr>
+                  <w:rFonts w:ascii="Cambria Math" w:hAnsi="Cambria Math"/>
+                </w:rPr>
+                <m:t>inst</m:t>
+              </m:r>
+            </m:sup>
+          </m:sSubSup>
+          <m:r>
+            <m:rPr>
+              <m:sty m:val="p"/>
+            </m:rPr>
+            <w:rPr>
+              <w:rFonts w:ascii="Cambria Math" w:hAnsi="Cambria Math"/>
+            </w:rPr>
+            <m:t>=</m:t>
+          </m:r>
+          <m:sSub>
+            <m:sSubPr>
+              <m:ctrlPr>
+                <w:rPr>
+                  <w:rFonts w:ascii="Cambria Math" w:hAnsi="Cambria Math"/>
+                </w:rPr>
+              </m:ctrlPr>
+            </m:sSubPr>
+            <m:e>
+              <m:r>
+                <w:rPr>
+                  <w:rFonts w:ascii="Cambria Math" w:hAnsi="Cambria Math"/>
+                </w:rPr>
                 <m:t>κ</m:t>
               </m:r>
             </m:e>
@@ -7480,7 +7792,7 @@
                 <w:rPr>
                   <w:rFonts w:ascii="Cambria Math" w:hAnsi="Cambria Math"/>
                 </w:rPr>
-                <m:t>O</m:t>
+                <m:t>E</m:t>
               </m:r>
             </m:sub>
           </m:sSub>
@@ -7497,7 +7809,7 @@
                 <w:rPr>
                   <w:rFonts w:ascii="Cambria Math" w:hAnsi="Cambria Math"/>
                 </w:rPr>
-                <m:t>O</m:t>
+                <m:t>E</m:t>
               </m:r>
             </m:e>
             <m:sub>
@@ -7510,6 +7822,9 @@
             </m:sub>
           </m:sSub>
           <m:r>
+            <m:rPr>
+              <m:sty m:val="p"/>
+            </m:rPr>
             <w:rPr>
               <w:rFonts w:ascii="Cambria Math" w:hAnsi="Cambria Math"/>
             </w:rPr>
@@ -7528,7 +7843,7 @@
                 <w:rPr>
                   <w:rFonts w:ascii="Cambria Math" w:hAnsi="Cambria Math"/>
                 </w:rPr>
-                <m:t>κ</m:t>
+                <m:t>α</m:t>
               </m:r>
             </m:e>
             <m:sub>
@@ -7536,36 +7851,14 @@
                 <w:rPr>
                   <w:rFonts w:ascii="Cambria Math" w:hAnsi="Cambria Math"/>
                 </w:rPr>
-                <m:t>G</m:t>
-              </m:r>
-            </m:sub>
-          </m:sSub>
-          <m:sSub>
-            <m:sSubPr>
-              <m:ctrlPr>
-                <w:rPr>
-                  <w:rFonts w:ascii="Cambria Math" w:hAnsi="Cambria Math"/>
-                </w:rPr>
-              </m:ctrlPr>
-            </m:sSubPr>
-            <m:e>
-              <m:r>
-                <w:rPr>
-                  <w:rFonts w:ascii="Cambria Math" w:hAnsi="Cambria Math"/>
-                </w:rPr>
-                <m:t>G</m:t>
-              </m:r>
-            </m:e>
-            <m:sub>
-              <m:r>
-                <w:rPr>
-                  <w:rFonts w:ascii="Cambria Math" w:hAnsi="Cambria Math"/>
-                </w:rPr>
-                <m:t>jt</m:t>
+                <m:t>mj</m:t>
               </m:r>
             </m:sub>
           </m:sSub>
           <m:r>
+            <m:rPr>
+              <m:sty m:val="p"/>
+            </m:rPr>
             <w:rPr>
               <w:rFonts w:ascii="Cambria Math" w:hAnsi="Cambria Math"/>
             </w:rPr>
@@ -7584,6 +7877,182 @@
                 <w:rPr>
                   <w:rFonts w:ascii="Cambria Math" w:hAnsi="Cambria Math"/>
                 </w:rPr>
+                <m:t>λ</m:t>
+              </m:r>
+            </m:e>
+            <m:sub>
+              <m:r>
+                <w:rPr>
+                  <w:rFonts w:ascii="Cambria Math" w:hAnsi="Cambria Math"/>
+                </w:rPr>
+                <m:t>mt</m:t>
+              </m:r>
+            </m:sub>
+          </m:sSub>
+          <m:r>
+            <m:rPr>
+              <m:sty m:val="p"/>
+            </m:rPr>
+            <w:rPr>
+              <w:rFonts w:ascii="Cambria Math" w:hAnsi="Cambria Math"/>
+            </w:rPr>
+            <m:t>+</m:t>
+          </m:r>
+          <m:sSubSup>
+            <m:sSubSupPr>
+              <m:ctrlPr>
+                <w:rPr>
+                  <w:rFonts w:ascii="Cambria Math" w:hAnsi="Cambria Math"/>
+                </w:rPr>
+              </m:ctrlPr>
+            </m:sSubSupPr>
+            <m:e>
+              <m:r>
+                <w:rPr>
+                  <w:rFonts w:ascii="Cambria Math" w:hAnsi="Cambria Math"/>
+                </w:rPr>
+                <m:t>ε</m:t>
+              </m:r>
+            </m:e>
+            <m:sub>
+              <m:r>
+                <w:rPr>
+                  <w:rFonts w:ascii="Cambria Math" w:hAnsi="Cambria Math"/>
+                </w:rPr>
+                <m:t>mjt</m:t>
+              </m:r>
+            </m:sub>
+            <m:sup>
+              <m:r>
+                <w:rPr>
+                  <w:rFonts w:ascii="Cambria Math" w:hAnsi="Cambria Math"/>
+                </w:rPr>
+                <m:t>E</m:t>
+              </m:r>
+            </m:sup>
+          </m:sSubSup>
+          <m:r>
+            <m:rPr>
+              <m:sty m:val="p"/>
+            </m:rPr>
+            <w:rPr>
+              <w:rFonts w:ascii="Cambria Math" w:hAnsi="Cambria Math"/>
+            </w:rPr>
+            <m:t>.</m:t>
+          </m:r>
+          <m:r>
+            <w:rPr>
+              <w:rFonts w:ascii="Cambria Math" w:hAnsi="Cambria Math"/>
+            </w:rPr>
+            <m:t>  </m:t>
+          </m:r>
+          <m:d>
+            <m:dPr>
+              <m:ctrlPr>
+                <w:rPr>
+                  <w:rFonts w:ascii="Cambria Math" w:hAnsi="Cambria Math"/>
+                </w:rPr>
+              </m:ctrlPr>
+            </m:dPr>
+            <m:e>
+              <m:r>
+                <w:rPr>
+                  <w:rFonts w:ascii="Cambria Math" w:hAnsi="Cambria Math"/>
+                </w:rPr>
+                <m:t>A</m:t>
+              </m:r>
+              <m:r>
+                <w:rPr>
+                  <w:rFonts w:ascii="Cambria Math" w:hAnsi="Cambria Math"/>
+                </w:rPr>
+                <m:t>4</m:t>
+              </m:r>
+              <m:r>
+                <w:rPr>
+                  <w:rFonts w:ascii="Cambria Math" w:hAnsi="Cambria Math"/>
+                </w:rPr>
+                <m:t>b</m:t>
+              </m:r>
+            </m:e>
+          </m:d>
+        </m:oMath>
+      </m:oMathPara>
+    </w:p>
+    <w:p>
+      <w:pPr>
+        <w:pStyle w:val="a0"/>
+        <w:spacing w:before="20" w:after="20" w:line="240" w:lineRule="auto"/>
+        <w:jc w:val="center"/>
+      </w:pPr>
+      <m:oMathPara>
+        <m:oMathParaPr>
+          <m:jc m:val="center"/>
+        </m:oMathParaPr>
+        <m:oMath>
+          <m:r>
+            <m:rPr>
+              <m:sty m:val="p"/>
+            </m:rPr>
+            <w:rPr>
+              <w:rFonts w:ascii="Cambria Math" w:hAnsi="Cambria Math"/>
+            </w:rPr>
+            <m:t>ln</m:t>
+          </m:r>
+          <m:sSubSup>
+            <m:sSubSupPr>
+              <m:ctrlPr>
+                <w:rPr>
+                  <w:rFonts w:ascii="Cambria Math" w:hAnsi="Cambria Math"/>
+                </w:rPr>
+              </m:ctrlPr>
+            </m:sSubSupPr>
+            <m:e>
+              <m:r>
+                <w:rPr>
+                  <w:rFonts w:ascii="Cambria Math" w:hAnsi="Cambria Math"/>
+                </w:rPr>
+                <m:t>γ</m:t>
+              </m:r>
+            </m:e>
+            <m:sub>
+              <m:r>
+                <w:rPr>
+                  <w:rFonts w:ascii="Cambria Math" w:hAnsi="Cambria Math"/>
+                </w:rPr>
+                <m:t>mCjt</m:t>
+              </m:r>
+            </m:sub>
+            <m:sup>
+              <m:r>
+                <w:rPr>
+                  <w:rFonts w:ascii="Cambria Math" w:hAnsi="Cambria Math"/>
+                </w:rPr>
+                <m:t>inst</m:t>
+              </m:r>
+            </m:sup>
+          </m:sSubSup>
+          <m:r>
+            <m:rPr>
+              <m:sty m:val="p"/>
+            </m:rPr>
+            <w:rPr>
+              <w:rFonts w:ascii="Cambria Math" w:hAnsi="Cambria Math"/>
+            </w:rPr>
+            <m:t>=</m:t>
+          </m:r>
+          <m:sSub>
+            <m:sSubPr>
+              <m:ctrlPr>
+                <w:rPr>
+                  <w:rFonts w:ascii="Cambria Math" w:hAnsi="Cambria Math"/>
+                </w:rPr>
+              </m:ctrlPr>
+            </m:sSubPr>
+            <m:e>
+              <m:r>
+                <w:rPr>
+                  <w:rFonts w:ascii="Cambria Math" w:hAnsi="Cambria Math"/>
+                </w:rPr>
                 <m:t>κ</m:t>
               </m:r>
             </m:e>
@@ -7592,7 +8061,7 @@
                 <w:rPr>
                   <w:rFonts w:ascii="Cambria Math" w:hAnsi="Cambria Math"/>
                 </w:rPr>
-                <m:t>R</m:t>
+                <m:t>C</m:t>
               </m:r>
             </m:sub>
           </m:sSub>
@@ -7609,7 +8078,7 @@
                 <w:rPr>
                   <w:rFonts w:ascii="Cambria Math" w:hAnsi="Cambria Math"/>
                 </w:rPr>
-                <m:t>R</m:t>
+                <m:t>C</m:t>
               </m:r>
             </m:e>
             <m:sub>
@@ -7622,6 +8091,9 @@
             </m:sub>
           </m:sSub>
           <m:r>
+            <m:rPr>
+              <m:sty m:val="p"/>
+            </m:rPr>
             <w:rPr>
               <w:rFonts w:ascii="Cambria Math" w:hAnsi="Cambria Math"/>
             </w:rPr>
@@ -7653,6 +8125,9 @@
             </m:sub>
           </m:sSub>
           <m:r>
+            <m:rPr>
+              <m:sty m:val="p"/>
+            </m:rPr>
             <w:rPr>
               <w:rFonts w:ascii="Cambria Math" w:hAnsi="Cambria Math"/>
             </w:rPr>
@@ -7684,6 +8159,210 @@
             </m:sub>
           </m:sSub>
           <m:r>
+            <m:rPr>
+              <m:sty m:val="p"/>
+            </m:rPr>
+            <w:rPr>
+              <w:rFonts w:ascii="Cambria Math" w:hAnsi="Cambria Math"/>
+            </w:rPr>
+            <m:t>+</m:t>
+          </m:r>
+          <m:sSubSup>
+            <m:sSubSupPr>
+              <m:ctrlPr>
+                <w:rPr>
+                  <w:rFonts w:ascii="Cambria Math" w:hAnsi="Cambria Math"/>
+                </w:rPr>
+              </m:ctrlPr>
+            </m:sSubSupPr>
+            <m:e>
+              <m:r>
+                <w:rPr>
+                  <w:rFonts w:ascii="Cambria Math" w:hAnsi="Cambria Math"/>
+                </w:rPr>
+                <m:t>ε</m:t>
+              </m:r>
+            </m:e>
+            <m:sub>
+              <m:r>
+                <w:rPr>
+                  <w:rFonts w:ascii="Cambria Math" w:hAnsi="Cambria Math"/>
+                </w:rPr>
+                <m:t>mjt</m:t>
+              </m:r>
+            </m:sub>
+            <m:sup>
+              <m:r>
+                <w:rPr>
+                  <w:rFonts w:ascii="Cambria Math" w:hAnsi="Cambria Math"/>
+                </w:rPr>
+                <m:t>C</m:t>
+              </m:r>
+            </m:sup>
+          </m:sSubSup>
+          <m:r>
+            <m:rPr>
+              <m:sty m:val="p"/>
+            </m:rPr>
+            <w:rPr>
+              <w:rFonts w:ascii="Cambria Math" w:hAnsi="Cambria Math"/>
+            </w:rPr>
+            <m:t>.</m:t>
+          </m:r>
+          <m:r>
+            <w:rPr>
+              <w:rFonts w:ascii="Cambria Math" w:hAnsi="Cambria Math"/>
+            </w:rPr>
+            <m:t>  </m:t>
+          </m:r>
+          <m:d>
+            <m:dPr>
+              <m:ctrlPr>
+                <w:rPr>
+                  <w:rFonts w:ascii="Cambria Math" w:hAnsi="Cambria Math"/>
+                </w:rPr>
+              </m:ctrlPr>
+            </m:dPr>
+            <m:e>
+              <m:r>
+                <w:rPr>
+                  <w:rFonts w:ascii="Cambria Math" w:hAnsi="Cambria Math"/>
+                </w:rPr>
+                <m:t>A</m:t>
+              </m:r>
+              <m:r>
+                <w:rPr>
+                  <w:rFonts w:ascii="Cambria Math" w:hAnsi="Cambria Math"/>
+                </w:rPr>
+                <m:t>4</m:t>
+              </m:r>
+              <m:r>
+                <w:rPr>
+                  <w:rFonts w:ascii="Cambria Math" w:hAnsi="Cambria Math"/>
+                </w:rPr>
+                <m:t>c</m:t>
+              </m:r>
+            </m:e>
+          </m:d>
+        </m:oMath>
+      </m:oMathPara>
+    </w:p>
+    <w:p>
+      <w:pPr>
+        <w:pStyle w:val="a0"/>
+        <w:spacing w:before="20" w:after="20" w:line="240" w:lineRule="auto"/>
+        <w:jc w:val="center"/>
+      </w:pPr>
+      <m:oMathPara>
+        <m:oMathParaPr>
+          <m:jc m:val="center"/>
+        </m:oMathParaPr>
+        <m:oMath>
+          <m:r>
+            <m:rPr>
+              <m:sty m:val="p"/>
+            </m:rPr>
+            <w:rPr>
+              <w:rFonts w:ascii="Cambria Math" w:hAnsi="Cambria Math"/>
+            </w:rPr>
+            <m:t>ln</m:t>
+          </m:r>
+          <m:sSubSup>
+            <m:sSubSupPr>
+              <m:ctrlPr>
+                <w:rPr>
+                  <w:rFonts w:ascii="Cambria Math" w:hAnsi="Cambria Math"/>
+                </w:rPr>
+              </m:ctrlPr>
+            </m:sSubSupPr>
+            <m:e>
+              <m:r>
+                <w:rPr>
+                  <w:rFonts w:ascii="Cambria Math" w:hAnsi="Cambria Math"/>
+                </w:rPr>
+                <m:t>γ</m:t>
+              </m:r>
+            </m:e>
+            <m:sub>
+              <m:r>
+                <w:rPr>
+                  <w:rFonts w:ascii="Cambria Math" w:hAnsi="Cambria Math"/>
+                </w:rPr>
+                <m:t>mCjt</m:t>
+              </m:r>
+            </m:sub>
+            <m:sup>
+              <m:r>
+                <w:rPr>
+                  <w:rFonts w:ascii="Cambria Math" w:hAnsi="Cambria Math"/>
+                </w:rPr>
+                <m:t>inst</m:t>
+              </m:r>
+            </m:sup>
+          </m:sSubSup>
+          <m:r>
+            <m:rPr>
+              <m:sty m:val="p"/>
+            </m:rPr>
+            <w:rPr>
+              <w:rFonts w:ascii="Cambria Math" w:hAnsi="Cambria Math"/>
+            </w:rPr>
+            <m:t>=</m:t>
+          </m:r>
+          <m:sSub>
+            <m:sSubPr>
+              <m:ctrlPr>
+                <w:rPr>
+                  <w:rFonts w:ascii="Cambria Math" w:hAnsi="Cambria Math"/>
+                </w:rPr>
+              </m:ctrlPr>
+            </m:sSubPr>
+            <m:e>
+              <m:r>
+                <w:rPr>
+                  <w:rFonts w:ascii="Cambria Math" w:hAnsi="Cambria Math"/>
+                </w:rPr>
+                <m:t>κ</m:t>
+              </m:r>
+            </m:e>
+            <m:sub>
+              <m:r>
+                <w:rPr>
+                  <w:rFonts w:ascii="Cambria Math" w:hAnsi="Cambria Math"/>
+                </w:rPr>
+                <m:t>O</m:t>
+              </m:r>
+            </m:sub>
+          </m:sSub>
+          <m:sSub>
+            <m:sSubPr>
+              <m:ctrlPr>
+                <w:rPr>
+                  <w:rFonts w:ascii="Cambria Math" w:hAnsi="Cambria Math"/>
+                </w:rPr>
+              </m:ctrlPr>
+            </m:sSubPr>
+            <m:e>
+              <m:r>
+                <w:rPr>
+                  <w:rFonts w:ascii="Cambria Math" w:hAnsi="Cambria Math"/>
+                </w:rPr>
+                <m:t>O</m:t>
+              </m:r>
+            </m:e>
+            <m:sub>
+              <m:r>
+                <w:rPr>
+                  <w:rFonts w:ascii="Cambria Math" w:hAnsi="Cambria Math"/>
+                </w:rPr>
+                <m:t>jt</m:t>
+              </m:r>
+            </m:sub>
+          </m:sSub>
+          <m:r>
+            <m:rPr>
+              <m:sty m:val="p"/>
+            </m:rPr>
             <w:rPr>
               <w:rFonts w:ascii="Cambria Math" w:hAnsi="Cambria Math"/>
             </w:rPr>
@@ -7702,6 +8381,74 @@
                 <w:rPr>
                   <w:rFonts w:ascii="Cambria Math" w:hAnsi="Cambria Math"/>
                 </w:rPr>
+                <m:t>α</m:t>
+              </m:r>
+            </m:e>
+            <m:sub>
+              <m:r>
+                <w:rPr>
+                  <w:rFonts w:ascii="Cambria Math" w:hAnsi="Cambria Math"/>
+                </w:rPr>
+                <m:t>mj</m:t>
+              </m:r>
+            </m:sub>
+          </m:sSub>
+          <m:r>
+            <m:rPr>
+              <m:sty m:val="p"/>
+            </m:rPr>
+            <w:rPr>
+              <w:rFonts w:ascii="Cambria Math" w:hAnsi="Cambria Math"/>
+            </w:rPr>
+            <m:t>+</m:t>
+          </m:r>
+          <m:sSub>
+            <m:sSubPr>
+              <m:ctrlPr>
+                <w:rPr>
+                  <w:rFonts w:ascii="Cambria Math" w:hAnsi="Cambria Math"/>
+                </w:rPr>
+              </m:ctrlPr>
+            </m:sSubPr>
+            <m:e>
+              <m:r>
+                <w:rPr>
+                  <w:rFonts w:ascii="Cambria Math" w:hAnsi="Cambria Math"/>
+                </w:rPr>
+                <m:t>λ</m:t>
+              </m:r>
+            </m:e>
+            <m:sub>
+              <m:r>
+                <w:rPr>
+                  <w:rFonts w:ascii="Cambria Math" w:hAnsi="Cambria Math"/>
+                </w:rPr>
+                <m:t>mt</m:t>
+              </m:r>
+            </m:sub>
+          </m:sSub>
+          <m:r>
+            <m:rPr>
+              <m:sty m:val="p"/>
+            </m:rPr>
+            <w:rPr>
+              <w:rFonts w:ascii="Cambria Math" w:hAnsi="Cambria Math"/>
+            </w:rPr>
+            <m:t>+</m:t>
+          </m:r>
+          <m:sSubSup>
+            <m:sSubSupPr>
+              <m:ctrlPr>
+                <w:rPr>
+                  <w:rFonts w:ascii="Cambria Math" w:hAnsi="Cambria Math"/>
+                </w:rPr>
+              </m:ctrlPr>
+            </m:sSubSupPr>
+            <m:e>
+              <m:r>
+                <w:rPr>
+                  <w:rFonts w:ascii="Cambria Math" w:hAnsi="Cambria Math"/>
+                </w:rPr>
                 <m:t>ε</m:t>
               </m:r>
             </m:e>
@@ -7713,12 +8460,29 @@
                 <m:t>mjt</m:t>
               </m:r>
             </m:sub>
-          </m:sSub>
+            <m:sup>
+              <m:r>
+                <w:rPr>
+                  <w:rFonts w:ascii="Cambria Math" w:hAnsi="Cambria Math"/>
+                </w:rPr>
+                <m:t>O</m:t>
+              </m:r>
+            </m:sup>
+          </m:sSubSup>
+          <m:r>
+            <m:rPr>
+              <m:sty m:val="p"/>
+            </m:rPr>
+            <w:rPr>
+              <w:rFonts w:ascii="Cambria Math" w:hAnsi="Cambria Math"/>
+            </w:rPr>
+            <m:t>.</m:t>
+          </m:r>
           <m:r>
             <w:rPr>
               <w:rFonts w:ascii="Cambria Math" w:hAnsi="Cambria Math"/>
             </w:rPr>
-            <m:t xml:space="preserve">.  </m:t>
+            <m:t>  </m:t>
           </m:r>
           <m:d>
             <m:dPr>
@@ -7733,7 +8497,557 @@
                 <w:rPr>
                   <w:rFonts w:ascii="Cambria Math" w:hAnsi="Cambria Math"/>
                 </w:rPr>
-                <m:t>A4</m:t>
+                <m:t>A</m:t>
+              </m:r>
+              <m:r>
+                <w:rPr>
+                  <w:rFonts w:ascii="Cambria Math" w:hAnsi="Cambria Math"/>
+                </w:rPr>
+                <m:t>4</m:t>
+              </m:r>
+              <m:r>
+                <w:rPr>
+                  <w:rFonts w:ascii="Cambria Math" w:hAnsi="Cambria Math"/>
+                </w:rPr>
+                <m:t>d</m:t>
+              </m:r>
+            </m:e>
+          </m:d>
+        </m:oMath>
+      </m:oMathPara>
+    </w:p>
+    <w:p>
+      <w:pPr>
+        <w:pStyle w:val="a0"/>
+        <w:spacing w:before="20" w:after="20" w:line="240" w:lineRule="auto"/>
+        <w:jc w:val="center"/>
+      </w:pPr>
+      <m:oMathPara>
+        <m:oMathParaPr>
+          <m:jc m:val="center"/>
+        </m:oMathParaPr>
+        <m:oMath>
+          <m:r>
+            <m:rPr>
+              <m:sty m:val="p"/>
+            </m:rPr>
+            <w:rPr>
+              <w:rFonts w:ascii="Cambria Math" w:hAnsi="Cambria Math"/>
+            </w:rPr>
+            <m:t>ln</m:t>
+          </m:r>
+          <m:sSubSup>
+            <m:sSubSupPr>
+              <m:ctrlPr>
+                <w:rPr>
+                  <w:rFonts w:ascii="Cambria Math" w:hAnsi="Cambria Math"/>
+                </w:rPr>
+              </m:ctrlPr>
+            </m:sSubSupPr>
+            <m:e>
+              <m:r>
+                <w:rPr>
+                  <w:rFonts w:ascii="Cambria Math" w:hAnsi="Cambria Math"/>
+                </w:rPr>
+                <m:t>γ</m:t>
+              </m:r>
+            </m:e>
+            <m:sub>
+              <m:r>
+                <w:rPr>
+                  <w:rFonts w:ascii="Cambria Math" w:hAnsi="Cambria Math"/>
+                </w:rPr>
+                <m:t>mCjt</m:t>
+              </m:r>
+            </m:sub>
+            <m:sup>
+              <m:r>
+                <w:rPr>
+                  <w:rFonts w:ascii="Cambria Math" w:hAnsi="Cambria Math"/>
+                </w:rPr>
+                <m:t>inst</m:t>
+              </m:r>
+            </m:sup>
+          </m:sSubSup>
+          <m:r>
+            <m:rPr>
+              <m:sty m:val="p"/>
+            </m:rPr>
+            <w:rPr>
+              <w:rFonts w:ascii="Cambria Math" w:hAnsi="Cambria Math"/>
+            </w:rPr>
+            <m:t>=</m:t>
+          </m:r>
+          <m:sSub>
+            <m:sSubPr>
+              <m:ctrlPr>
+                <w:rPr>
+                  <w:rFonts w:ascii="Cambria Math" w:hAnsi="Cambria Math"/>
+                </w:rPr>
+              </m:ctrlPr>
+            </m:sSubPr>
+            <m:e>
+              <m:r>
+                <w:rPr>
+                  <w:rFonts w:ascii="Cambria Math" w:hAnsi="Cambria Math"/>
+                </w:rPr>
+                <m:t>κ</m:t>
+              </m:r>
+            </m:e>
+            <m:sub>
+              <m:r>
+                <w:rPr>
+                  <w:rFonts w:ascii="Cambria Math" w:hAnsi="Cambria Math"/>
+                </w:rPr>
+                <m:t>G</m:t>
+              </m:r>
+            </m:sub>
+          </m:sSub>
+          <m:sSub>
+            <m:sSubPr>
+              <m:ctrlPr>
+                <w:rPr>
+                  <w:rFonts w:ascii="Cambria Math" w:hAnsi="Cambria Math"/>
+                </w:rPr>
+              </m:ctrlPr>
+            </m:sSubPr>
+            <m:e>
+              <m:r>
+                <w:rPr>
+                  <w:rFonts w:ascii="Cambria Math" w:hAnsi="Cambria Math"/>
+                </w:rPr>
+                <m:t>G</m:t>
+              </m:r>
+            </m:e>
+            <m:sub>
+              <m:r>
+                <w:rPr>
+                  <w:rFonts w:ascii="Cambria Math" w:hAnsi="Cambria Math"/>
+                </w:rPr>
+                <m:t>jt</m:t>
+              </m:r>
+            </m:sub>
+          </m:sSub>
+          <m:r>
+            <m:rPr>
+              <m:sty m:val="p"/>
+            </m:rPr>
+            <w:rPr>
+              <w:rFonts w:ascii="Cambria Math" w:hAnsi="Cambria Math"/>
+            </w:rPr>
+            <m:t>+</m:t>
+          </m:r>
+          <m:sSub>
+            <m:sSubPr>
+              <m:ctrlPr>
+                <w:rPr>
+                  <w:rFonts w:ascii="Cambria Math" w:hAnsi="Cambria Math"/>
+                </w:rPr>
+              </m:ctrlPr>
+            </m:sSubPr>
+            <m:e>
+              <m:r>
+                <w:rPr>
+                  <w:rFonts w:ascii="Cambria Math" w:hAnsi="Cambria Math"/>
+                </w:rPr>
+                <m:t>α</m:t>
+              </m:r>
+            </m:e>
+            <m:sub>
+              <m:r>
+                <w:rPr>
+                  <w:rFonts w:ascii="Cambria Math" w:hAnsi="Cambria Math"/>
+                </w:rPr>
+                <m:t>mj</m:t>
+              </m:r>
+            </m:sub>
+          </m:sSub>
+          <m:r>
+            <m:rPr>
+              <m:sty m:val="p"/>
+            </m:rPr>
+            <w:rPr>
+              <w:rFonts w:ascii="Cambria Math" w:hAnsi="Cambria Math"/>
+            </w:rPr>
+            <m:t>+</m:t>
+          </m:r>
+          <m:sSub>
+            <m:sSubPr>
+              <m:ctrlPr>
+                <w:rPr>
+                  <w:rFonts w:ascii="Cambria Math" w:hAnsi="Cambria Math"/>
+                </w:rPr>
+              </m:ctrlPr>
+            </m:sSubPr>
+            <m:e>
+              <m:r>
+                <w:rPr>
+                  <w:rFonts w:ascii="Cambria Math" w:hAnsi="Cambria Math"/>
+                </w:rPr>
+                <m:t>λ</m:t>
+              </m:r>
+            </m:e>
+            <m:sub>
+              <m:r>
+                <w:rPr>
+                  <w:rFonts w:ascii="Cambria Math" w:hAnsi="Cambria Math"/>
+                </w:rPr>
+                <m:t>mt</m:t>
+              </m:r>
+            </m:sub>
+          </m:sSub>
+          <m:r>
+            <m:rPr>
+              <m:sty m:val="p"/>
+            </m:rPr>
+            <w:rPr>
+              <w:rFonts w:ascii="Cambria Math" w:hAnsi="Cambria Math"/>
+            </w:rPr>
+            <m:t>+</m:t>
+          </m:r>
+          <m:sSubSup>
+            <m:sSubSupPr>
+              <m:ctrlPr>
+                <w:rPr>
+                  <w:rFonts w:ascii="Cambria Math" w:hAnsi="Cambria Math"/>
+                </w:rPr>
+              </m:ctrlPr>
+            </m:sSubSupPr>
+            <m:e>
+              <m:r>
+                <w:rPr>
+                  <w:rFonts w:ascii="Cambria Math" w:hAnsi="Cambria Math"/>
+                </w:rPr>
+                <m:t>ε</m:t>
+              </m:r>
+            </m:e>
+            <m:sub>
+              <m:r>
+                <w:rPr>
+                  <w:rFonts w:ascii="Cambria Math" w:hAnsi="Cambria Math"/>
+                </w:rPr>
+                <m:t>mjt</m:t>
+              </m:r>
+            </m:sub>
+            <m:sup>
+              <m:r>
+                <w:rPr>
+                  <w:rFonts w:ascii="Cambria Math" w:hAnsi="Cambria Math"/>
+                </w:rPr>
+                <m:t>G</m:t>
+              </m:r>
+            </m:sup>
+          </m:sSubSup>
+          <m:r>
+            <m:rPr>
+              <m:sty m:val="p"/>
+            </m:rPr>
+            <w:rPr>
+              <w:rFonts w:ascii="Cambria Math" w:hAnsi="Cambria Math"/>
+            </w:rPr>
+            <m:t>.</m:t>
+          </m:r>
+          <m:r>
+            <w:rPr>
+              <w:rFonts w:ascii="Cambria Math" w:hAnsi="Cambria Math"/>
+            </w:rPr>
+            <m:t>  </m:t>
+          </m:r>
+          <m:d>
+            <m:dPr>
+              <m:ctrlPr>
+                <w:rPr>
+                  <w:rFonts w:ascii="Cambria Math" w:hAnsi="Cambria Math"/>
+                </w:rPr>
+              </m:ctrlPr>
+            </m:dPr>
+            <m:e>
+              <m:r>
+                <w:rPr>
+                  <w:rFonts w:ascii="Cambria Math" w:hAnsi="Cambria Math"/>
+                </w:rPr>
+                <m:t>A</m:t>
+              </m:r>
+              <m:r>
+                <w:rPr>
+                  <w:rFonts w:ascii="Cambria Math" w:hAnsi="Cambria Math"/>
+                </w:rPr>
+                <m:t>4</m:t>
+              </m:r>
+              <m:r>
+                <w:rPr>
+                  <w:rFonts w:ascii="Cambria Math" w:hAnsi="Cambria Math"/>
+                </w:rPr>
+                <m:t>e</m:t>
+              </m:r>
+            </m:e>
+          </m:d>
+        </m:oMath>
+      </m:oMathPara>
+    </w:p>
+    <w:p>
+      <w:pPr>
+        <w:pStyle w:val="a0"/>
+        <w:spacing w:before="20" w:after="20" w:line="240" w:lineRule="auto"/>
+        <w:jc w:val="center"/>
+      </w:pPr>
+      <m:oMathPara>
+        <m:oMathParaPr>
+          <m:jc m:val="center"/>
+        </m:oMathParaPr>
+        <m:oMath>
+          <m:r>
+            <m:rPr>
+              <m:sty m:val="p"/>
+            </m:rPr>
+            <w:rPr>
+              <w:rFonts w:ascii="Cambria Math" w:hAnsi="Cambria Math"/>
+            </w:rPr>
+            <m:t>ln</m:t>
+          </m:r>
+          <m:sSubSup>
+            <m:sSubSupPr>
+              <m:ctrlPr>
+                <w:rPr>
+                  <w:rFonts w:ascii="Cambria Math" w:hAnsi="Cambria Math"/>
+                </w:rPr>
+              </m:ctrlPr>
+            </m:sSubSupPr>
+            <m:e>
+              <m:r>
+                <w:rPr>
+                  <w:rFonts w:ascii="Cambria Math" w:hAnsi="Cambria Math"/>
+                </w:rPr>
+                <m:t>γ</m:t>
+              </m:r>
+            </m:e>
+            <m:sub>
+              <m:r>
+                <w:rPr>
+                  <w:rFonts w:ascii="Cambria Math" w:hAnsi="Cambria Math"/>
+                </w:rPr>
+                <m:t>mCjt</m:t>
+              </m:r>
+            </m:sub>
+            <m:sup>
+              <m:r>
+                <w:rPr>
+                  <w:rFonts w:ascii="Cambria Math" w:hAnsi="Cambria Math"/>
+                </w:rPr>
+                <m:t>inst</m:t>
+              </m:r>
+            </m:sup>
+          </m:sSubSup>
+          <m:r>
+            <m:rPr>
+              <m:sty m:val="p"/>
+            </m:rPr>
+            <w:rPr>
+              <w:rFonts w:ascii="Cambria Math" w:hAnsi="Cambria Math"/>
+            </w:rPr>
+            <m:t>=</m:t>
+          </m:r>
+          <m:sSub>
+            <m:sSubPr>
+              <m:ctrlPr>
+                <w:rPr>
+                  <w:rFonts w:ascii="Cambria Math" w:hAnsi="Cambria Math"/>
+                </w:rPr>
+              </m:ctrlPr>
+            </m:sSubPr>
+            <m:e>
+              <m:r>
+                <w:rPr>
+                  <w:rFonts w:ascii="Cambria Math" w:hAnsi="Cambria Math"/>
+                </w:rPr>
+                <m:t>κ</m:t>
+              </m:r>
+            </m:e>
+            <m:sub>
+              <m:r>
+                <w:rPr>
+                  <w:rFonts w:ascii="Cambria Math" w:hAnsi="Cambria Math"/>
+                </w:rPr>
+                <m:t>R</m:t>
+              </m:r>
+            </m:sub>
+          </m:sSub>
+          <m:sSub>
+            <m:sSubPr>
+              <m:ctrlPr>
+                <w:rPr>
+                  <w:rFonts w:ascii="Cambria Math" w:hAnsi="Cambria Math"/>
+                </w:rPr>
+              </m:ctrlPr>
+            </m:sSubPr>
+            <m:e>
+              <m:r>
+                <w:rPr>
+                  <w:rFonts w:ascii="Cambria Math" w:hAnsi="Cambria Math"/>
+                </w:rPr>
+                <m:t>R</m:t>
+              </m:r>
+            </m:e>
+            <m:sub>
+              <m:r>
+                <w:rPr>
+                  <w:rFonts w:ascii="Cambria Math" w:hAnsi="Cambria Math"/>
+                </w:rPr>
+                <m:t>jt</m:t>
+              </m:r>
+            </m:sub>
+          </m:sSub>
+          <m:r>
+            <m:rPr>
+              <m:sty m:val="p"/>
+            </m:rPr>
+            <w:rPr>
+              <w:rFonts w:ascii="Cambria Math" w:hAnsi="Cambria Math"/>
+            </w:rPr>
+            <m:t>+</m:t>
+          </m:r>
+          <m:sSub>
+            <m:sSubPr>
+              <m:ctrlPr>
+                <w:rPr>
+                  <w:rFonts w:ascii="Cambria Math" w:hAnsi="Cambria Math"/>
+                </w:rPr>
+              </m:ctrlPr>
+            </m:sSubPr>
+            <m:e>
+              <m:r>
+                <w:rPr>
+                  <w:rFonts w:ascii="Cambria Math" w:hAnsi="Cambria Math"/>
+                </w:rPr>
+                <m:t>α</m:t>
+              </m:r>
+            </m:e>
+            <m:sub>
+              <m:r>
+                <w:rPr>
+                  <w:rFonts w:ascii="Cambria Math" w:hAnsi="Cambria Math"/>
+                </w:rPr>
+                <m:t>mj</m:t>
+              </m:r>
+            </m:sub>
+          </m:sSub>
+          <m:r>
+            <m:rPr>
+              <m:sty m:val="p"/>
+            </m:rPr>
+            <w:rPr>
+              <w:rFonts w:ascii="Cambria Math" w:hAnsi="Cambria Math"/>
+            </w:rPr>
+            <m:t>+</m:t>
+          </m:r>
+          <m:sSub>
+            <m:sSubPr>
+              <m:ctrlPr>
+                <w:rPr>
+                  <w:rFonts w:ascii="Cambria Math" w:hAnsi="Cambria Math"/>
+                </w:rPr>
+              </m:ctrlPr>
+            </m:sSubPr>
+            <m:e>
+              <m:r>
+                <w:rPr>
+                  <w:rFonts w:ascii="Cambria Math" w:hAnsi="Cambria Math"/>
+                </w:rPr>
+                <m:t>λ</m:t>
+              </m:r>
+            </m:e>
+            <m:sub>
+              <m:r>
+                <w:rPr>
+                  <w:rFonts w:ascii="Cambria Math" w:hAnsi="Cambria Math"/>
+                </w:rPr>
+                <m:t>mt</m:t>
+              </m:r>
+            </m:sub>
+          </m:sSub>
+          <m:r>
+            <m:rPr>
+              <m:sty m:val="p"/>
+            </m:rPr>
+            <w:rPr>
+              <w:rFonts w:ascii="Cambria Math" w:hAnsi="Cambria Math"/>
+            </w:rPr>
+            <m:t>+</m:t>
+          </m:r>
+          <m:sSubSup>
+            <m:sSubSupPr>
+              <m:ctrlPr>
+                <w:rPr>
+                  <w:rFonts w:ascii="Cambria Math" w:hAnsi="Cambria Math"/>
+                </w:rPr>
+              </m:ctrlPr>
+            </m:sSubSupPr>
+            <m:e>
+              <m:r>
+                <w:rPr>
+                  <w:rFonts w:ascii="Cambria Math" w:hAnsi="Cambria Math"/>
+                </w:rPr>
+                <m:t>ε</m:t>
+              </m:r>
+            </m:e>
+            <m:sub>
+              <m:r>
+                <w:rPr>
+                  <w:rFonts w:ascii="Cambria Math" w:hAnsi="Cambria Math"/>
+                </w:rPr>
+                <m:t>mjt</m:t>
+              </m:r>
+            </m:sub>
+            <m:sup>
+              <m:r>
+                <w:rPr>
+                  <w:rFonts w:ascii="Cambria Math" w:hAnsi="Cambria Math"/>
+                </w:rPr>
+                <m:t>R</m:t>
+              </m:r>
+            </m:sup>
+          </m:sSubSup>
+          <m:r>
+            <m:rPr>
+              <m:sty m:val="p"/>
+            </m:rPr>
+            <w:rPr>
+              <w:rFonts w:ascii="Cambria Math" w:hAnsi="Cambria Math"/>
+            </w:rPr>
+            <m:t>.</m:t>
+          </m:r>
+          <m:r>
+            <w:rPr>
+              <w:rFonts w:ascii="Cambria Math" w:hAnsi="Cambria Math"/>
+            </w:rPr>
+            <m:t>  </m:t>
+          </m:r>
+          <m:d>
+            <m:dPr>
+              <m:ctrlPr>
+                <w:rPr>
+                  <w:rFonts w:ascii="Cambria Math" w:hAnsi="Cambria Math"/>
+                </w:rPr>
+              </m:ctrlPr>
+            </m:dPr>
+            <m:e>
+              <m:r>
+                <w:rPr>
+                  <w:rFonts w:ascii="Cambria Math" w:hAnsi="Cambria Math"/>
+                </w:rPr>
+                <m:t>A</m:t>
+              </m:r>
+              <m:r>
+                <w:rPr>
+                  <w:rFonts w:ascii="Cambria Math" w:hAnsi="Cambria Math"/>
+                </w:rPr>
+                <m:t>4</m:t>
+              </m:r>
+              <m:r>
+                <w:rPr>
+                  <w:rFonts w:ascii="Cambria Math" w:hAnsi="Cambria Math"/>
+                </w:rPr>
+                <m:t>f</m:t>
               </m:r>
             </m:e>
           </m:d>
@@ -7744,7 +9058,7 @@
       <w:pPr>
         <w:pStyle w:val="FirstParagraph"/>
         <w:spacing w:before="80" w:after="80" w:line="240" w:lineRule="auto"/>
-        <w:ind w:firstLine="720"/>
+        <w:ind w:firstLineChars="200"/>
         <w:rPr>
           <w:lang w:eastAsia="zh-CN"/>
         </w:rPr>
@@ -7762,7 +9076,235 @@
             <m:r>
               <w:rPr>
                 <w:rFonts w:ascii="Cambria Math" w:hAnsi="Cambria Math"/>
-                <w:lang w:eastAsia="zh-CN"/>
+              </w:rPr>
+              <m:t>P</m:t>
+            </m:r>
+          </m:e>
+          <m:sub>
+            <m:r>
+              <w:rPr>
+                <w:rFonts w:ascii="Cambria Math" w:hAnsi="Cambria Math"/>
+              </w:rPr>
+              <m:t>jt</m:t>
+            </m:r>
+          </m:sub>
+        </m:sSub>
+      </m:oMath>
+      <w:r>
+        <w:t>、</w:t>
+      </w:r>
+      <m:oMath>
+        <m:sSub>
+          <m:sSubPr>
+            <m:ctrlPr>
+              <w:rPr>
+                <w:rFonts w:ascii="Cambria Math" w:hAnsi="Cambria Math"/>
+              </w:rPr>
+            </m:ctrlPr>
+          </m:sSubPr>
+          <m:e>
+            <m:r>
+              <w:rPr>
+                <w:rFonts w:ascii="Cambria Math" w:hAnsi="Cambria Math"/>
+              </w:rPr>
+              <m:t>E</m:t>
+            </m:r>
+          </m:e>
+          <m:sub>
+            <m:r>
+              <w:rPr>
+                <w:rFonts w:ascii="Cambria Math" w:hAnsi="Cambria Math"/>
+              </w:rPr>
+              <m:t>jt</m:t>
+            </m:r>
+          </m:sub>
+        </m:sSub>
+      </m:oMath>
+      <w:r>
+        <w:t>、</w:t>
+      </w:r>
+      <m:oMath>
+        <m:sSub>
+          <m:sSubPr>
+            <m:ctrlPr>
+              <w:rPr>
+                <w:rFonts w:ascii="Cambria Math" w:hAnsi="Cambria Math"/>
+              </w:rPr>
+            </m:ctrlPr>
+          </m:sSubPr>
+          <m:e>
+            <m:r>
+              <w:rPr>
+                <w:rFonts w:ascii="Cambria Math" w:hAnsi="Cambria Math"/>
+              </w:rPr>
+              <m:t>C</m:t>
+            </m:r>
+          </m:e>
+          <m:sub>
+            <m:r>
+              <w:rPr>
+                <w:rFonts w:ascii="Cambria Math" w:hAnsi="Cambria Math"/>
+              </w:rPr>
+              <m:t>jt</m:t>
+            </m:r>
+          </m:sub>
+        </m:sSub>
+      </m:oMath>
+      <w:r>
+        <w:t>、</w:t>
+      </w:r>
+      <m:oMath>
+        <m:sSub>
+          <m:sSubPr>
+            <m:ctrlPr>
+              <w:rPr>
+                <w:rFonts w:ascii="Cambria Math" w:hAnsi="Cambria Math"/>
+              </w:rPr>
+            </m:ctrlPr>
+          </m:sSubPr>
+          <m:e>
+            <m:r>
+              <w:rPr>
+                <w:rFonts w:ascii="Cambria Math" w:hAnsi="Cambria Math"/>
+              </w:rPr>
+              <m:t>O</m:t>
+            </m:r>
+          </m:e>
+          <m:sub>
+            <m:r>
+              <w:rPr>
+                <w:rFonts w:ascii="Cambria Math" w:hAnsi="Cambria Math"/>
+              </w:rPr>
+              <m:t>jt</m:t>
+            </m:r>
+          </m:sub>
+        </m:sSub>
+      </m:oMath>
+      <w:r>
+        <w:t>、</w:t>
+      </w:r>
+      <m:oMath>
+        <m:sSub>
+          <m:sSubPr>
+            <m:ctrlPr>
+              <w:rPr>
+                <w:rFonts w:ascii="Cambria Math" w:hAnsi="Cambria Math"/>
+              </w:rPr>
+            </m:ctrlPr>
+          </m:sSubPr>
+          <m:e>
+            <m:r>
+              <w:rPr>
+                <w:rFonts w:ascii="Cambria Math" w:hAnsi="Cambria Math"/>
+              </w:rPr>
+              <m:t>G</m:t>
+            </m:r>
+          </m:e>
+          <m:sub>
+            <m:r>
+              <w:rPr>
+                <w:rFonts w:ascii="Cambria Math" w:hAnsi="Cambria Math"/>
+              </w:rPr>
+              <m:t>jt</m:t>
+            </m:r>
+          </m:sub>
+        </m:sSub>
+      </m:oMath>
+      <w:r>
+        <w:t xml:space="preserve"> </w:t>
+      </w:r>
+      <w:r>
+        <w:t>和</w:t>
+      </w:r>
+      <w:r>
+        <w:t xml:space="preserve"> </w:t>
+      </w:r>
+      <m:oMath>
+        <m:sSub>
+          <m:sSubPr>
+            <m:ctrlPr>
+              <w:rPr>
+                <w:rFonts w:ascii="Cambria Math" w:hAnsi="Cambria Math"/>
+              </w:rPr>
+            </m:ctrlPr>
+          </m:sSubPr>
+          <m:e>
+            <m:r>
+              <w:rPr>
+                <w:rFonts w:ascii="Cambria Math" w:hAnsi="Cambria Math"/>
+              </w:rPr>
+              <m:t>R</m:t>
+            </m:r>
+          </m:e>
+          <m:sub>
+            <m:r>
+              <w:rPr>
+                <w:rFonts w:ascii="Cambria Math" w:hAnsi="Cambria Math"/>
+              </w:rPr>
+              <m:t>jt</m:t>
+            </m:r>
+          </m:sub>
+        </m:sSub>
+      </m:oMath>
+      <w:r>
+        <w:t xml:space="preserve"> </w:t>
+      </w:r>
+      <w:r>
+        <w:t>分别表示</w:t>
+      </w:r>
+      <w:r>
+        <w:t xml:space="preserve"> OECD-AMNE </w:t>
+      </w:r>
+      <w:r>
+        <w:t>行业</w:t>
+      </w:r>
+      <w:r>
+        <w:t xml:space="preserve"> </w:t>
+      </w:r>
+      <m:oMath>
+        <m:r>
+          <w:rPr>
+            <w:rFonts w:ascii="Cambria Math" w:hAnsi="Cambria Math"/>
+          </w:rPr>
+          <m:t>j</m:t>
+        </m:r>
+      </m:oMath>
+      <w:r>
+        <w:t xml:space="preserve"> </w:t>
+      </w:r>
+      <w:r>
+        <w:t>在年份</w:t>
+      </w:r>
+      <w:r>
+        <w:t xml:space="preserve"> </w:t>
+      </w:r>
+      <m:oMath>
+        <m:r>
+          <w:rPr>
+            <w:rFonts w:ascii="Cambria Math" w:hAnsi="Cambria Math"/>
+          </w:rPr>
+          <m:t>t</m:t>
+        </m:r>
+      </m:oMath>
+      <w:r>
+        <w:t xml:space="preserve"> </w:t>
+      </w:r>
+      <w:r>
+        <w:t>的六类政策暴露。</w:t>
+      </w:r>
+      <m:oMath>
+        <m:sSub>
+          <m:sSubPr>
+            <m:ctrlPr>
+              <w:rPr>
+                <w:rFonts w:ascii="Cambria Math" w:hAnsi="Cambria Math"/>
+              </w:rPr>
+            </m:ctrlPr>
+          </m:sSubPr>
+          <m:e>
+            <m:r>
+              <w:rPr>
+                <w:rFonts w:ascii="Cambria Math" w:hAnsi="Cambria Math"/>
               </w:rPr>
               <m:t>α</m:t>
             </m:r>
@@ -7771,7 +9313,6 @@
             <m:r>
               <w:rPr>
                 <w:rFonts w:ascii="Cambria Math" w:hAnsi="Cambria Math"/>
-                <w:lang w:eastAsia="zh-CN"/>
               </w:rPr>
               <m:t>mj</m:t>
             </m:r>
@@ -7779,9 +9320,6 @@
         </m:sSub>
       </m:oMath>
       <w:r>
-        <w:rPr>
-          <w:lang w:eastAsia="zh-CN"/>
-        </w:rPr>
         <w:t xml:space="preserve"> </w:t>
       </w:r>
       <w:r>
@@ -7868,54 +9406,7 @@
         <w:rPr>
           <w:lang w:eastAsia="zh-CN"/>
         </w:rPr>
-        <w:t>面向中国投资的共同冲击。由于</w:t>
-      </w:r>
-      <w:r>
-        <w:rPr>
-          <w:lang w:eastAsia="zh-CN"/>
-        </w:rPr>
-        <w:t xml:space="preserve"> </w:t>
-      </w:r>
-      <m:oMath>
-        <m:sSub>
-          <m:sSubPr>
-            <m:ctrlPr>
-              <w:rPr>
-                <w:rFonts w:ascii="Cambria Math" w:hAnsi="Cambria Math"/>
-              </w:rPr>
-            </m:ctrlPr>
-          </m:sSubPr>
-          <m:e>
-            <m:r>
-              <w:rPr>
-                <w:rFonts w:ascii="Cambria Math" w:hAnsi="Cambria Math"/>
-                <w:lang w:eastAsia="zh-CN"/>
-              </w:rPr>
-              <m:t>Z</m:t>
-            </m:r>
-          </m:e>
-          <m:sub>
-            <m:r>
-              <w:rPr>
-                <w:rFonts w:ascii="Cambria Math" w:hAnsi="Cambria Math"/>
-                <w:lang w:eastAsia="zh-CN"/>
-              </w:rPr>
-              <m:t>jt</m:t>
-            </m:r>
-          </m:sub>
-        </m:sSub>
-      </m:oMath>
-      <w:r>
-        <w:rPr>
-          <w:lang w:eastAsia="zh-CN"/>
-        </w:rPr>
-        <w:t xml:space="preserve"> </w:t>
-      </w:r>
-      <w:r>
-        <w:rPr>
-          <w:lang w:eastAsia="zh-CN"/>
-        </w:rPr>
-        <w:t>对同一</w:t>
+        <w:t>面向中国投资的共同冲击。由于各限制变量对同一</w:t>
       </w:r>
       <w:r>
         <w:rPr>
@@ -7962,13 +9453,33 @@
         <w:t>下的所有母国完全相同，</w:t>
       </w:r>
       <m:oMath>
-        <m:r>
-          <w:rPr>
-            <w:rFonts w:ascii="Cambria Math" w:hAnsi="Cambria Math"/>
-            <w:lang w:eastAsia="zh-CN"/>
-          </w:rPr>
-          <m:t>κ</m:t>
-        </m:r>
+        <m:sSub>
+          <m:sSubPr>
+            <m:ctrlPr>
+              <w:rPr>
+                <w:rFonts w:ascii="Cambria Math" w:hAnsi="Cambria Math"/>
+              </w:rPr>
+            </m:ctrlPr>
+          </m:sSubPr>
+          <m:e>
+            <m:r>
+              <w:rPr>
+                <w:rFonts w:ascii="Cambria Math" w:hAnsi="Cambria Math"/>
+                <w:lang w:eastAsia="zh-CN"/>
+              </w:rPr>
+              <m:t>κ</m:t>
+            </m:r>
+          </m:e>
+          <m:sub>
+            <m:r>
+              <w:rPr>
+                <w:rFonts w:ascii="Cambria Math" w:hAnsi="Cambria Math"/>
+                <w:lang w:eastAsia="zh-CN"/>
+              </w:rPr>
+              <m:t>k</m:t>
+            </m:r>
+          </m:sub>
+        </m:sSub>
       </m:oMath>
       <w:r>
         <w:rPr>
@@ -7992,7 +9503,14 @@
         <w:rPr>
           <w:lang w:eastAsia="zh-CN"/>
         </w:rPr>
-        <w:t>年份政策变化识别；母国维度主要提高成本测量的信息量，而不能被视为独立的政策冲击。因此，标准误至少在政策发生层级（部门）聚类；部门数较少时，进一步采用</w:t>
+        <w:t>年份政策变化识别；母国维度主要提高成本测量的信息量，而不能被视为独</w:t>
+      </w:r>
+      <w:r>
+        <w:rPr>
+          <w:lang w:eastAsia="zh-CN"/>
+        </w:rPr>
+        <w:lastRenderedPageBreak/>
+        <w:t>立的政策冲击。因此，标准误至少在政策发生层级（部门）聚类；部门数较少时，进一步采用</w:t>
       </w:r>
       <w:r>
         <w:rPr>
@@ -8011,7 +9529,7 @@
       <w:pPr>
         <w:pStyle w:val="a0"/>
         <w:spacing w:before="80" w:after="80" w:line="240" w:lineRule="auto"/>
-        <w:ind w:firstLine="720"/>
+        <w:ind w:firstLineChars="200"/>
         <w:rPr>
           <w:lang w:eastAsia="zh-CN"/>
         </w:rPr>
@@ -8020,19 +9538,13 @@
         <w:rPr>
           <w:lang w:eastAsia="zh-CN"/>
         </w:rPr>
-        <w:t>若限制变量数目相对于可用政策变化过多，基准规格不应由</w:t>
-      </w:r>
-      <w:r>
-        <w:rPr>
-          <w:lang w:eastAsia="zh-CN"/>
-        </w:rPr>
-        <w:t>LLM</w:t>
-      </w:r>
-      <w:r>
-        <w:rPr>
-          <w:lang w:eastAsia="zh-CN"/>
-        </w:rPr>
-        <w:t>主观给各限制类型设置权重，而应预先合并经济含义高度相近的变量，或者分别估计后再构造成本等价。只有在系数估计稳定时，</w:t>
+        <w:t>六个单项方程使每个</w:t>
+      </w:r>
+      <w:r>
+        <w:rPr>
+          <w:lang w:eastAsia="zh-CN"/>
+        </w:rPr>
+        <w:t xml:space="preserve"> </w:t>
       </w:r>
       <m:oMath>
         <m:sSub>
@@ -8069,7 +9581,7 @@
                 <w:rFonts w:ascii="Cambria Math" w:hAnsi="Cambria Math"/>
                 <w:lang w:eastAsia="zh-CN"/>
               </w:rPr>
-              <m:t>r</m:t>
+              <m:t>k</m:t>
             </m:r>
           </m:sub>
         </m:sSub>
@@ -8084,14 +9596,66 @@
         <w:rPr>
           <w:lang w:eastAsia="zh-CN"/>
         </w:rPr>
-        <w:t>才被用于生成反事实冲击。</w:t>
+        <w:t>分别对应一类限制的成本等价，并避免在政策变化次数有限时把六类限制同时放入方程所产生的严重共线性。但单变量系数不应无条件解释为控制其他限制后的净因果效应；若多类限制在同一改革中同步调整，</w:t>
+      </w:r>
+      <m:oMath>
+        <m:sSub>
+          <m:sSubPr>
+            <m:ctrlPr>
+              <w:rPr>
+                <w:rFonts w:ascii="Cambria Math" w:hAnsi="Cambria Math"/>
+              </w:rPr>
+            </m:ctrlPr>
+          </m:sSubPr>
+          <m:e>
+            <m:acc>
+              <m:accPr>
+                <m:ctrlPr>
+                  <w:rPr>
+                    <w:rFonts w:ascii="Cambria Math" w:hAnsi="Cambria Math"/>
+                  </w:rPr>
+                </m:ctrlPr>
+              </m:accPr>
+              <m:e>
+                <m:r>
+                  <w:rPr>
+                    <w:rFonts w:ascii="Cambria Math" w:hAnsi="Cambria Math"/>
+                    <w:lang w:eastAsia="zh-CN"/>
+                  </w:rPr>
+                  <m:t>κ</m:t>
+                </m:r>
+              </m:e>
+            </m:acc>
+          </m:e>
+          <m:sub>
+            <m:r>
+              <w:rPr>
+                <w:rFonts w:ascii="Cambria Math" w:hAnsi="Cambria Math"/>
+                <w:lang w:eastAsia="zh-CN"/>
+              </w:rPr>
+              <m:t>k</m:t>
+            </m:r>
+          </m:sub>
+        </m:sSub>
+      </m:oMath>
+      <w:r>
+        <w:rPr>
+          <w:lang w:eastAsia="zh-CN"/>
+        </w:rPr>
+        <w:t xml:space="preserve"> </w:t>
+      </w:r>
+      <w:r>
+        <w:rPr>
+          <w:lang w:eastAsia="zh-CN"/>
+        </w:rPr>
+        <w:t>可能吸收相关政策变化。因而基准报告六个单项映射；若样本与政策变化足以支持联合估计，再补充六变量联合规格作为稳健性检验。</w:t>
       </w:r>
     </w:p>
     <w:p>
       <w:pPr>
         <w:pStyle w:val="a0"/>
         <w:spacing w:before="80" w:after="80" w:line="240" w:lineRule="auto"/>
-        <w:ind w:firstLine="0"/>
+        <w:ind w:firstLineChars="200"/>
         <w:rPr>
           <w:lang w:eastAsia="zh-CN"/>
         </w:rPr>
@@ -8188,14 +9752,41 @@
         <w:rPr>
           <w:lang w:eastAsia="zh-CN"/>
         </w:rPr>
-        <w:t>，由负面清单可解释的制度型投资成本变化为</w:t>
+        <w:t>，第</w:t>
+      </w:r>
+      <w:r>
+        <w:rPr>
+          <w:lang w:eastAsia="zh-CN"/>
+        </w:rPr>
+        <w:t xml:space="preserve"> </w:t>
+      </w:r>
+      <m:oMath>
+        <m:r>
+          <w:rPr>
+            <w:rFonts w:ascii="Cambria Math" w:hAnsi="Cambria Math"/>
+            <w:lang w:eastAsia="zh-CN"/>
+          </w:rPr>
+          <m:t>k</m:t>
+        </m:r>
+      </m:oMath>
+      <w:r>
+        <w:rPr>
+          <w:lang w:eastAsia="zh-CN"/>
+        </w:rPr>
+        <w:t xml:space="preserve"> </w:t>
+      </w:r>
+      <w:r>
+        <w:rPr>
+          <w:lang w:eastAsia="zh-CN"/>
+        </w:rPr>
+        <w:t>类限制对应的制度型投资成本变化为</w:t>
       </w:r>
     </w:p>
     <w:p>
       <w:pPr>
         <w:pStyle w:val="a0"/>
         <w:spacing w:before="80" w:after="80" w:line="240" w:lineRule="auto"/>
-        <w:ind w:firstLine="0"/>
+        <w:jc w:val="center"/>
       </w:pPr>
       <m:oMathPara>
         <m:oMathParaPr>
@@ -8226,12 +9817,23 @@
               </m:ctrlPr>
             </m:sSubSupPr>
             <m:e>
-              <m:r>
-                <w:rPr>
-                  <w:rFonts w:ascii="Cambria Math" w:hAnsi="Cambria Math"/>
-                </w:rPr>
-                <m:t>γ</m:t>
-              </m:r>
+              <m:acc>
+                <m:accPr>
+                  <m:ctrlPr>
+                    <w:rPr>
+                      <w:rFonts w:ascii="Cambria Math" w:hAnsi="Cambria Math"/>
+                    </w:rPr>
+                  </m:ctrlPr>
+                </m:accPr>
+                <m:e>
+                  <m:r>
+                    <w:rPr>
+                      <w:rFonts w:ascii="Cambria Math" w:hAnsi="Cambria Math"/>
+                    </w:rPr>
+                    <m:t>γ</m:t>
+                  </m:r>
+                </m:e>
+              </m:acc>
             </m:e>
             <m:sub>
               <m:r>
@@ -8243,13 +9845,25 @@
             </m:sub>
             <m:sup>
               <m:r>
+                <w:rPr>
+                  <w:rFonts w:ascii="Cambria Math" w:hAnsi="Cambria Math"/>
+                </w:rPr>
+                <m:t>inst</m:t>
+              </m:r>
+              <m:r>
                 <m:rPr>
                   <m:sty m:val="p"/>
                 </m:rPr>
                 <w:rPr>
                   <w:rFonts w:ascii="Cambria Math" w:hAnsi="Cambria Math"/>
                 </w:rPr>
-                <m:t>inst</m:t>
+                <m:t>,</m:t>
+              </m:r>
+              <m:r>
+                <w:rPr>
+                  <w:rFonts w:ascii="Cambria Math" w:hAnsi="Cambria Math"/>
+                </w:rPr>
+                <m:t>k</m:t>
               </m:r>
             </m:sup>
           </m:sSubSup>
@@ -8262,72 +9876,42 @@
             </w:rPr>
             <m:t>=</m:t>
           </m:r>
-          <m:nary>
-            <m:naryPr>
-              <m:chr m:val="∑"/>
-              <m:limLoc m:val="undOvr"/>
-              <m:supHide m:val="1"/>
+          <m:sSub>
+            <m:sSubPr>
               <m:ctrlPr>
                 <w:rPr>
                   <w:rFonts w:ascii="Cambria Math" w:hAnsi="Cambria Math"/>
                 </w:rPr>
               </m:ctrlPr>
-            </m:naryPr>
-            <m:sub>
-              <m:r>
-                <w:rPr>
-                  <w:rFonts w:ascii="Cambria Math" w:hAnsi="Cambria Math"/>
-                </w:rPr>
-                <m:t>r</m:t>
-              </m:r>
-            </m:sub>
-            <m:sup>
-              <m:r>
-                <w:rPr>
-                  <w:rFonts w:ascii="Cambria Math" w:hAnsi="Cambria Math"/>
-                </w:rPr>
-                <m:t>​</m:t>
-              </m:r>
-            </m:sup>
+            </m:sSubPr>
             <m:e>
-              <m:sSub>
-                <m:sSubPr>
+              <m:acc>
+                <m:accPr>
                   <m:ctrlPr>
                     <w:rPr>
                       <w:rFonts w:ascii="Cambria Math" w:hAnsi="Cambria Math"/>
                     </w:rPr>
                   </m:ctrlPr>
-                </m:sSubPr>
+                </m:accPr>
                 <m:e>
-                  <m:acc>
-                    <m:accPr>
-                      <m:ctrlPr>
-                        <w:rPr>
-                          <w:rFonts w:ascii="Cambria Math" w:hAnsi="Cambria Math"/>
-                        </w:rPr>
-                      </m:ctrlPr>
-                    </m:accPr>
-                    <m:e>
-                      <m:r>
-                        <w:rPr>
-                          <w:rFonts w:ascii="Cambria Math" w:hAnsi="Cambria Math"/>
-                        </w:rPr>
-                        <m:t>κ</m:t>
-                      </m:r>
-                    </m:e>
-                  </m:acc>
-                </m:e>
-                <m:sub>
                   <m:r>
                     <w:rPr>
                       <w:rFonts w:ascii="Cambria Math" w:hAnsi="Cambria Math"/>
                     </w:rPr>
-                    <m:t>r</m:t>
+                    <m:t>κ</m:t>
                   </m:r>
-                </m:sub>
-              </m:sSub>
+                </m:e>
+              </m:acc>
             </m:e>
-          </m:nary>
+            <m:sub>
+              <m:r>
+                <w:rPr>
+                  <w:rFonts w:ascii="Cambria Math" w:hAnsi="Cambria Math"/>
+                </w:rPr>
+                <m:t>k</m:t>
+              </m:r>
+            </m:sub>
+          </m:sSub>
           <m:d>
             <m:dPr>
               <m:ctrlPr>
@@ -8400,7 +9984,7 @@
                     <w:rPr>
                       <w:rFonts w:ascii="Cambria Math" w:hAnsi="Cambria Math"/>
                     </w:rPr>
-                    <m:t>r</m:t>
+                    <m:t>k</m:t>
                   </m:r>
                 </m:sup>
               </m:sSubSup>
@@ -8476,7 +10060,7 @@
                     <w:rPr>
                       <w:rFonts w:ascii="Cambria Math" w:hAnsi="Cambria Math"/>
                     </w:rPr>
-                    <m:t>r</m:t>
+                    <m:t>k</m:t>
                   </m:r>
                 </m:sup>
               </m:sSubSup>
@@ -8490,6 +10074,111 @@
               <w:rFonts w:ascii="Cambria Math" w:hAnsi="Cambria Math"/>
             </w:rPr>
             <m:t>,</m:t>
+          </m:r>
+          <m:r>
+            <w:rPr>
+              <w:rFonts w:ascii="Cambria Math" w:hAnsi="Cambria Math"/>
+            </w:rPr>
+            <m:t> k</m:t>
+          </m:r>
+          <m:r>
+            <m:rPr>
+              <m:sty m:val="p"/>
+            </m:rPr>
+            <w:rPr>
+              <w:rFonts w:ascii="Cambria Math" w:hAnsi="Cambria Math"/>
+            </w:rPr>
+            <m:t>∈{</m:t>
+          </m:r>
+          <m:r>
+            <w:rPr>
+              <w:rFonts w:ascii="Cambria Math" w:hAnsi="Cambria Math"/>
+            </w:rPr>
+            <m:t>P</m:t>
+          </m:r>
+          <m:r>
+            <m:rPr>
+              <m:sty m:val="p"/>
+            </m:rPr>
+            <w:rPr>
+              <w:rFonts w:ascii="Cambria Math" w:hAnsi="Cambria Math"/>
+            </w:rPr>
+            <m:t>,</m:t>
+          </m:r>
+          <m:r>
+            <w:rPr>
+              <w:rFonts w:ascii="Cambria Math" w:hAnsi="Cambria Math"/>
+            </w:rPr>
+            <m:t>E</m:t>
+          </m:r>
+          <m:r>
+            <m:rPr>
+              <m:sty m:val="p"/>
+            </m:rPr>
+            <w:rPr>
+              <w:rFonts w:ascii="Cambria Math" w:hAnsi="Cambria Math"/>
+            </w:rPr>
+            <m:t>,</m:t>
+          </m:r>
+          <m:r>
+            <w:rPr>
+              <w:rFonts w:ascii="Cambria Math" w:hAnsi="Cambria Math"/>
+            </w:rPr>
+            <m:t>C</m:t>
+          </m:r>
+          <m:r>
+            <m:rPr>
+              <m:sty m:val="p"/>
+            </m:rPr>
+            <w:rPr>
+              <w:rFonts w:ascii="Cambria Math" w:hAnsi="Cambria Math"/>
+            </w:rPr>
+            <m:t>,</m:t>
+          </m:r>
+          <m:r>
+            <w:rPr>
+              <w:rFonts w:ascii="Cambria Math" w:hAnsi="Cambria Math"/>
+            </w:rPr>
+            <m:t>O</m:t>
+          </m:r>
+          <m:r>
+            <m:rPr>
+              <m:sty m:val="p"/>
+            </m:rPr>
+            <w:rPr>
+              <w:rFonts w:ascii="Cambria Math" w:hAnsi="Cambria Math"/>
+            </w:rPr>
+            <m:t>,</m:t>
+          </m:r>
+          <m:r>
+            <w:rPr>
+              <w:rFonts w:ascii="Cambria Math" w:hAnsi="Cambria Math"/>
+            </w:rPr>
+            <m:t>G</m:t>
+          </m:r>
+          <m:r>
+            <m:rPr>
+              <m:sty m:val="p"/>
+            </m:rPr>
+            <w:rPr>
+              <w:rFonts w:ascii="Cambria Math" w:hAnsi="Cambria Math"/>
+            </w:rPr>
+            <m:t>,</m:t>
+          </m:r>
+          <m:r>
+            <w:rPr>
+              <w:rFonts w:ascii="Cambria Math" w:hAnsi="Cambria Math"/>
+            </w:rPr>
+            <m:t>R</m:t>
+          </m:r>
+          <m:r>
+            <m:rPr>
+              <m:sty m:val="p"/>
+            </m:rPr>
+            <w:rPr>
+              <w:rFonts w:ascii="Cambria Math" w:hAnsi="Cambria Math"/>
+            </w:rPr>
+            <m:t>},</m:t>
           </m:r>
           <m:r>
             <w:rPr>
@@ -8534,13 +10223,25 @@
             </m:sub>
             <m:sup>
               <m:r>
+                <w:rPr>
+                  <w:rFonts w:ascii="Cambria Math" w:hAnsi="Cambria Math"/>
+                </w:rPr>
+                <m:t>inst</m:t>
+              </m:r>
+              <m:r>
                 <m:rPr>
                   <m:sty m:val="p"/>
                 </m:rPr>
                 <w:rPr>
                   <w:rFonts w:ascii="Cambria Math" w:hAnsi="Cambria Math"/>
                 </w:rPr>
-                <m:t>inst</m:t>
+                <m:t>,</m:t>
+              </m:r>
+              <m:r>
+                <w:rPr>
+                  <w:rFonts w:ascii="Cambria Math" w:hAnsi="Cambria Math"/>
+                </w:rPr>
+                <m:t>k</m:t>
               </m:r>
             </m:sup>
           </m:sSubSup>
@@ -8592,12 +10293,23 @@
                   </m:ctrlPr>
                 </m:sSubSupPr>
                 <m:e>
-                  <m:r>
-                    <w:rPr>
-                      <w:rFonts w:ascii="Cambria Math" w:hAnsi="Cambria Math"/>
-                    </w:rPr>
-                    <m:t>γ</m:t>
-                  </m:r>
+                  <m:acc>
+                    <m:accPr>
+                      <m:ctrlPr>
+                        <w:rPr>
+                          <w:rFonts w:ascii="Cambria Math" w:hAnsi="Cambria Math"/>
+                        </w:rPr>
+                      </m:ctrlPr>
+                    </m:accPr>
+                    <m:e>
+                      <m:r>
+                        <w:rPr>
+                          <w:rFonts w:ascii="Cambria Math" w:hAnsi="Cambria Math"/>
+                        </w:rPr>
+                        <m:t>γ</m:t>
+                      </m:r>
+                    </m:e>
+                  </m:acc>
                 </m:e>
                 <m:sub>
                   <m:r>
@@ -8609,13 +10321,25 @@
                 </m:sub>
                 <m:sup>
                   <m:r>
+                    <w:rPr>
+                      <w:rFonts w:ascii="Cambria Math" w:hAnsi="Cambria Math"/>
+                    </w:rPr>
+                    <m:t>inst</m:t>
+                  </m:r>
+                  <m:r>
                     <m:rPr>
                       <m:sty m:val="p"/>
                     </m:rPr>
                     <w:rPr>
                       <w:rFonts w:ascii="Cambria Math" w:hAnsi="Cambria Math"/>
                     </w:rPr>
-                    <m:t>inst</m:t>
+                    <m:t>,</m:t>
+                  </m:r>
+                  <m:r>
+                    <w:rPr>
+                      <w:rFonts w:ascii="Cambria Math" w:hAnsi="Cambria Math"/>
+                    </w:rPr>
+                    <m:t>k</m:t>
                   </m:r>
                 </m:sup>
               </m:sSubSup>
@@ -8646,9 +10370,6 @@
             </m:dPr>
             <m:e>
               <m:r>
-                <m:rPr>
-                  <m:sty m:val="p"/>
-                </m:rPr>
                 <w:rPr>
                   <w:rFonts w:ascii="Cambria Math" w:hAnsi="Cambria Math"/>
                 </w:rPr>
@@ -8663,7 +10384,7 @@
       <w:pPr>
         <w:pStyle w:val="FirstParagraph"/>
         <w:spacing w:before="80" w:after="80" w:line="240" w:lineRule="auto"/>
-        <w:ind w:firstLine="720"/>
+        <w:ind w:firstLineChars="200"/>
         <w:rPr>
           <w:lang w:eastAsia="zh-CN"/>
         </w:rPr>
@@ -8672,7 +10393,175 @@
         <w:rPr>
           <w:lang w:eastAsia="zh-CN"/>
         </w:rPr>
-        <w:t>若限制越严格的变量取值越大，则预期</w:t>
+        <w:t>其中</w:t>
+      </w:r>
+      <w:r>
+        <w:rPr>
+          <w:lang w:eastAsia="zh-CN"/>
+        </w:rPr>
+        <w:t xml:space="preserve"> </w:t>
+      </w:r>
+      <m:oMath>
+        <m:sSubSup>
+          <m:sSubSupPr>
+            <m:ctrlPr>
+              <w:rPr>
+                <w:rFonts w:ascii="Cambria Math" w:hAnsi="Cambria Math"/>
+              </w:rPr>
+            </m:ctrlPr>
+          </m:sSubSupPr>
+          <m:e>
+            <m:r>
+              <w:rPr>
+                <w:rFonts w:ascii="Cambria Math" w:hAnsi="Cambria Math"/>
+                <w:lang w:eastAsia="zh-CN"/>
+              </w:rPr>
+              <m:t>Z</m:t>
+            </m:r>
+          </m:e>
+          <m:sub>
+            <m:r>
+              <w:rPr>
+                <w:rFonts w:ascii="Cambria Math" w:hAnsi="Cambria Math"/>
+                <w:lang w:eastAsia="zh-CN"/>
+              </w:rPr>
+              <m:t>jt</m:t>
+            </m:r>
+          </m:sub>
+          <m:sup>
+            <m:r>
+              <w:rPr>
+                <w:rFonts w:ascii="Cambria Math" w:hAnsi="Cambria Math"/>
+                <w:lang w:eastAsia="zh-CN"/>
+              </w:rPr>
+              <m:t>P</m:t>
+            </m:r>
+          </m:sup>
+        </m:sSubSup>
+        <m:r>
+          <m:rPr>
+            <m:sty m:val="p"/>
+          </m:rPr>
+          <w:rPr>
+            <w:rFonts w:ascii="Cambria Math" w:hAnsi="Cambria Math"/>
+            <w:lang w:eastAsia="zh-CN"/>
+          </w:rPr>
+          <m:t>=</m:t>
+        </m:r>
+        <m:sSub>
+          <m:sSubPr>
+            <m:ctrlPr>
+              <w:rPr>
+                <w:rFonts w:ascii="Cambria Math" w:hAnsi="Cambria Math"/>
+              </w:rPr>
+            </m:ctrlPr>
+          </m:sSubPr>
+          <m:e>
+            <m:r>
+              <w:rPr>
+                <w:rFonts w:ascii="Cambria Math" w:hAnsi="Cambria Math"/>
+                <w:lang w:eastAsia="zh-CN"/>
+              </w:rPr>
+              <m:t>P</m:t>
+            </m:r>
+          </m:e>
+          <m:sub>
+            <m:r>
+              <w:rPr>
+                <w:rFonts w:ascii="Cambria Math" w:hAnsi="Cambria Math"/>
+                <w:lang w:eastAsia="zh-CN"/>
+              </w:rPr>
+              <m:t>jt</m:t>
+            </m:r>
+          </m:sub>
+        </m:sSub>
+      </m:oMath>
+      <w:r>
+        <w:rPr>
+          <w:lang w:eastAsia="zh-CN"/>
+        </w:rPr>
+        <w:t>，</w:t>
+      </w:r>
+      <m:oMath>
+        <m:sSubSup>
+          <m:sSubSupPr>
+            <m:ctrlPr>
+              <w:rPr>
+                <w:rFonts w:ascii="Cambria Math" w:hAnsi="Cambria Math"/>
+              </w:rPr>
+            </m:ctrlPr>
+          </m:sSubSupPr>
+          <m:e>
+            <m:r>
+              <w:rPr>
+                <w:rFonts w:ascii="Cambria Math" w:hAnsi="Cambria Math"/>
+                <w:lang w:eastAsia="zh-CN"/>
+              </w:rPr>
+              <m:t>Z</m:t>
+            </m:r>
+          </m:e>
+          <m:sub>
+            <m:r>
+              <w:rPr>
+                <w:rFonts w:ascii="Cambria Math" w:hAnsi="Cambria Math"/>
+                <w:lang w:eastAsia="zh-CN"/>
+              </w:rPr>
+              <m:t>jt</m:t>
+            </m:r>
+          </m:sub>
+          <m:sup>
+            <m:r>
+              <w:rPr>
+                <w:rFonts w:ascii="Cambria Math" w:hAnsi="Cambria Math"/>
+                <w:lang w:eastAsia="zh-CN"/>
+              </w:rPr>
+              <m:t>E</m:t>
+            </m:r>
+          </m:sup>
+        </m:sSubSup>
+        <m:r>
+          <m:rPr>
+            <m:sty m:val="p"/>
+          </m:rPr>
+          <w:rPr>
+            <w:rFonts w:ascii="Cambria Math" w:hAnsi="Cambria Math"/>
+            <w:lang w:eastAsia="zh-CN"/>
+          </w:rPr>
+          <m:t>=</m:t>
+        </m:r>
+        <m:sSub>
+          <m:sSubPr>
+            <m:ctrlPr>
+              <w:rPr>
+                <w:rFonts w:ascii="Cambria Math" w:hAnsi="Cambria Math"/>
+              </w:rPr>
+            </m:ctrlPr>
+          </m:sSubPr>
+          <m:e>
+            <m:r>
+              <w:rPr>
+                <w:rFonts w:ascii="Cambria Math" w:hAnsi="Cambria Math"/>
+                <w:lang w:eastAsia="zh-CN"/>
+              </w:rPr>
+              <m:t>E</m:t>
+            </m:r>
+          </m:e>
+          <m:sub>
+            <m:r>
+              <w:rPr>
+                <w:rFonts w:ascii="Cambria Math" w:hAnsi="Cambria Math"/>
+                <w:lang w:eastAsia="zh-CN"/>
+              </w:rPr>
+              <m:t>jt</m:t>
+            </m:r>
+          </m:sub>
+        </m:sSub>
+      </m:oMath>
+      <w:r>
+        <w:rPr>
+          <w:lang w:eastAsia="zh-CN"/>
+        </w:rPr>
+        <w:t>，其余类型依此类推。若限制越严格的变量取值越大，则预期</w:t>
       </w:r>
       <w:r>
         <w:rPr>
@@ -8704,7 +10593,7 @@
                 <w:rFonts w:ascii="Cambria Math" w:hAnsi="Cambria Math"/>
                 <w:lang w:eastAsia="zh-CN"/>
               </w:rPr>
-              <m:t>r</m:t>
+              <m:t>k</m:t>
             </m:r>
           </m:sub>
         </m:sSub>
@@ -8778,7 +10667,7 @@
                 <w:rFonts w:ascii="Cambria Math" w:hAnsi="Cambria Math"/>
                 <w:lang w:eastAsia="zh-CN"/>
               </w:rPr>
-              <m:t>r</m:t>
+              <m:t>k</m:t>
             </m:r>
           </m:sup>
         </m:sSubSup>
@@ -8852,6 +10741,13 @@
           </m:sub>
           <m:sup>
             <m:r>
+              <w:rPr>
+                <w:rFonts w:ascii="Cambria Math" w:hAnsi="Cambria Math"/>
+                <w:lang w:eastAsia="zh-CN"/>
+              </w:rPr>
+              <m:t>inst</m:t>
+            </m:r>
+            <m:r>
               <m:rPr>
                 <m:sty m:val="p"/>
               </m:rPr>
@@ -8859,7 +10755,14 @@
                 <w:rFonts w:ascii="Cambria Math" w:hAnsi="Cambria Math"/>
                 <w:lang w:eastAsia="zh-CN"/>
               </w:rPr>
-              <m:t>inst</m:t>
+              <m:t>,</m:t>
+            </m:r>
+            <m:r>
+              <w:rPr>
+                <w:rFonts w:ascii="Cambria Math" w:hAnsi="Cambria Math"/>
+                <w:lang w:eastAsia="zh-CN"/>
+              </w:rPr>
+              <m:t>k</m:t>
             </m:r>
           </m:sup>
         </m:sSubSup>
@@ -8885,7 +10788,7 @@
         <w:rPr>
           <w:lang w:eastAsia="zh-CN"/>
         </w:rPr>
-        <w:t>。这里的</w:t>
+        <w:t>。六个单项成本等价用于比较不同限制类型的影响，不将六个单变量系数机械相加为总成本变化；只有联合规格估计稳定时，才据此构造包含多类政策同时变化的总成本冲击。后文统一以</w:t>
       </w:r>
       <w:r>
         <w:rPr>
@@ -8894,111 +10797,159 @@
         <w:t xml:space="preserve"> </w:t>
       </w:r>
       <m:oMath>
-        <m:acc>
-          <m:accPr>
+        <m:sSubSup>
+          <m:sSubSupPr>
             <m:ctrlPr>
               <w:rPr>
                 <w:rFonts w:ascii="Cambria Math" w:hAnsi="Cambria Math"/>
               </w:rPr>
             </m:ctrlPr>
-          </m:accPr>
+          </m:sSubSupPr>
           <m:e>
+            <m:acc>
+              <m:accPr>
+                <m:ctrlPr>
+                  <w:rPr>
+                    <w:rFonts w:ascii="Cambria Math" w:hAnsi="Cambria Math"/>
+                  </w:rPr>
+                </m:ctrlPr>
+              </m:accPr>
+              <m:e>
+                <m:r>
+                  <w:rPr>
+                    <w:rFonts w:ascii="Cambria Math" w:hAnsi="Cambria Math"/>
+                    <w:lang w:eastAsia="zh-CN"/>
+                  </w:rPr>
+                  <m:t>γ</m:t>
+                </m:r>
+              </m:e>
+            </m:acc>
+          </m:e>
+          <m:sub>
             <m:r>
               <w:rPr>
                 <w:rFonts w:ascii="Cambria Math" w:hAnsi="Cambria Math"/>
                 <w:lang w:eastAsia="zh-CN"/>
               </w:rPr>
-              <m:t>γ</m:t>
+              <m:t>mCj</m:t>
             </m:r>
+          </m:sub>
+          <m:sup>
+            <m:r>
+              <w:rPr>
+                <w:rFonts w:ascii="Cambria Math" w:hAnsi="Cambria Math"/>
+                <w:lang w:eastAsia="zh-CN"/>
+              </w:rPr>
+              <m:t>inst</m:t>
+            </m:r>
+          </m:sup>
+        </m:sSubSup>
+      </m:oMath>
+      <w:r>
+        <w:rPr>
+          <w:lang w:eastAsia="zh-CN"/>
+        </w:rPr>
+        <w:t xml:space="preserve"> </w:t>
+      </w:r>
+      <w:r>
+        <w:rPr>
+          <w:lang w:eastAsia="zh-CN"/>
+        </w:rPr>
+        <w:t>表示所选反事实规格生成的经验制度型成本变化；单项分解时即为</w:t>
+      </w:r>
+      <w:r>
+        <w:rPr>
+          <w:lang w:eastAsia="zh-CN"/>
+        </w:rPr>
+        <w:t xml:space="preserve"> </w:t>
+      </w:r>
+      <m:oMath>
+        <m:sSubSup>
+          <m:sSubSupPr>
+            <m:ctrlPr>
+              <w:rPr>
+                <w:rFonts w:ascii="Cambria Math" w:hAnsi="Cambria Math"/>
+              </w:rPr>
+            </m:ctrlPr>
+          </m:sSubSupPr>
+          <m:e>
+            <m:acc>
+              <m:accPr>
+                <m:ctrlPr>
+                  <w:rPr>
+                    <w:rFonts w:ascii="Cambria Math" w:hAnsi="Cambria Math"/>
+                  </w:rPr>
+                </m:ctrlPr>
+              </m:accPr>
+              <m:e>
+                <m:r>
+                  <w:rPr>
+                    <w:rFonts w:ascii="Cambria Math" w:hAnsi="Cambria Math"/>
+                    <w:lang w:eastAsia="zh-CN"/>
+                  </w:rPr>
+                  <m:t>γ</m:t>
+                </m:r>
+              </m:e>
+            </m:acc>
           </m:e>
-        </m:acc>
+          <m:sub>
+            <m:r>
+              <w:rPr>
+                <w:rFonts w:ascii="Cambria Math" w:hAnsi="Cambria Math"/>
+                <w:lang w:eastAsia="zh-CN"/>
+              </w:rPr>
+              <m:t>mCj</m:t>
+            </m:r>
+          </m:sub>
+          <m:sup>
+            <m:r>
+              <w:rPr>
+                <w:rFonts w:ascii="Cambria Math" w:hAnsi="Cambria Math"/>
+                <w:lang w:eastAsia="zh-CN"/>
+              </w:rPr>
+              <m:t>inst</m:t>
+            </m:r>
+            <m:r>
+              <m:rPr>
+                <m:sty m:val="p"/>
+              </m:rPr>
+              <w:rPr>
+                <w:rFonts w:ascii="Cambria Math" w:hAnsi="Cambria Math"/>
+                <w:lang w:eastAsia="zh-CN"/>
+              </w:rPr>
+              <m:t>,</m:t>
+            </m:r>
+            <m:r>
+              <w:rPr>
+                <w:rFonts w:ascii="Cambria Math" w:hAnsi="Cambria Math"/>
+                <w:lang w:eastAsia="zh-CN"/>
+              </w:rPr>
+              <m:t>k</m:t>
+            </m:r>
+          </m:sup>
+        </m:sSubSup>
       </m:oMath>
       <w:r>
         <w:rPr>
           <w:lang w:eastAsia="zh-CN"/>
         </w:rPr>
-        <w:t xml:space="preserve"> </w:t>
-      </w:r>
-      <w:r>
-        <w:rPr>
-          <w:lang w:eastAsia="zh-CN"/>
-        </w:rPr>
-        <w:t>是</w:t>
-      </w:r>
-      <w:r>
-        <w:rPr>
-          <w:lang w:eastAsia="zh-CN"/>
-        </w:rPr>
-        <w:t>“</w:t>
-      </w:r>
-      <w:r>
-        <w:rPr>
-          <w:lang w:eastAsia="zh-CN"/>
-        </w:rPr>
-        <w:t>经验制度型成本</w:t>
-      </w:r>
-      <w:r>
-        <w:rPr>
-          <w:lang w:eastAsia="zh-CN"/>
-        </w:rPr>
-        <w:t>”</w:t>
-      </w:r>
-      <w:r>
-        <w:rPr>
-          <w:lang w:eastAsia="zh-CN"/>
-        </w:rPr>
-        <w:t>的相对变化，尚不是结构模型中</w:t>
-      </w:r>
-      <w:r>
-        <w:rPr>
-          <w:lang w:eastAsia="zh-CN"/>
-        </w:rPr>
-        <w:t xml:space="preserve"> </w:t>
-      </w:r>
-      <m:oMath>
-        <m:r>
-          <w:rPr>
-            <w:rFonts w:ascii="Cambria Math" w:hAnsi="Cambria Math"/>
-            <w:lang w:eastAsia="zh-CN"/>
-          </w:rPr>
-          <m:t>ξ</m:t>
-        </m:r>
-      </m:oMath>
-      <w:r>
-        <w:rPr>
-          <w:lang w:eastAsia="zh-CN"/>
-        </w:rPr>
-        <w:t xml:space="preserve"> </w:t>
-      </w:r>
-      <w:r>
-        <w:rPr>
-          <w:lang w:eastAsia="zh-CN"/>
-        </w:rPr>
-        <w:t>的相对变化。</w:t>
+        <w:t>。</w:t>
       </w:r>
     </w:p>
     <w:p>
       <w:pPr>
         <w:pStyle w:val="a0"/>
         <w:spacing w:before="80" w:after="80" w:line="240" w:lineRule="auto"/>
-        <w:ind w:firstLine="720"/>
+        <w:ind w:firstLineChars="200"/>
         <w:rPr>
           <w:lang w:eastAsia="zh-CN"/>
         </w:rPr>
       </w:pPr>
       <w:r>
         <w:rPr>
-          <w:b/>
-          <w:bCs/>
-          <w:lang w:eastAsia="zh-CN"/>
-        </w:rPr>
-        <w:t>例（成本等价的含义，仅为数值示意）</w:t>
-      </w:r>
-      <w:r>
-        <w:rPr>
-          <w:lang w:eastAsia="zh-CN"/>
-        </w:rPr>
-        <w:t>。假设某部门只有明确股比限制发生变化，估计得到</w:t>
+          <w:lang w:eastAsia="zh-CN"/>
+        </w:rPr>
+        <w:t>例（成本等价的含义，仅为数值示意）。假设某部门只有明确股比限制发生变化，估计得到</w:t>
       </w:r>
       <w:r>
         <w:rPr>
@@ -9120,7 +11071,7 @@
         <w:rPr>
           <w:lang w:eastAsia="zh-CN"/>
         </w:rPr>
-        <w:t>0.50</w:t>
+        <w:t xml:space="preserve"> 0.50 </w:t>
       </w:r>
       <w:r>
         <w:rPr>
@@ -9132,7 +11083,7 @@
         <w:rPr>
           <w:lang w:eastAsia="zh-CN"/>
         </w:rPr>
-        <w:t>0</w:t>
+        <w:t xml:space="preserve"> 0</w:t>
       </w:r>
       <w:r>
         <w:rPr>
@@ -9164,67 +11115,6 @@
           </w:rPr>
           <m:t>ln</m:t>
         </m:r>
-        <m:sSup>
-          <m:sSupPr>
-            <m:ctrlPr>
-              <w:rPr>
-                <w:rFonts w:ascii="Cambria Math" w:hAnsi="Cambria Math"/>
-              </w:rPr>
-            </m:ctrlPr>
-          </m:sSupPr>
-          <m:e>
-            <m:r>
-              <w:rPr>
-                <w:rFonts w:ascii="Cambria Math" w:hAnsi="Cambria Math"/>
-                <w:lang w:eastAsia="zh-CN"/>
-              </w:rPr>
-              <m:t>γ</m:t>
-            </m:r>
-          </m:e>
-          <m:sup>
-            <m:r>
-              <m:rPr>
-                <m:sty m:val="p"/>
-              </m:rPr>
-              <w:rPr>
-                <w:rFonts w:ascii="Cambria Math" w:hAnsi="Cambria Math"/>
-                <w:lang w:eastAsia="zh-CN"/>
-              </w:rPr>
-              <m:t>inst</m:t>
-            </m:r>
-          </m:sup>
-        </m:sSup>
-        <m:r>
-          <m:rPr>
-            <m:sty m:val="p"/>
-          </m:rPr>
-          <w:rPr>
-            <w:rFonts w:ascii="Cambria Math" w:hAnsi="Cambria Math"/>
-            <w:lang w:eastAsia="zh-CN"/>
-          </w:rPr>
-          <m:t>=-</m:t>
-        </m:r>
-        <m:r>
-          <w:rPr>
-            <w:rFonts w:ascii="Cambria Math" w:hAnsi="Cambria Math"/>
-            <w:lang w:eastAsia="zh-CN"/>
-          </w:rPr>
-          <m:t>0.10</m:t>
-        </m:r>
-      </m:oMath>
-      <w:r>
-        <w:rPr>
-          <w:lang w:eastAsia="zh-CN"/>
-        </w:rPr>
-        <w:t>，因而</w:t>
-      </w:r>
-      <w:r>
-        <w:rPr>
-          <w:lang w:eastAsia="zh-CN"/>
-        </w:rPr>
-        <w:t xml:space="preserve"> </w:t>
-      </w:r>
-      <m:oMath>
         <m:sSup>
           <m:sSupPr>
             <m:ctrlPr>
@@ -9255,6 +11145,13 @@
           </m:e>
           <m:sup>
             <m:r>
+              <w:rPr>
+                <w:rFonts w:ascii="Cambria Math" w:hAnsi="Cambria Math"/>
+                <w:lang w:eastAsia="zh-CN"/>
+              </w:rPr>
+              <m:t>inst</m:t>
+            </m:r>
+            <m:r>
               <m:rPr>
                 <m:sty m:val="p"/>
               </m:rPr>
@@ -9262,7 +11159,100 @@
                 <w:rFonts w:ascii="Cambria Math" w:hAnsi="Cambria Math"/>
                 <w:lang w:eastAsia="zh-CN"/>
               </w:rPr>
+              <m:t>,</m:t>
+            </m:r>
+            <m:r>
+              <w:rPr>
+                <w:rFonts w:ascii="Cambria Math" w:hAnsi="Cambria Math"/>
+                <w:lang w:eastAsia="zh-CN"/>
+              </w:rPr>
+              <m:t>E</m:t>
+            </m:r>
+          </m:sup>
+        </m:sSup>
+        <m:r>
+          <m:rPr>
+            <m:sty m:val="p"/>
+          </m:rPr>
+          <w:rPr>
+            <w:rFonts w:ascii="Cambria Math" w:hAnsi="Cambria Math"/>
+            <w:lang w:eastAsia="zh-CN"/>
+          </w:rPr>
+          <m:t>=-</m:t>
+        </m:r>
+        <m:r>
+          <w:rPr>
+            <w:rFonts w:ascii="Cambria Math" w:hAnsi="Cambria Math"/>
+            <w:lang w:eastAsia="zh-CN"/>
+          </w:rPr>
+          <m:t>0.10</m:t>
+        </m:r>
+      </m:oMath>
+      <w:r>
+        <w:rPr>
+          <w:lang w:eastAsia="zh-CN"/>
+        </w:rPr>
+        <w:t>，因而</w:t>
+      </w:r>
+      <w:r>
+        <w:rPr>
+          <w:lang w:eastAsia="zh-CN"/>
+        </w:rPr>
+        <w:t xml:space="preserve"> </w:t>
+      </w:r>
+      <m:oMath>
+        <m:sSup>
+          <m:sSupPr>
+            <m:ctrlPr>
+              <w:rPr>
+                <w:rFonts w:ascii="Cambria Math" w:hAnsi="Cambria Math"/>
+              </w:rPr>
+            </m:ctrlPr>
+          </m:sSupPr>
+          <m:e>
+            <m:acc>
+              <m:accPr>
+                <m:ctrlPr>
+                  <w:rPr>
+                    <w:rFonts w:ascii="Cambria Math" w:hAnsi="Cambria Math"/>
+                  </w:rPr>
+                </m:ctrlPr>
+              </m:accPr>
+              <m:e>
+                <m:r>
+                  <w:rPr>
+                    <w:rFonts w:ascii="Cambria Math" w:hAnsi="Cambria Math"/>
+                    <w:lang w:eastAsia="zh-CN"/>
+                  </w:rPr>
+                  <m:t>γ</m:t>
+                </m:r>
+              </m:e>
+            </m:acc>
+          </m:e>
+          <m:sup>
+            <m:r>
+              <w:rPr>
+                <w:rFonts w:ascii="Cambria Math" w:hAnsi="Cambria Math"/>
+                <w:lang w:eastAsia="zh-CN"/>
+              </w:rPr>
               <m:t>inst</m:t>
+            </m:r>
+            <m:r>
+              <m:rPr>
+                <m:sty m:val="p"/>
+              </m:rPr>
+              <w:rPr>
+                <w:rFonts w:ascii="Cambria Math" w:hAnsi="Cambria Math"/>
+                <w:lang w:eastAsia="zh-CN"/>
+              </w:rPr>
+              <m:t>,</m:t>
+            </m:r>
+            <m:r>
+              <w:rPr>
+                <w:rFonts w:ascii="Cambria Math" w:hAnsi="Cambria Math"/>
+                <w:lang w:eastAsia="zh-CN"/>
+              </w:rPr>
+              <m:t>E</m:t>
             </m:r>
           </m:sup>
         </m:sSup>
@@ -9341,7 +11331,7 @@
         <w:rPr>
           <w:lang w:eastAsia="zh-CN"/>
         </w:rPr>
-        <w:t>MP</w:t>
+        <w:t xml:space="preserve"> MP </w:t>
       </w:r>
       <w:r>
         <w:rPr>
@@ -9353,7 +11343,7 @@
         <w:rPr>
           <w:lang w:eastAsia="zh-CN"/>
         </w:rPr>
-        <w:t>9.5%</w:t>
+        <w:t xml:space="preserve"> 9.5%</w:t>
       </w:r>
       <w:r>
         <w:rPr>
@@ -9365,7 +11355,7 @@
         <w:rPr>
           <w:lang w:eastAsia="zh-CN"/>
         </w:rPr>
-        <w:t>0.905</w:t>
+        <w:t xml:space="preserve">0.905 </w:t>
       </w:r>
       <w:r>
         <w:rPr>
@@ -9377,7 +11367,7 @@
         <w:rPr>
           <w:lang w:eastAsia="zh-CN"/>
         </w:rPr>
-        <w:t>LLM</w:t>
+        <w:t xml:space="preserve"> LLM </w:t>
       </w:r>
       <w:r>
         <w:rPr>
@@ -9393,14 +11383,12 @@
           <w:lang w:eastAsia="zh-CN"/>
         </w:rPr>
       </w:pPr>
-      <w:bookmarkStart w:id="6" w:name="a.3.3-因果解释与微观验证"/>
-      <w:bookmarkEnd w:id="5"/>
+      <w:bookmarkStart w:id="4" w:name="a.3.3-因果解释与微观验证"/>
       <w:r>
         <w:rPr>
           <w:rFonts w:ascii="Times New Roman" w:eastAsia="宋体" w:hAnsi="Times New Roman"/>
           <w:lang w:eastAsia="zh-CN"/>
         </w:rPr>
-        <w:lastRenderedPageBreak/>
         <w:t>A.3.3</w:t>
       </w:r>
       <w:r>
@@ -9415,6 +11403,7 @@
       <w:pPr>
         <w:pStyle w:val="FirstParagraph"/>
         <w:spacing w:before="80" w:after="80" w:line="240" w:lineRule="auto"/>
+        <w:ind w:firstLineChars="200"/>
         <w:rPr>
           <w:lang w:eastAsia="zh-CN"/>
         </w:rPr>
@@ -9423,7 +11412,19 @@
         <w:t>式（</w:t>
       </w:r>
       <w:r>
-        <w:t>A4</w:t>
+        <w:t>A4a</w:t>
+      </w:r>
+      <w:r>
+        <w:t>）</w:t>
+      </w:r>
+      <w:r>
+        <w:t>—</w:t>
+      </w:r>
+      <w:r>
+        <w:t>（</w:t>
+      </w:r>
+      <w:r>
+        <w:t>A4f</w:t>
       </w:r>
       <w:r>
         <w:t>）的核心用途是构造</w:t>
@@ -9453,24 +11454,44 @@
         <w:t xml:space="preserve"> </w:t>
       </w:r>
       <m:oMath>
-        <m:acc>
-          <m:accPr>
+        <m:sSub>
+          <m:sSubPr>
             <m:ctrlPr>
               <w:rPr>
                 <w:rFonts w:ascii="Cambria Math" w:hAnsi="Cambria Math"/>
               </w:rPr>
             </m:ctrlPr>
-          </m:accPr>
+          </m:sSubPr>
           <m:e>
+            <m:acc>
+              <m:accPr>
+                <m:ctrlPr>
+                  <w:rPr>
+                    <w:rFonts w:ascii="Cambria Math" w:hAnsi="Cambria Math"/>
+                  </w:rPr>
+                </m:ctrlPr>
+              </m:accPr>
+              <m:e>
+                <m:r>
+                  <w:rPr>
+                    <w:rFonts w:ascii="Cambria Math" w:hAnsi="Cambria Math"/>
+                    <w:lang w:eastAsia="zh-CN"/>
+                  </w:rPr>
+                  <m:t>κ</m:t>
+                </m:r>
+              </m:e>
+            </m:acc>
+          </m:e>
+          <m:sub>
             <m:r>
               <w:rPr>
                 <w:rFonts w:ascii="Cambria Math" w:hAnsi="Cambria Math"/>
                 <w:lang w:eastAsia="zh-CN"/>
               </w:rPr>
-              <m:t>κ</m:t>
+              <m:t>k</m:t>
             </m:r>
-          </m:e>
-        </m:acc>
+          </m:sub>
+        </m:sSub>
       </m:oMath>
       <w:r>
         <w:rPr>
@@ -9488,6 +11509,7 @@
     <w:p>
       <w:pPr>
         <w:pStyle w:val="a0"/>
+        <w:ind w:firstLineChars="200"/>
         <w:rPr>
           <w:lang w:eastAsia="zh-CN"/>
         </w:rPr>
@@ -9644,9 +11666,9 @@
           <w:lang w:eastAsia="zh-CN"/>
         </w:rPr>
       </w:pPr>
-      <w:bookmarkStart w:id="7" w:name="a.4-禁止准入的广延边际"/>
+      <w:bookmarkStart w:id="5" w:name="a.4-禁止准入的广延边际"/>
       <w:bookmarkEnd w:id="3"/>
-      <w:bookmarkEnd w:id="6"/>
+      <w:bookmarkEnd w:id="4"/>
       <w:r>
         <w:rPr>
           <w:rFonts w:ascii="Times New Roman" w:eastAsia="宋体" w:hAnsi="Times New Roman"/>
@@ -9666,6 +11688,7 @@
       <w:pPr>
         <w:pStyle w:val="FirstParagraph"/>
         <w:spacing w:before="80" w:after="80" w:line="240" w:lineRule="auto"/>
+        <w:ind w:firstLineChars="200"/>
         <w:rPr>
           <w:lang w:eastAsia="zh-CN"/>
         </w:rPr>
@@ -9674,38 +11697,130 @@
         <w:rPr>
           <w:lang w:eastAsia="zh-CN"/>
         </w:rPr>
-        <w:t>禁止投资与股比、控制、组织形式和治理要求不是同一连续成本上的不同取值。有限限制意味着外国企业仍可选择中国作为生产地，只是进入方式或运营条件受到约束；完全禁止则意味着中国不在该活动的可行生产地点集合内。因此，基准成本回归式（</w:t>
-      </w:r>
-      <w:r>
-        <w:rPr>
-          <w:lang w:eastAsia="zh-CN"/>
-        </w:rPr>
-        <w:t>A4</w:t>
-      </w:r>
-      <w:r>
-        <w:rPr>
-          <w:lang w:eastAsia="zh-CN"/>
-        </w:rPr>
-        <w:t>）只使用</w:t>
-      </w:r>
-      <w:r>
-        <w:rPr>
-          <w:lang w:eastAsia="zh-CN"/>
-        </w:rPr>
-        <w:t xml:space="preserve"> access_status=conditional </w:t>
-      </w:r>
-      <w:r>
-        <w:rPr>
-          <w:lang w:eastAsia="zh-CN"/>
-        </w:rPr>
-        <w:t>的可进入活动，并把禁止准入份额单独保存。</w:t>
+        <w:t>禁止准入与股比、控制、组织形式和治理等有限限制不能视为同一连续成本的不同取值。这里需要区分经验映射与结构处理：行业层面的</w:t>
+      </w:r>
+      <w:r>
+        <w:rPr>
+          <w:lang w:eastAsia="zh-CN"/>
+        </w:rPr>
+        <w:t xml:space="preserve"> </w:t>
+      </w:r>
+      <m:oMath>
+        <m:sSub>
+          <m:sSubPr>
+            <m:ctrlPr>
+              <w:rPr>
+                <w:rFonts w:ascii="Cambria Math" w:hAnsi="Cambria Math"/>
+              </w:rPr>
+            </m:ctrlPr>
+          </m:sSubPr>
+          <m:e>
+            <m:r>
+              <w:rPr>
+                <w:rFonts w:ascii="Cambria Math" w:hAnsi="Cambria Math"/>
+                <w:lang w:eastAsia="zh-CN"/>
+              </w:rPr>
+              <m:t>P</m:t>
+            </m:r>
+          </m:e>
+          <m:sub>
+            <m:r>
+              <w:rPr>
+                <w:rFonts w:ascii="Cambria Math" w:hAnsi="Cambria Math"/>
+                <w:lang w:eastAsia="zh-CN"/>
+              </w:rPr>
+              <m:t>jt</m:t>
+            </m:r>
+          </m:sub>
+        </m:sSub>
+      </m:oMath>
+      <w:r>
+        <w:rPr>
+          <w:lang w:eastAsia="zh-CN"/>
+        </w:rPr>
+        <w:t xml:space="preserve"> </w:t>
+      </w:r>
+      <w:r>
+        <w:rPr>
+          <w:lang w:eastAsia="zh-CN"/>
+        </w:rPr>
+        <w:t>作为六类政策暴露之一，已在式（</w:t>
+      </w:r>
+      <w:r>
+        <w:rPr>
+          <w:lang w:eastAsia="zh-CN"/>
+        </w:rPr>
+        <w:t>A4a</w:t>
+      </w:r>
+      <w:r>
+        <w:rPr>
+          <w:lang w:eastAsia="zh-CN"/>
+        </w:rPr>
+        <w:t>）中用于估计其与经验制度型跨国投资成本的成本等价；但在具体经济活动和结构模型层面，完全禁止仍意味着中国不在该活动的可行生产地点集合内，而不是某个有限成本参数取极大值。因此，</w:t>
+      </w:r>
+      <m:oMath>
+        <m:r>
+          <w:rPr>
+            <w:rFonts w:ascii="Cambria Math" w:hAnsi="Cambria Math"/>
+            <w:lang w:eastAsia="zh-CN"/>
+          </w:rPr>
+          <m:t>P</m:t>
+        </m:r>
+      </m:oMath>
+      <w:r>
+        <w:rPr>
+          <w:lang w:eastAsia="zh-CN"/>
+        </w:rPr>
+        <w:t xml:space="preserve"> </w:t>
+      </w:r>
+      <w:r>
+        <w:rPr>
+          <w:lang w:eastAsia="zh-CN"/>
+        </w:rPr>
+        <w:t>不再被孤立于经验成本识别之外，但</w:t>
+      </w:r>
+      <w:r>
+        <w:rPr>
+          <w:lang w:eastAsia="zh-CN"/>
+        </w:rPr>
+        <w:t>“</w:t>
+      </w:r>
+      <w:r>
+        <w:rPr>
+          <w:lang w:eastAsia="zh-CN"/>
+        </w:rPr>
+        <w:t>禁止</w:t>
+      </w:r>
+      <w:r>
+        <w:rPr>
+          <w:lang w:eastAsia="zh-CN"/>
+        </w:rPr>
+        <w:t>→</w:t>
+      </w:r>
+      <w:r>
+        <w:rPr>
+          <w:lang w:eastAsia="zh-CN"/>
+        </w:rPr>
+        <w:t>允许</w:t>
+      </w:r>
+      <w:r>
+        <w:rPr>
+          <w:lang w:eastAsia="zh-CN"/>
+        </w:rPr>
+        <w:t>”</w:t>
+      </w:r>
+      <w:r>
+        <w:rPr>
+          <w:lang w:eastAsia="zh-CN"/>
+        </w:rPr>
+        <w:t>的结构反事实仍单独处理。</w:t>
       </w:r>
     </w:p>
     <w:p>
       <w:pPr>
         <w:pStyle w:val="a0"/>
         <w:spacing w:before="80" w:after="80" w:line="240" w:lineRule="auto"/>
-        <w:ind w:firstLine="0"/>
+        <w:ind w:firstLineChars="200"/>
         <w:rPr>
           <w:lang w:eastAsia="zh-CN"/>
         </w:rPr>
@@ -9714,6 +11829,7 @@
         <w:rPr>
           <w:lang w:eastAsia="zh-CN"/>
         </w:rPr>
+        <w:lastRenderedPageBreak/>
         <w:t>当政策从</w:t>
       </w:r>
       <w:r>
@@ -9816,7 +11932,77 @@
         <w:rPr>
           <w:lang w:eastAsia="zh-CN"/>
         </w:rPr>
-        <w:t>指定一个任意的大数。若现有数值代码暂时只能处理有限成本，可以在扩展反事实中用极高成本近似禁止，但该设定必须明确标注为数值近似，并对高成本上限进行敏感性分析；基准结果不应依赖这一近似。</w:t>
+        <w:t>指定一个任意的大数。式（</w:t>
+      </w:r>
+      <w:r>
+        <w:rPr>
+          <w:lang w:eastAsia="zh-CN"/>
+        </w:rPr>
+        <w:t>A4a</w:t>
+      </w:r>
+      <w:r>
+        <w:rPr>
+          <w:lang w:eastAsia="zh-CN"/>
+        </w:rPr>
+        <w:t>）的</w:t>
+      </w:r>
+      <w:r>
+        <w:rPr>
+          <w:lang w:eastAsia="zh-CN"/>
+        </w:rPr>
+        <w:t xml:space="preserve"> </w:t>
+      </w:r>
+      <m:oMath>
+        <m:sSub>
+          <m:sSubPr>
+            <m:ctrlPr>
+              <w:rPr>
+                <w:rFonts w:ascii="Cambria Math" w:hAnsi="Cambria Math"/>
+              </w:rPr>
+            </m:ctrlPr>
+          </m:sSubPr>
+          <m:e>
+            <m:acc>
+              <m:accPr>
+                <m:ctrlPr>
+                  <w:rPr>
+                    <w:rFonts w:ascii="Cambria Math" w:hAnsi="Cambria Math"/>
+                  </w:rPr>
+                </m:ctrlPr>
+              </m:accPr>
+              <m:e>
+                <m:r>
+                  <w:rPr>
+                    <w:rFonts w:ascii="Cambria Math" w:hAnsi="Cambria Math"/>
+                    <w:lang w:eastAsia="zh-CN"/>
+                  </w:rPr>
+                  <m:t>κ</m:t>
+                </m:r>
+              </m:e>
+            </m:acc>
+          </m:e>
+          <m:sub>
+            <m:r>
+              <w:rPr>
+                <w:rFonts w:ascii="Cambria Math" w:hAnsi="Cambria Math"/>
+                <w:lang w:eastAsia="zh-CN"/>
+              </w:rPr>
+              <m:t>P</m:t>
+            </m:r>
+          </m:sub>
+        </m:sSub>
+      </m:oMath>
+      <w:r>
+        <w:rPr>
+          <w:lang w:eastAsia="zh-CN"/>
+        </w:rPr>
+        <w:t xml:space="preserve"> </w:t>
+      </w:r>
+      <w:r>
+        <w:rPr>
+          <w:lang w:eastAsia="zh-CN"/>
+        </w:rPr>
+        <w:t>主要用于刻画聚合行业层面的经验成本等价和限制类型比较，结构反事实仍优先通过可行生产地集合实现。若现有数值代码暂时只能处理有限成本，可以在扩展反事实中用极高成本近似禁止，但该设定必须明确标注为数值近似，并对高成本上限进行敏感性分析；基准结果不应依赖这一近似。</w:t>
       </w:r>
     </w:p>
     <w:p>
@@ -9826,8 +12012,8 @@
           <w:lang w:eastAsia="zh-CN"/>
         </w:rPr>
       </w:pPr>
-      <w:bookmarkStart w:id="8" w:name="a.5-从经验mp成本到结构模型冲击"/>
-      <w:bookmarkEnd w:id="7"/>
+      <w:bookmarkStart w:id="6" w:name="a.5-从经验mp成本到结构模型冲击"/>
+      <w:bookmarkEnd w:id="5"/>
       <w:r>
         <w:rPr>
           <w:rFonts w:ascii="Times New Roman" w:eastAsia="宋体" w:hAnsi="Times New Roman"/>
@@ -9864,7 +12050,7 @@
           <w:lang w:eastAsia="zh-CN"/>
         </w:rPr>
       </w:pPr>
-      <w:bookmarkStart w:id="9" w:name="a.5.1-结构变量的方向"/>
+      <w:bookmarkStart w:id="7" w:name="a.5.1-结构变量的方向"/>
       <w:r>
         <w:rPr>
           <w:rFonts w:ascii="Times New Roman" w:eastAsia="宋体" w:hAnsi="Times New Roman"/>
@@ -9884,7 +12070,7 @@
       <w:pPr>
         <w:pStyle w:val="FirstParagraph"/>
         <w:spacing w:before="80" w:after="80" w:line="240" w:lineRule="auto"/>
-        <w:ind w:firstLine="720"/>
+        <w:ind w:firstLineChars="200"/>
         <w:rPr>
           <w:lang w:eastAsia="zh-CN"/>
         </w:rPr>
@@ -10004,7 +12190,6 @@
       <w:pPr>
         <w:pStyle w:val="a0"/>
         <w:spacing w:before="80" w:after="80" w:line="240" w:lineRule="auto"/>
-        <w:ind w:firstLine="0"/>
         <w:jc w:val="center"/>
       </w:pPr>
       <m:oMathPara>
@@ -10373,7 +12558,7 @@
       <w:pPr>
         <w:pStyle w:val="FirstParagraph"/>
         <w:spacing w:before="80" w:after="80" w:line="240" w:lineRule="auto"/>
-        <w:ind w:firstLine="720"/>
+        <w:ind w:firstLineChars="200"/>
         <w:rPr>
           <w:lang w:eastAsia="zh-CN"/>
         </w:rPr>
@@ -10747,7 +12932,7 @@
       <w:pPr>
         <w:pStyle w:val="a0"/>
         <w:spacing w:before="80" w:after="80" w:line="240" w:lineRule="auto"/>
-        <w:ind w:firstLine="720"/>
+        <w:ind w:firstLineChars="200"/>
         <w:rPr>
           <w:lang w:eastAsia="zh-CN"/>
         </w:rPr>
@@ -10840,7 +13025,6 @@
       <w:pPr>
         <w:pStyle w:val="a0"/>
         <w:spacing w:before="80" w:after="80" w:line="240" w:lineRule="auto"/>
-        <w:ind w:firstLine="0"/>
         <w:jc w:val="center"/>
       </w:pPr>
       <m:oMathPara>
@@ -11267,7 +13451,7 @@
       <w:pPr>
         <w:pStyle w:val="FirstParagraph"/>
         <w:spacing w:before="80" w:after="80" w:line="240" w:lineRule="auto"/>
-        <w:ind w:firstLine="720"/>
+        <w:ind w:firstLineChars="200"/>
         <w:rPr>
           <w:lang w:eastAsia="zh-CN"/>
         </w:rPr>
@@ -11381,14 +13565,7 @@
         <w:rPr>
           <w:lang w:eastAsia="zh-CN"/>
         </w:rPr>
-        <w:t>，使结构模型在政策期内能够复现相应</w:t>
-      </w:r>
-      <w:r>
-        <w:rPr>
-          <w:lang w:eastAsia="zh-CN"/>
-        </w:rPr>
-        <w:lastRenderedPageBreak/>
-        <w:t>的在华生产份额变化。最终论文应同时报告围绕基准</w:t>
+        <w:t>，使结构模型在政策期内能够复现相应的在华生产份额变化。最终论文应同时报告围绕基准</w:t>
       </w:r>
       <w:r>
         <w:rPr>
@@ -11442,7 +13619,7 @@
       <w:pPr>
         <w:pStyle w:val="a0"/>
         <w:spacing w:before="80" w:after="80" w:line="240" w:lineRule="auto"/>
-        <w:ind w:firstLine="720"/>
+        <w:ind w:firstLineChars="200"/>
         <w:rPr>
           <w:lang w:eastAsia="zh-CN"/>
         </w:rPr>
@@ -11759,8 +13936,8 @@
           <w:lang w:eastAsia="zh-CN"/>
         </w:rPr>
       </w:pPr>
-      <w:bookmarkStart w:id="10" w:name="a.5.2-mp-only反事实"/>
-      <w:bookmarkEnd w:id="9"/>
+      <w:bookmarkStart w:id="8" w:name="a.5.2-mp-only反事实"/>
+      <w:bookmarkEnd w:id="7"/>
       <w:r>
         <w:rPr>
           <w:rFonts w:ascii="Times New Roman" w:eastAsia="宋体" w:hAnsi="Times New Roman"/>
@@ -11794,8 +13971,7 @@
       <w:pPr>
         <w:pStyle w:val="FirstParagraph"/>
         <w:spacing w:before="80" w:after="80" w:line="240" w:lineRule="auto"/>
-        <w:ind w:firstLine="0"/>
-        <w:jc w:val="center"/>
+        <w:ind w:firstLineChars="200"/>
         <w:rPr>
           <w:lang w:eastAsia="zh-CN"/>
         </w:rPr>
@@ -11927,7 +14103,6 @@
       <w:pPr>
         <w:pStyle w:val="a0"/>
         <w:spacing w:before="80" w:after="80" w:line="240" w:lineRule="auto"/>
-        <w:ind w:firstLine="0"/>
         <w:jc w:val="center"/>
       </w:pPr>
       <m:oMathPara>
@@ -12310,7 +14485,7 @@
       <w:pPr>
         <w:pStyle w:val="FirstParagraph"/>
         <w:spacing w:before="120" w:after="80" w:line="240" w:lineRule="auto"/>
-        <w:jc w:val="both"/>
+        <w:ind w:firstLineChars="200"/>
         <w:rPr>
           <w:lang w:eastAsia="zh-CN"/>
         </w:rPr>
@@ -12350,7 +14525,6 @@
       <w:pPr>
         <w:pStyle w:val="a0"/>
         <w:spacing w:before="80" w:after="80" w:line="240" w:lineRule="auto"/>
-        <w:ind w:firstLine="0"/>
         <w:jc w:val="center"/>
       </w:pPr>
       <m:oMathPara>
@@ -12737,8 +14911,7 @@
       <w:pPr>
         <w:pStyle w:val="FirstParagraph"/>
         <w:spacing w:before="80" w:after="80" w:line="240" w:lineRule="auto"/>
-        <w:ind w:firstLine="0"/>
-        <w:jc w:val="center"/>
+        <w:ind w:firstLineChars="200"/>
         <w:rPr>
           <w:lang w:eastAsia="zh-CN"/>
         </w:rPr>
@@ -12990,7 +15163,14 @@
         <w:rPr>
           <w:lang w:eastAsia="zh-CN"/>
         </w:rPr>
-        <w:t>、部门价格、投入产出需求、生产与研发工资、利润和新品种数量共同调整，直至式（</w:t>
+        <w:t>、部门价格、</w:t>
+      </w:r>
+      <w:r>
+        <w:rPr>
+          <w:lang w:eastAsia="zh-CN"/>
+        </w:rPr>
+        <w:lastRenderedPageBreak/>
+        <w:t>投入产出需求、生产与研发工资、利润和新品种数量共同调整，直至式（</w:t>
       </w:r>
       <w:r>
         <w:rPr>
@@ -13036,9 +15216,9 @@
           <w:lang w:eastAsia="zh-CN"/>
         </w:rPr>
       </w:pPr>
-      <w:bookmarkStart w:id="11" w:name="a.6-一般均衡结果的组织与反事实设计"/>
+      <w:bookmarkStart w:id="9" w:name="a.6-一般均衡结果的组织与反事实设计"/>
+      <w:bookmarkEnd w:id="6"/>
       <w:bookmarkEnd w:id="8"/>
-      <w:bookmarkEnd w:id="10"/>
       <w:r>
         <w:rPr>
           <w:rFonts w:ascii="Times New Roman" w:eastAsia="宋体" w:hAnsi="Times New Roman"/>
@@ -13061,7 +15241,7 @@
           <w:lang w:eastAsia="zh-CN"/>
         </w:rPr>
       </w:pPr>
-      <w:bookmarkStart w:id="12" w:name="a.6.1-三边生产网络"/>
+      <w:bookmarkStart w:id="10" w:name="a.6.1-三边生产网络"/>
       <w:r>
         <w:rPr>
           <w:rFonts w:ascii="Times New Roman" w:eastAsia="宋体" w:hAnsi="Times New Roman"/>
@@ -13081,8 +15261,7 @@
       <w:pPr>
         <w:pStyle w:val="FirstParagraph"/>
         <w:spacing w:before="80" w:after="80" w:line="240" w:lineRule="auto"/>
-        <w:ind w:firstLine="0"/>
-        <w:jc w:val="center"/>
+        <w:ind w:firstLineChars="200"/>
         <w:rPr>
           <w:lang w:eastAsia="zh-CN"/>
         </w:rPr>
@@ -13239,7 +15418,6 @@
       <w:pPr>
         <w:pStyle w:val="a0"/>
         <w:spacing w:before="80" w:after="80" w:line="240" w:lineRule="auto"/>
-        <w:ind w:firstLine="0"/>
         <w:jc w:val="center"/>
       </w:pPr>
       <m:oMathPara>
@@ -13302,8 +15480,7 @@
       <w:pPr>
         <w:pStyle w:val="FirstParagraph"/>
         <w:spacing w:before="80" w:after="80" w:line="240" w:lineRule="auto"/>
-        <w:ind w:firstLine="0"/>
-        <w:jc w:val="center"/>
+        <w:ind w:firstLineChars="200"/>
         <w:rPr>
           <w:lang w:eastAsia="zh-CN"/>
         </w:rPr>
@@ -13378,8 +15555,8 @@
           <w:lang w:eastAsia="zh-CN"/>
         </w:rPr>
       </w:pPr>
-      <w:bookmarkStart w:id="13" w:name="a.6.2-反事实组"/>
-      <w:bookmarkEnd w:id="12"/>
+      <w:bookmarkStart w:id="11" w:name="a.6.2-反事实组"/>
+      <w:bookmarkEnd w:id="10"/>
       <w:r>
         <w:rPr>
           <w:rFonts w:ascii="Times New Roman" w:eastAsia="宋体" w:hAnsi="Times New Roman"/>
@@ -13400,8 +15577,6 @@
         <w:pStyle w:val="FirstParagraph"/>
         <w:keepNext/>
         <w:spacing w:before="100" w:after="60"/>
-        <w:ind w:firstLine="0"/>
-        <w:jc w:val="center"/>
         <w:rPr>
           <w:lang w:eastAsia="zh-CN"/>
         </w:rPr>
@@ -13473,8 +15648,6 @@
             <w:pPr>
               <w:pStyle w:val="Compact"/>
               <w:spacing w:before="0" w:after="0" w:line="264" w:lineRule="auto"/>
-              <w:ind w:firstLine="0"/>
-              <w:jc w:val="center"/>
             </w:pPr>
             <w:r>
               <w:rPr>
@@ -13506,8 +15679,6 @@
             <w:pPr>
               <w:pStyle w:val="Compact"/>
               <w:spacing w:before="0" w:after="0" w:line="264" w:lineRule="auto"/>
-              <w:ind w:firstLine="0"/>
-              <w:jc w:val="center"/>
             </w:pPr>
             <w:r>
               <w:rPr>
@@ -13539,8 +15710,6 @@
             <w:pPr>
               <w:pStyle w:val="Compact"/>
               <w:spacing w:before="0" w:after="0" w:line="264" w:lineRule="auto"/>
-              <w:ind w:firstLine="0"/>
-              <w:jc w:val="center"/>
             </w:pPr>
             <w:r>
               <w:rPr>
@@ -13577,7 +15746,6 @@
             <w:pPr>
               <w:pStyle w:val="Compact"/>
               <w:spacing w:before="0" w:after="0" w:line="264" w:lineRule="auto"/>
-              <w:ind w:firstLine="0"/>
             </w:pPr>
             <w:r>
               <w:rPr>
@@ -13614,7 +15782,6 @@
             <w:pPr>
               <w:pStyle w:val="Compact"/>
               <w:spacing w:before="0" w:after="0" w:line="264" w:lineRule="auto"/>
-              <w:ind w:firstLine="0"/>
               <w:rPr>
                 <w:lang w:eastAsia="zh-CN"/>
               </w:rPr>
@@ -13649,7 +15816,6 @@
             <w:pPr>
               <w:pStyle w:val="Compact"/>
               <w:spacing w:before="0" w:after="0" w:line="264" w:lineRule="auto"/>
-              <w:ind w:firstLine="0"/>
             </w:pPr>
             <w:r>
               <w:rPr>
@@ -13685,7 +15851,6 @@
             <w:pPr>
               <w:pStyle w:val="Compact"/>
               <w:spacing w:before="0" w:after="0" w:line="264" w:lineRule="auto"/>
-              <w:ind w:firstLine="0"/>
             </w:pPr>
             <w:r>
               <w:rPr>
@@ -13722,7 +15887,6 @@
             <w:pPr>
               <w:pStyle w:val="Compact"/>
               <w:spacing w:before="0" w:after="0" w:line="264" w:lineRule="auto"/>
-              <w:ind w:firstLine="0"/>
               <w:rPr>
                 <w:lang w:eastAsia="zh-CN"/>
               </w:rPr>
@@ -13757,7 +15921,6 @@
             <w:pPr>
               <w:pStyle w:val="Compact"/>
               <w:spacing w:before="0" w:after="0" w:line="264" w:lineRule="auto"/>
-              <w:ind w:firstLine="0"/>
               <w:rPr>
                 <w:lang w:eastAsia="zh-CN"/>
               </w:rPr>
@@ -13797,7 +15960,6 @@
             <w:pPr>
               <w:pStyle w:val="Compact"/>
               <w:spacing w:before="0" w:after="0" w:line="264" w:lineRule="auto"/>
-              <w:ind w:firstLine="0"/>
             </w:pPr>
             <w:r>
               <w:rPr>
@@ -13834,7 +15996,6 @@
             <w:pPr>
               <w:pStyle w:val="Compact"/>
               <w:spacing w:before="0" w:after="0" w:line="264" w:lineRule="auto"/>
-              <w:ind w:firstLine="0"/>
               <w:rPr>
                 <w:lang w:eastAsia="zh-CN"/>
               </w:rPr>
@@ -13869,7 +16030,6 @@
             <w:pPr>
               <w:pStyle w:val="Compact"/>
               <w:spacing w:before="0" w:after="0" w:line="264" w:lineRule="auto"/>
-              <w:ind w:firstLine="0"/>
               <w:rPr>
                 <w:lang w:eastAsia="zh-CN"/>
               </w:rPr>
@@ -13879,15 +16039,7 @@
                 <w:sz w:val="21"/>
                 <w:lang w:eastAsia="zh-CN"/>
               </w:rPr>
-              <w:t>已发生改革的反事实缺失成</w:t>
-            </w:r>
-            <w:r>
-              <w:rPr>
-                <w:sz w:val="21"/>
-                <w:lang w:eastAsia="zh-CN"/>
-              </w:rPr>
-              <w:lastRenderedPageBreak/>
-              <w:t>本</w:t>
+              <w:t>已发生改革的反事实缺失成本</w:t>
             </w:r>
           </w:p>
         </w:tc>
@@ -13917,13 +16069,11 @@
             <w:pPr>
               <w:pStyle w:val="Compact"/>
               <w:spacing w:before="0" w:after="0" w:line="264" w:lineRule="auto"/>
-              <w:ind w:firstLine="0"/>
             </w:pPr>
             <w:r>
               <w:rPr>
                 <w:sz w:val="21"/>
               </w:rPr>
-              <w:lastRenderedPageBreak/>
               <w:t xml:space="preserve">CF4 </w:t>
             </w:r>
             <w:r>
@@ -14024,7 +16174,6 @@
             <w:pPr>
               <w:pStyle w:val="Compact"/>
               <w:spacing w:before="0" w:after="0" w:line="264" w:lineRule="auto"/>
-              <w:ind w:firstLine="0"/>
             </w:pPr>
             <w:r>
               <w:rPr>
@@ -14061,7 +16210,6 @@
             <w:pPr>
               <w:pStyle w:val="Compact"/>
               <w:spacing w:before="0" w:after="0" w:line="264" w:lineRule="auto"/>
-              <w:ind w:firstLine="0"/>
               <w:rPr>
                 <w:lang w:eastAsia="zh-CN"/>
               </w:rPr>
@@ -14096,7 +16244,6 @@
             <w:pPr>
               <w:pStyle w:val="Compact"/>
               <w:spacing w:before="0" w:after="0" w:line="264" w:lineRule="auto"/>
-              <w:ind w:firstLine="0"/>
               <w:rPr>
                 <w:lang w:eastAsia="zh-CN"/>
               </w:rPr>
@@ -14136,7 +16283,6 @@
             <w:pPr>
               <w:pStyle w:val="Compact"/>
               <w:spacing w:before="0" w:after="0" w:line="264" w:lineRule="auto"/>
-              <w:ind w:firstLine="0"/>
             </w:pPr>
             <w:r>
               <w:rPr>
@@ -14185,7 +16331,6 @@
             <w:pPr>
               <w:pStyle w:val="Compact"/>
               <w:spacing w:before="0" w:after="0" w:line="264" w:lineRule="auto"/>
-              <w:ind w:firstLine="0"/>
             </w:pPr>
             <w:r>
               <w:rPr>
@@ -14216,7 +16361,6 @@
             <w:pPr>
               <w:pStyle w:val="Compact"/>
               <w:spacing w:before="0" w:after="0" w:line="264" w:lineRule="auto"/>
-              <w:ind w:firstLine="0"/>
             </w:pPr>
             <w:r>
               <w:rPr>
@@ -14231,7 +16375,7 @@
     <w:p>
       <w:pPr>
         <w:pStyle w:val="a0"/>
-        <w:jc w:val="both"/>
+        <w:ind w:firstLineChars="200"/>
         <w:rPr>
           <w:lang w:eastAsia="zh-CN"/>
         </w:rPr>
@@ -14240,7 +16384,7 @@
         <w:rPr>
           <w:lang w:eastAsia="zh-CN"/>
         </w:rPr>
-        <w:t>基准经济年份与政策版本年份应分离。比如可以固定</w:t>
+        <w:t>基准经济年份与政策版本年份应分离。例如固定</w:t>
       </w:r>
       <w:r>
         <w:rPr>
@@ -14252,7 +16396,7 @@
         <w:rPr>
           <w:lang w:eastAsia="zh-CN"/>
         </w:rPr>
-        <w:t>年的全球投入产出结构、工资、贸易与跨国生产份额，只把中国准入制度从较早版本替换为最新版本。此时反事实差异只来自政策制度，而不会把两个现实年份之间发生的技术进步、需求变化或全球贸易冲击混入政策效应。</w:t>
+        <w:t>年的投入产出结构、工资、贸易和跨国生产份额，仅替换中国准入制度版本，使反事实差异只反映政策变化，而不混入现实年份间的技术、需求和全球贸易冲击。</w:t>
       </w:r>
     </w:p>
     <w:p>
@@ -14262,8 +16406,8 @@
           <w:lang w:eastAsia="zh-CN"/>
         </w:rPr>
       </w:pPr>
-      <w:bookmarkStart w:id="14" w:name="a.6.3-结果变量与福利"/>
-      <w:bookmarkEnd w:id="13"/>
+      <w:bookmarkStart w:id="12" w:name="a.6.3-结果变量与福利"/>
+      <w:bookmarkEnd w:id="11"/>
       <w:r>
         <w:rPr>
           <w:rFonts w:ascii="Times New Roman" w:eastAsia="宋体" w:hAnsi="Times New Roman"/>
@@ -14283,6 +16427,7 @@
       <w:pPr>
         <w:pStyle w:val="FirstParagraph"/>
         <w:spacing w:before="80" w:after="80" w:line="240" w:lineRule="auto"/>
+        <w:ind w:firstLineChars="200"/>
         <w:rPr>
           <w:lang w:eastAsia="zh-CN"/>
         </w:rPr>
@@ -14347,7 +16492,7 @@
     <w:p>
       <w:pPr>
         <w:pStyle w:val="a0"/>
-        <w:jc w:val="both"/>
+        <w:ind w:firstLineChars="200"/>
         <w:rPr>
           <w:lang w:eastAsia="zh-CN"/>
         </w:rPr>
@@ -14356,31 +16501,8 @@
         <w:rPr>
           <w:lang w:eastAsia="zh-CN"/>
         </w:rPr>
-        <w:t>若进一步讨论</w:t>
-      </w:r>
-      <w:r>
-        <w:rPr>
-          <w:lang w:eastAsia="zh-CN"/>
-        </w:rPr>
-        <w:t>“</w:t>
-      </w:r>
-      <w:r>
-        <w:rPr>
-          <w:lang w:eastAsia="zh-CN"/>
-        </w:rPr>
-        <w:t>哪类负面清单改革贡献了福利改善</w:t>
-      </w:r>
-      <w:r>
-        <w:rPr>
-          <w:lang w:eastAsia="zh-CN"/>
-        </w:rPr>
-        <w:t>”</w:t>
-      </w:r>
-      <w:r>
-        <w:rPr>
-          <w:lang w:eastAsia="zh-CN"/>
-        </w:rPr>
-        <w:t>，应通过重复求解不同政策类型的反事实进行分解，而不是直接把单个回归系数解释为福利贡献。政策类型之间存在一般均衡交互时，可报告顺序分解，并以</w:t>
+        <w:lastRenderedPageBreak/>
+        <w:t>若分析不同负面清单改革的福利贡献，应分别求解相应反事实，而不能把单个回归系数直接解释为福利贡献。存在一般均衡交互时，可报告顺序分解，并以</w:t>
       </w:r>
       <w:r>
         <w:rPr>
@@ -14392,7 +16514,7 @@
         <w:rPr>
           <w:lang w:eastAsia="zh-CN"/>
         </w:rPr>
-        <w:t>分解作为稳健性。</w:t>
+        <w:t>分解作稳健性检验。</w:t>
       </w:r>
     </w:p>
     <w:p>
@@ -14402,9 +16524,9 @@
           <w:lang w:eastAsia="zh-CN"/>
         </w:rPr>
       </w:pPr>
-      <w:bookmarkStart w:id="15" w:name="a.7-识别边界与稳健性"/>
-      <w:bookmarkEnd w:id="11"/>
-      <w:bookmarkEnd w:id="14"/>
+      <w:bookmarkStart w:id="13" w:name="a.7-识别边界与稳健性"/>
+      <w:bookmarkEnd w:id="9"/>
+      <w:bookmarkEnd w:id="12"/>
       <w:r>
         <w:rPr>
           <w:rFonts w:ascii="Times New Roman" w:eastAsia="宋体" w:hAnsi="Times New Roman"/>
@@ -14427,7 +16549,7 @@
           <w:lang w:eastAsia="zh-CN"/>
         </w:rPr>
       </w:pPr>
-      <w:bookmarkStart w:id="16" w:name="a.7.1-llm测量误差"/>
+      <w:bookmarkStart w:id="14" w:name="a.7.1-llm测量误差"/>
       <w:r>
         <w:rPr>
           <w:rFonts w:ascii="Times New Roman" w:eastAsia="宋体" w:hAnsi="Times New Roman"/>
@@ -14460,7 +16582,7 @@
     <w:p>
       <w:pPr>
         <w:pStyle w:val="FirstParagraph"/>
-        <w:ind w:firstLine="720"/>
+        <w:ind w:firstLineChars="200"/>
         <w:rPr>
           <w:lang w:eastAsia="zh-CN"/>
         </w:rPr>
@@ -14475,43 +16597,19 @@
         <w:rPr>
           <w:lang w:eastAsia="zh-CN"/>
         </w:rPr>
-        <w:t>可能遗漏限定词、误判例外或在一对多行业映射中选择过宽类别。基准结果至少应报告人工金标准准确度、不同模型或不同运行间的一致率、只保留</w:t>
-      </w:r>
-      <w:r>
-        <w:rPr>
-          <w:lang w:eastAsia="zh-CN"/>
-        </w:rPr>
-        <w:t xml:space="preserve"> exact/narrow </w:t>
-      </w:r>
-      <w:r>
-        <w:rPr>
-          <w:lang w:eastAsia="zh-CN"/>
-        </w:rPr>
-        <w:t>映射样本的结果，以及低置信度样本剔除结果。更重要的是，应将人工复核后的最终标签视为研究数据，保留原始输出只是为了审计，不应把</w:t>
-      </w:r>
-      <w:r>
-        <w:rPr>
-          <w:lang w:eastAsia="zh-CN"/>
-        </w:rPr>
-        <w:t>“</w:t>
-      </w:r>
-      <w:r>
-        <w:rPr>
-          <w:lang w:eastAsia="zh-CN"/>
-        </w:rPr>
-        <w:t>模型信心</w:t>
-      </w:r>
-      <w:r>
-        <w:rPr>
-          <w:lang w:eastAsia="zh-CN"/>
-        </w:rPr>
-        <w:t>”</w:t>
-      </w:r>
-      <w:r>
-        <w:rPr>
-          <w:lang w:eastAsia="zh-CN"/>
-        </w:rPr>
-        <w:t>当作统计权重。</w:t>
+        <w:t>误差主要来自限定词遗漏、例外误判和一对多映射过宽。基准结果应报告人工金标准准确度、跨模型或跨次一致率、</w:t>
+      </w:r>
+      <w:r>
+        <w:rPr>
+          <w:lang w:eastAsia="zh-CN"/>
+        </w:rPr>
+        <w:t>exact/narrow</w:t>
+      </w:r>
+      <w:r>
+        <w:rPr>
+          <w:lang w:eastAsia="zh-CN"/>
+        </w:rPr>
+        <w:t>样本结果及低置信度剔除结果。人工复核后的标签才是最终研究数据，模型置信度不作为统计权重。</w:t>
       </w:r>
     </w:p>
     <w:p>
@@ -14521,8 +16619,8 @@
           <w:lang w:eastAsia="zh-CN"/>
         </w:rPr>
       </w:pPr>
-      <w:bookmarkStart w:id="17" w:name="a.7.2-行业聚合误差"/>
-      <w:bookmarkEnd w:id="16"/>
+      <w:bookmarkStart w:id="15" w:name="a.7.2-行业聚合误差"/>
+      <w:bookmarkEnd w:id="14"/>
       <w:r>
         <w:rPr>
           <w:rFonts w:ascii="Times New Roman" w:eastAsia="宋体" w:hAnsi="Times New Roman"/>
@@ -14542,7 +16640,7 @@
       <w:pPr>
         <w:pStyle w:val="FirstParagraph"/>
         <w:spacing w:before="80" w:after="80" w:line="240" w:lineRule="auto"/>
-        <w:ind w:firstLine="720"/>
+        <w:ind w:firstLineChars="200"/>
         <w:rPr>
           <w:lang w:eastAsia="zh-CN"/>
         </w:rPr>
@@ -14551,31 +16649,31 @@
         <w:rPr>
           <w:lang w:eastAsia="zh-CN"/>
         </w:rPr>
-        <w:t>行业聚合误差可能来自三个环节：政策原子与</w:t>
-      </w:r>
-      <w:r>
-        <w:rPr>
-          <w:lang w:eastAsia="zh-CN"/>
-        </w:rPr>
-        <w:t>GB</w:t>
-      </w:r>
-      <w:r>
-        <w:rPr>
-          <w:lang w:eastAsia="zh-CN"/>
-        </w:rPr>
-        <w:t>四位小类的语义匹配、</w:t>
-      </w:r>
-      <w:r>
-        <w:rPr>
-          <w:lang w:eastAsia="zh-CN"/>
-        </w:rPr>
-        <w:t>GB</w:t>
-      </w:r>
-      <w:r>
-        <w:rPr>
-          <w:lang w:eastAsia="zh-CN"/>
-        </w:rPr>
-        <w:t>四位小类与</w:t>
+        <w:t>行业聚合误差来自政策原子</w:t>
+      </w:r>
+      <w:r>
+        <w:rPr>
+          <w:lang w:eastAsia="zh-CN"/>
+        </w:rPr>
+        <w:t>—GB</w:t>
+      </w:r>
+      <w:r>
+        <w:rPr>
+          <w:lang w:eastAsia="zh-CN"/>
+        </w:rPr>
+        <w:t>四位小类匹配、</w:t>
+      </w:r>
+      <w:r>
+        <w:rPr>
+          <w:lang w:eastAsia="zh-CN"/>
+        </w:rPr>
+        <w:t>GB—ISIC</w:t>
+      </w:r>
+      <w:r>
+        <w:rPr>
+          <w:lang w:eastAsia="zh-CN"/>
+        </w:rPr>
+        <w:t>一对多转换和</w:t>
       </w:r>
       <w:r>
         <w:rPr>
@@ -14587,7 +16685,114 @@
         <w:rPr>
           <w:lang w:eastAsia="zh-CN"/>
         </w:rPr>
-        <w:t>四位组的一对多转换，以及</w:t>
+        <w:t>细行业向</w:t>
+      </w:r>
+      <w:r>
+        <w:rPr>
+          <w:lang w:eastAsia="zh-CN"/>
+        </w:rPr>
+        <w:t>OECD-AMNE</w:t>
+      </w:r>
+      <w:r>
+        <w:rPr>
+          <w:lang w:eastAsia="zh-CN"/>
+        </w:rPr>
+        <w:t>聚合。应报告各</w:t>
+      </w:r>
+      <w:r>
+        <w:rPr>
+          <w:lang w:eastAsia="zh-CN"/>
+        </w:rPr>
+        <w:t>OECD-AMNE</w:t>
+      </w:r>
+      <w:r>
+        <w:rPr>
+          <w:lang w:eastAsia="zh-CN"/>
+        </w:rPr>
+        <w:t>行业的可可靠映射覆盖率，并用基期产值或增加值、外资企业产值、就业权重和等权重复构造</w:t>
+      </w:r>
+      <m:oMath>
+        <m:sSub>
+          <m:sSubPr>
+            <m:ctrlPr>
+              <w:rPr>
+                <w:rFonts w:ascii="Cambria Math" w:hAnsi="Cambria Math"/>
+              </w:rPr>
+            </m:ctrlPr>
+          </m:sSubPr>
+          <m:e>
+            <m:r>
+              <w:rPr>
+                <w:rFonts w:ascii="Cambria Math" w:hAnsi="Cambria Math"/>
+                <w:lang w:eastAsia="zh-CN"/>
+              </w:rPr>
+              <m:t>Z</m:t>
+            </m:r>
+          </m:e>
+          <m:sub>
+            <m:r>
+              <w:rPr>
+                <w:rFonts w:ascii="Cambria Math" w:hAnsi="Cambria Math"/>
+                <w:lang w:eastAsia="zh-CN"/>
+              </w:rPr>
+              <m:t>jt</m:t>
+            </m:r>
+          </m:sub>
+        </m:sSub>
+      </m:oMath>
+      <w:r>
+        <w:rPr>
+          <w:lang w:eastAsia="zh-CN"/>
+        </w:rPr>
+        <w:t>；同时比较</w:t>
+      </w:r>
+      <w:r>
+        <w:rPr>
+          <w:lang w:eastAsia="zh-CN"/>
+        </w:rPr>
+        <w:t>full</w:t>
+      </w:r>
+      <w:r>
+        <w:rPr>
+          <w:lang w:eastAsia="zh-CN"/>
+        </w:rPr>
+        <w:t>且</w:t>
+      </w:r>
+      <w:r>
+        <w:rPr>
+          <w:lang w:eastAsia="zh-CN"/>
+        </w:rPr>
+        <w:t>exact/narrow</w:t>
+      </w:r>
+      <w:r>
+        <w:rPr>
+          <w:lang w:eastAsia="zh-CN"/>
+        </w:rPr>
+        <w:t>、加入</w:t>
+      </w:r>
+      <w:r>
+        <w:rPr>
+          <w:lang w:eastAsia="zh-CN"/>
+        </w:rPr>
+        <w:t>partial</w:t>
+      </w:r>
+      <w:r>
+        <w:rPr>
+          <w:lang w:eastAsia="zh-CN"/>
+        </w:rPr>
+        <w:t>和剔除</w:t>
+      </w:r>
+      <w:r>
+        <w:rPr>
+          <w:lang w:eastAsia="zh-CN"/>
+        </w:rPr>
+        <w:t>ambiguous</w:t>
+      </w:r>
+      <w:r>
+        <w:rPr>
+          <w:lang w:eastAsia="zh-CN"/>
+        </w:rPr>
+        <w:t>后的结果。聚合分母始终使用完整</w:t>
       </w:r>
       <w:r>
         <w:rPr>
@@ -14599,115 +16804,7 @@
         <w:rPr>
           <w:lang w:eastAsia="zh-CN"/>
         </w:rPr>
-        <w:t>细行业向</w:t>
-      </w:r>
-      <w:r>
-        <w:rPr>
-          <w:lang w:eastAsia="zh-CN"/>
-        </w:rPr>
-        <w:t>OECD-AMNE</w:t>
-      </w:r>
-      <w:r>
-        <w:rPr>
-          <w:lang w:eastAsia="zh-CN"/>
-        </w:rPr>
-        <w:t>粗行业的加权聚合。基准结果应同时报告各</w:t>
-      </w:r>
-      <w:r>
-        <w:rPr>
-          <w:lang w:eastAsia="zh-CN"/>
-        </w:rPr>
-        <w:t>OECD-AMNE</w:t>
-      </w:r>
-      <w:r>
-        <w:rPr>
-          <w:lang w:eastAsia="zh-CN"/>
-        </w:rPr>
-        <w:t>行业中可可靠映射的基期经济规模覆盖率，并分别用基期产值或增加值、外资企业产值、就业权重和等权重复构造</w:t>
-      </w:r>
-      <w:r>
-        <w:rPr>
-          <w:lang w:eastAsia="zh-CN"/>
-        </w:rPr>
-        <w:t>Z_jt</w:t>
-      </w:r>
-      <w:r>
-        <w:rPr>
-          <w:lang w:eastAsia="zh-CN"/>
-        </w:rPr>
-        <w:t>。还应检验只保留</w:t>
-      </w:r>
-      <w:r>
-        <w:rPr>
-          <w:lang w:eastAsia="zh-CN"/>
-        </w:rPr>
-        <w:t>full</w:t>
-      </w:r>
-      <w:r>
-        <w:rPr>
-          <w:lang w:eastAsia="zh-CN"/>
-        </w:rPr>
-        <w:t>且</w:t>
-      </w:r>
-      <w:r>
-        <w:rPr>
-          <w:lang w:eastAsia="zh-CN"/>
-        </w:rPr>
-        <w:t>exact/narrow</w:t>
-      </w:r>
-      <w:r>
-        <w:rPr>
-          <w:lang w:eastAsia="zh-CN"/>
-        </w:rPr>
-        <w:t>映射、加入</w:t>
-      </w:r>
-      <w:r>
-        <w:rPr>
-          <w:lang w:eastAsia="zh-CN"/>
-        </w:rPr>
-        <w:t>partial</w:t>
-      </w:r>
-      <w:r>
-        <w:rPr>
-          <w:lang w:eastAsia="zh-CN"/>
-        </w:rPr>
-        <w:t>映射以及剔除</w:t>
-      </w:r>
-      <w:r>
-        <w:rPr>
-          <w:lang w:eastAsia="zh-CN"/>
-        </w:rPr>
-        <w:t>ambiguous</w:t>
-      </w:r>
-      <w:r>
-        <w:rPr>
-          <w:lang w:eastAsia="zh-CN"/>
-        </w:rPr>
-        <w:t>映射后的结果。尤其要保证聚合分母来自完整</w:t>
-      </w:r>
-      <w:r>
-        <w:rPr>
-          <w:lang w:eastAsia="zh-CN"/>
-        </w:rPr>
-        <w:t>ISIC</w:t>
-      </w:r>
-      <w:r>
-        <w:rPr>
-          <w:lang w:eastAsia="zh-CN"/>
-        </w:rPr>
-        <w:t>四位行业集合，而不是仅来自负面清单命中的行业；若某</w:t>
-      </w:r>
-      <w:r>
-        <w:rPr>
-          <w:lang w:eastAsia="zh-CN"/>
-        </w:rPr>
-        <w:t>OECD-AMNE</w:t>
-      </w:r>
-      <w:r>
-        <w:rPr>
-          <w:lang w:eastAsia="zh-CN"/>
-        </w:rPr>
-        <w:t>行业只有极小比例的经济活动能够被可靠映射，不应把该行业整体作为高强度政策冲击。</w:t>
+        <w:t>四位行业集合。</w:t>
       </w:r>
     </w:p>
     <w:p>
@@ -14717,14 +16814,13 @@
           <w:lang w:eastAsia="zh-CN"/>
         </w:rPr>
       </w:pPr>
-      <w:bookmarkStart w:id="18" w:name="a.7.3-政策内生性"/>
-      <w:bookmarkEnd w:id="17"/>
+      <w:bookmarkStart w:id="16" w:name="a.7.3-政策内生性"/>
+      <w:bookmarkEnd w:id="15"/>
       <w:r>
         <w:rPr>
           <w:rFonts w:ascii="Times New Roman" w:eastAsia="宋体" w:hAnsi="Times New Roman"/>
           <w:lang w:eastAsia="zh-CN"/>
         </w:rPr>
-        <w:lastRenderedPageBreak/>
         <w:t>A.7.3</w:t>
       </w:r>
       <w:r>
@@ -14738,7 +16834,7 @@
     <w:p>
       <w:pPr>
         <w:pStyle w:val="FirstParagraph"/>
-        <w:ind w:firstLine="720"/>
+        <w:ind w:firstLineChars="200"/>
         <w:rPr>
           <w:lang w:eastAsia="zh-CN"/>
         </w:rPr>
@@ -14747,19 +16843,7 @@
         <w:rPr>
           <w:lang w:eastAsia="zh-CN"/>
         </w:rPr>
-        <w:t>开放顺序可能与行业既有外资增长、技术水平或政策优先级相关。除式（</w:t>
-      </w:r>
-      <w:r>
-        <w:rPr>
-          <w:lang w:eastAsia="zh-CN"/>
-        </w:rPr>
-        <w:t>A4</w:t>
-      </w:r>
-      <w:r>
-        <w:rPr>
-          <w:lang w:eastAsia="zh-CN"/>
-        </w:rPr>
-        <w:t>）的固定效应外，应检验政策变化前的成本趋势和外资活动趋势；在数据允许时加入改革前行业增长、资本或研发密集度等预定变量。若无法提供足够强的外生性证据，正文表述应限定为</w:t>
+        <w:t>开放顺序可能与行业既有外资增长、技术水平或政策优先级相关。除固定效应外，应检验改革前成本和外资活动趋势，并在数据允许时加入改革前行业增长、资本或研发密集度等预定变量。若外生性证据不足，结论应表述为</w:t>
       </w:r>
       <w:r>
         <w:rPr>
@@ -14783,7 +16867,7 @@
         <w:rPr>
           <w:lang w:eastAsia="zh-CN"/>
         </w:rPr>
-        <w:t>，而不是无条件称为因果效应。</w:t>
+        <w:t>，而非无条件因果效应。</w:t>
       </w:r>
     </w:p>
     <w:p>
@@ -14793,8 +16877,8 @@
           <w:lang w:eastAsia="zh-CN"/>
         </w:rPr>
       </w:pPr>
-      <w:bookmarkStart w:id="19" w:name="a.7.4-生成成本与结构转换的不确定性"/>
-      <w:bookmarkEnd w:id="18"/>
+      <w:bookmarkStart w:id="17" w:name="a.7.4-生成成本与结构转换的不确定性"/>
+      <w:bookmarkEnd w:id="16"/>
       <w:r>
         <w:rPr>
           <w:rFonts w:ascii="Times New Roman" w:eastAsia="宋体" w:hAnsi="Times New Roman"/>
@@ -14814,7 +16898,7 @@
       <w:pPr>
         <w:pStyle w:val="FirstParagraph"/>
         <w:spacing w:before="80" w:after="80" w:line="240" w:lineRule="auto"/>
-        <w:ind w:firstLine="720"/>
+        <w:ind w:firstLineChars="200"/>
         <w:rPr>
           <w:lang w:eastAsia="zh-CN"/>
         </w:rPr>
@@ -14839,9 +16923,6 @@
           </m:e>
           <m:sup>
             <m:r>
-              <m:rPr>
-                <m:sty m:val="p"/>
-              </m:rPr>
               <w:rPr>
                 <w:rFonts w:ascii="Cambria Math" w:hAnsi="Cambria Math"/>
                 <w:lang w:eastAsia="zh-CN"/>
@@ -14908,7 +16989,31 @@
         <w:rPr>
           <w:lang w:eastAsia="zh-CN"/>
         </w:rPr>
-        <w:t>A4</w:t>
+        <w:t>A4a</w:t>
+      </w:r>
+      <w:r>
+        <w:rPr>
+          <w:lang w:eastAsia="zh-CN"/>
+        </w:rPr>
+        <w:t>）</w:t>
+      </w:r>
+      <w:r>
+        <w:rPr>
+          <w:lang w:eastAsia="zh-CN"/>
+        </w:rPr>
+        <w:t>—</w:t>
+      </w:r>
+      <w:r>
+        <w:rPr>
+          <w:lang w:eastAsia="zh-CN"/>
+        </w:rPr>
+        <w:t>（</w:t>
+      </w:r>
+      <w:r>
+        <w:rPr>
+          <w:lang w:eastAsia="zh-CN"/>
+        </w:rPr>
+        <w:t>A4f</w:t>
       </w:r>
       <w:r>
         <w:rPr>
@@ -14947,13 +17052,33 @@
         <w:t xml:space="preserve"> </w:t>
       </w:r>
       <m:oMath>
-        <m:r>
-          <w:rPr>
-            <w:rFonts w:ascii="Cambria Math" w:hAnsi="Cambria Math"/>
-            <w:lang w:eastAsia="zh-CN"/>
-          </w:rPr>
-          <m:t>κ</m:t>
-        </m:r>
+        <m:sSub>
+          <m:sSubPr>
+            <m:ctrlPr>
+              <w:rPr>
+                <w:rFonts w:ascii="Cambria Math" w:hAnsi="Cambria Math"/>
+              </w:rPr>
+            </m:ctrlPr>
+          </m:sSubPr>
+          <m:e>
+            <m:r>
+              <w:rPr>
+                <w:rFonts w:ascii="Cambria Math" w:hAnsi="Cambria Math"/>
+                <w:lang w:eastAsia="zh-CN"/>
+              </w:rPr>
+              <m:t>κ</m:t>
+            </m:r>
+          </m:e>
+          <m:sub>
+            <m:r>
+              <w:rPr>
+                <w:rFonts w:ascii="Cambria Math" w:hAnsi="Cambria Math"/>
+                <w:lang w:eastAsia="zh-CN"/>
+              </w:rPr>
+              <m:t>k</m:t>
+            </m:r>
+          </m:sub>
+        </m:sSub>
       </m:oMath>
       <w:r>
         <w:rPr>
@@ -15080,8 +17205,8 @@
           <w:lang w:eastAsia="zh-CN"/>
         </w:rPr>
       </w:pPr>
-      <w:bookmarkStart w:id="20" w:name="a.7.5-禁止准入的非连续性"/>
-      <w:bookmarkEnd w:id="19"/>
+      <w:bookmarkStart w:id="18" w:name="a.7.5-禁止准入的非连续性"/>
+      <w:bookmarkEnd w:id="17"/>
       <w:r>
         <w:rPr>
           <w:rFonts w:ascii="Times New Roman" w:eastAsia="宋体" w:hAnsi="Times New Roman"/>
@@ -15100,7 +17225,7 @@
     <w:p>
       <w:pPr>
         <w:pStyle w:val="FirstParagraph"/>
-        <w:jc w:val="both"/>
+        <w:ind w:firstLineChars="200"/>
         <w:rPr>
           <w:lang w:eastAsia="zh-CN"/>
         </w:rPr>
@@ -15109,12 +17234,6 @@
         <w:rPr>
           <w:lang w:eastAsia="zh-CN"/>
         </w:rPr>
-        <w:t>所有含</w:t>
-      </w:r>
-      <w:r>
-        <w:rPr>
-          <w:lang w:eastAsia="zh-CN"/>
-        </w:rPr>
         <w:t>“</w:t>
       </w:r>
       <w:r>
@@ -15145,7 +17264,7 @@
         <w:rPr>
           <w:lang w:eastAsia="zh-CN"/>
         </w:rPr>
-        <w:t>的改革在基准连续成本结果中单独标记。若使用高成本近似，需要展示结果对该高成本上限是否敏感；若结果高度依赖近似值，则只能报告为模型扩展，不能与有限限制的基准估计合并解释。</w:t>
+        <w:t>改革应与连续成本结果分开报告。若以极高成本近似禁止，需检验结果对该上限的敏感性；结果若高度依赖近似值，只能作为模型扩展。</w:t>
       </w:r>
     </w:p>
     <w:p>
@@ -15155,9 +17274,9 @@
           <w:lang w:eastAsia="zh-CN"/>
         </w:rPr>
       </w:pPr>
-      <w:bookmarkStart w:id="21" w:name="a.8-可复现性与数据接口"/>
-      <w:bookmarkEnd w:id="15"/>
-      <w:bookmarkEnd w:id="20"/>
+      <w:bookmarkStart w:id="19" w:name="a.8-可复现性与数据接口"/>
+      <w:bookmarkEnd w:id="13"/>
+      <w:bookmarkEnd w:id="18"/>
       <w:r>
         <w:rPr>
           <w:rFonts w:ascii="Times New Roman" w:eastAsia="宋体" w:hAnsi="Times New Roman"/>
@@ -15176,7 +17295,7 @@
     <w:p>
       <w:pPr>
         <w:pStyle w:val="FirstParagraph"/>
-        <w:jc w:val="both"/>
+        <w:ind w:firstLineChars="200"/>
         <w:rPr>
           <w:lang w:eastAsia="zh-CN"/>
         </w:rPr>
@@ -15185,7 +17304,7 @@
         <w:rPr>
           <w:lang w:eastAsia="zh-CN"/>
         </w:rPr>
-        <w:t>完整实证采用</w:t>
+        <w:t>实证数据采用</w:t>
       </w:r>
       <w:r>
         <w:rPr>
@@ -15233,7 +17352,7 @@
         <w:rPr>
           <w:lang w:eastAsia="zh-CN"/>
         </w:rPr>
-        <w:t>与</w:t>
+        <w:t>文本事实与</w:t>
       </w:r>
       <w:r>
         <w:rPr>
@@ -15245,19 +17364,19 @@
         <w:rPr>
           <w:lang w:eastAsia="zh-CN"/>
         </w:rPr>
-        <w:t>在概念上分别对应文本事实和结构化限制，但在政策原子主数据中横向合并为同一条记录：一行（一个</w:t>
-      </w:r>
-      <w:r>
-        <w:rPr>
-          <w:lang w:eastAsia="zh-CN"/>
-        </w:rPr>
-        <w:t>JSON</w:t>
-      </w:r>
-      <w:r>
-        <w:rPr>
-          <w:lang w:eastAsia="zh-CN"/>
-        </w:rPr>
-        <w:t>对象）对应一个政策原子。</w:t>
+        <w:t>结构化限制在政策原子主数据中横向合并，一行对应一个政策原子；</w:t>
+      </w:r>
+      <w:r>
+        <w:rPr>
+          <w:lang w:eastAsia="zh-CN"/>
+        </w:rPr>
+        <w:t>CSV</w:t>
+      </w:r>
+      <w:r>
+        <w:rPr>
+          <w:lang w:eastAsia="zh-CN"/>
+        </w:rPr>
+        <w:t>由</w:t>
       </w:r>
       <w:r>
         <w:rPr>
@@ -15269,151 +17388,7 @@
         <w:rPr>
           <w:lang w:eastAsia="zh-CN"/>
         </w:rPr>
-        <w:t>用于保存权威主数据，便于逐条调用、断点续跑和审计；供</w:t>
-      </w:r>
-      <w:r>
-        <w:rPr>
-          <w:lang w:eastAsia="zh-CN"/>
-        </w:rPr>
-        <w:t>Stata</w:t>
-      </w:r>
-      <w:r>
-        <w:rPr>
-          <w:lang w:eastAsia="zh-CN"/>
-        </w:rPr>
-        <w:t>、</w:t>
-      </w:r>
-      <w:r>
-        <w:rPr>
-          <w:lang w:eastAsia="zh-CN"/>
-        </w:rPr>
-        <w:t>R</w:t>
-      </w:r>
-      <w:r>
-        <w:rPr>
-          <w:lang w:eastAsia="zh-CN"/>
-        </w:rPr>
-        <w:t>或</w:t>
-      </w:r>
-      <w:r>
-        <w:rPr>
-          <w:lang w:eastAsia="zh-CN"/>
-        </w:rPr>
-        <w:t>Python</w:t>
-      </w:r>
-      <w:r>
-        <w:rPr>
-          <w:lang w:eastAsia="zh-CN"/>
-        </w:rPr>
-        <w:t>分析的宽表</w:t>
-      </w:r>
-      <w:r>
-        <w:rPr>
-          <w:lang w:eastAsia="zh-CN"/>
-        </w:rPr>
-        <w:t>CSV</w:t>
-      </w:r>
-      <w:r>
-        <w:rPr>
-          <w:lang w:eastAsia="zh-CN"/>
-        </w:rPr>
-        <w:t>由</w:t>
-      </w:r>
-      <w:r>
-        <w:rPr>
-          <w:lang w:eastAsia="zh-CN"/>
-        </w:rPr>
-        <w:t>JSONL</w:t>
-      </w:r>
-      <w:r>
-        <w:rPr>
-          <w:lang w:eastAsia="zh-CN"/>
-        </w:rPr>
-        <w:t>自动展开生成，不人工维护第二套标签。政策原子到</w:t>
-      </w:r>
-      <w:r>
-        <w:rPr>
-          <w:lang w:eastAsia="zh-CN"/>
-        </w:rPr>
-        <w:t>GB</w:t>
-      </w:r>
-      <w:r>
-        <w:rPr>
-          <w:lang w:eastAsia="zh-CN"/>
-        </w:rPr>
-        <w:t>四位小类、</w:t>
-      </w:r>
-      <w:r>
-        <w:rPr>
-          <w:lang w:eastAsia="zh-CN"/>
-        </w:rPr>
-        <w:t>GB</w:t>
-      </w:r>
-      <w:r>
-        <w:rPr>
-          <w:lang w:eastAsia="zh-CN"/>
-        </w:rPr>
-        <w:t>四位小类到</w:t>
-      </w:r>
-      <w:r>
-        <w:rPr>
-          <w:lang w:eastAsia="zh-CN"/>
-        </w:rPr>
-        <w:t>ISIC</w:t>
-      </w:r>
-      <w:r>
-        <w:rPr>
-          <w:lang w:eastAsia="zh-CN"/>
-        </w:rPr>
-        <w:t>四位组、</w:t>
-      </w:r>
-      <w:r>
-        <w:rPr>
-          <w:lang w:eastAsia="zh-CN"/>
-        </w:rPr>
-        <w:t>ISIC</w:t>
-      </w:r>
-      <w:r>
-        <w:rPr>
-          <w:lang w:eastAsia="zh-CN"/>
-        </w:rPr>
-        <w:t>四位组到两位类以及两位类到</w:t>
-      </w:r>
-      <w:r>
-        <w:rPr>
-          <w:lang w:eastAsia="zh-CN"/>
-        </w:rPr>
-        <w:t>OECD-AMNE</w:t>
-      </w:r>
-      <w:r>
-        <w:rPr>
-          <w:lang w:eastAsia="zh-CN"/>
-        </w:rPr>
-        <w:t>行业的关系分层存储；固定基期权重、</w:t>
-      </w:r>
-      <w:r>
-        <w:rPr>
-          <w:lang w:eastAsia="zh-CN"/>
-        </w:rPr>
-        <w:t>ISIC</w:t>
-      </w:r>
-      <w:r>
-        <w:rPr>
-          <w:lang w:eastAsia="zh-CN"/>
-        </w:rPr>
-        <w:t>中间层政策暴露、</w:t>
-      </w:r>
-      <w:r>
-        <w:rPr>
-          <w:lang w:eastAsia="zh-CN"/>
-        </w:rPr>
-        <w:t>OECD-AMNE</w:t>
-      </w:r>
-      <w:r>
-        <w:rPr>
-          <w:lang w:eastAsia="zh-CN"/>
-        </w:rPr>
-        <w:t>最终政策暴露、成本估计和一般均衡结果分别保存，避免在一张表中混合不同观察单位。表</w:t>
+        <w:t>自动展开。行业映射、固定权重、各层政策暴露、成本估计和一般均衡结果分层保存，避免在同一张表中混合不同观察单位。表</w:t>
       </w:r>
       <w:r>
         <w:rPr>
@@ -15425,7 +17400,7 @@
         <w:rPr>
           <w:lang w:eastAsia="zh-CN"/>
         </w:rPr>
-        <w:t>给出推荐文件结构。</w:t>
+        <w:t>给出推荐结构。</w:t>
       </w:r>
     </w:p>
     <w:p>
@@ -15433,8 +17408,6 @@
         <w:pStyle w:val="a0"/>
         <w:keepNext/>
         <w:spacing w:before="100" w:after="60"/>
-        <w:ind w:firstLine="0"/>
-        <w:jc w:val="center"/>
         <w:rPr>
           <w:lang w:eastAsia="zh-CN"/>
         </w:rPr>
@@ -15446,6 +17419,7 @@
           <w:sz w:val="22"/>
           <w:lang w:eastAsia="zh-CN"/>
         </w:rPr>
+        <w:lastRenderedPageBreak/>
         <w:t>表</w:t>
       </w:r>
       <w:r>
@@ -15490,9 +17464,6 @@
             <w:vAlign w:val="center"/>
           </w:tcPr>
           <w:p>
-            <w:pPr>
-              <w:jc w:val="center"/>
-            </w:pPr>
             <w:r>
               <w:rPr>
                 <w:b/>
@@ -15508,9 +17479,6 @@
             <w:vAlign w:val="center"/>
           </w:tcPr>
           <w:p>
-            <w:pPr>
-              <w:jc w:val="center"/>
-            </w:pPr>
             <w:r>
               <w:rPr>
                 <w:b/>
@@ -15526,9 +17494,6 @@
             <w:vAlign w:val="center"/>
           </w:tcPr>
           <w:p>
-            <w:pPr>
-              <w:jc w:val="center"/>
-            </w:pPr>
             <w:r>
               <w:rPr>
                 <w:b/>
@@ -15952,7 +17917,6 @@
               <w:rPr>
                 <w:sz w:val="18"/>
               </w:rPr>
-              <w:lastRenderedPageBreak/>
               <w:t>industry_weights.csv</w:t>
             </w:r>
           </w:p>
@@ -16613,7 +18577,7 @@
     <w:p>
       <w:pPr>
         <w:pStyle w:val="a0"/>
-        <w:jc w:val="both"/>
+        <w:ind w:firstLineChars="200"/>
         <w:rPr>
           <w:lang w:eastAsia="zh-CN"/>
         </w:rPr>
@@ -16622,120 +18586,91 @@
         <w:t>master JSONL</w:t>
       </w:r>
       <w:r>
-        <w:t>是政策标签的单一真源。任何人工修订先写回该文件，再由脚本重新生成</w:t>
-      </w:r>
-      <w:r>
-        <w:t xml:space="preserve"> policy_atoms_wide.csv</w:t>
-      </w:r>
-      <w:r>
-        <w:t>；不得分别手工修改</w:t>
-      </w:r>
-      <w:r>
-        <w:t>JSONL</w:t>
+        <w:t>是政策标签的单一真源，人工修订先写回该文件，再自动生成</w:t>
+      </w:r>
+      <w:r>
+        <w:t>policy_atoms_wide.csv</w:t>
+      </w:r>
+      <w:r>
+        <w:t>。</w:t>
+      </w:r>
+      <w:r>
+        <w:t>LLM</w:t>
+      </w:r>
+      <w:r>
+        <w:t>调用参数、原始输出、规则校验和人工修改保存在</w:t>
+      </w:r>
+      <w:r>
+        <w:t>llm_audit.jsonl</w:t>
+      </w:r>
+      <w:r>
+        <w:t>；</w:t>
+      </w:r>
+      <w:r>
+        <w:t>GB—ISIC</w:t>
+      </w:r>
+      <w:r>
+        <w:t>对照、</w:t>
+      </w:r>
+      <w:r>
+        <w:t>OECD-AMNE</w:t>
+      </w:r>
+      <w:r>
+        <w:t>归并和基期权重均需版本化。</w:t>
+      </w:r>
+      <w:r>
+        <w:t>industry_crosswalk.csv</w:t>
+      </w:r>
+      <w:r>
+        <w:t>仅保存映射关系，</w:t>
+      </w:r>
+      <w:r>
+        <w:t>industry_weights.csv</w:t>
+      </w:r>
+      <w:r>
+        <w:t>保存聚合权重，</w:t>
+      </w:r>
+      <w:r>
+        <w:t>isic4_policy.csv</w:t>
+      </w:r>
+      <w:r>
+        <w:t>、</w:t>
+      </w:r>
+      <w:r>
+        <w:t>isic2_policy.csv</w:t>
       </w:r>
       <w:r>
         <w:t>和</w:t>
       </w:r>
       <w:r>
-        <w:t>CSV</w:t>
-      </w:r>
-      <w:r>
-        <w:t>。</w:t>
-      </w:r>
-      <w:r>
-        <w:t>LLM</w:t>
-      </w:r>
-      <w:r>
-        <w:t>部分固定模型版本、系统提示词、</w:t>
-      </w:r>
-      <w:r>
-        <w:t>temperature</w:t>
-      </w:r>
-      <w:r>
-        <w:t>、输出</w:t>
-      </w:r>
-      <w:r>
+        <w:t>sector_policy.csv</w:t>
+      </w:r>
+      <w:r>
+        <w:t>分别对应三个政策层级。</w:t>
+      </w:r>
+      <w:r>
+        <w:rPr>
+          <w:lang w:eastAsia="zh-CN"/>
+        </w:rPr>
+        <w:t>完整提示词、</w:t>
+      </w:r>
+      <w:r>
+        <w:rPr>
+          <w:lang w:eastAsia="zh-CN"/>
+        </w:rPr>
         <w:t>schema</w:t>
       </w:r>
       <w:r>
-        <w:t>和代码版本，并将每次调用的输入、原始输出、规则校验和人工修改留在</w:t>
-      </w:r>
-      <w:r>
-        <w:t xml:space="preserve"> llm_audit.jsonl</w:t>
-      </w:r>
-      <w:r>
-        <w:t>。</w:t>
-      </w:r>
-      <w:r>
-        <w:t>GB—ISIC concordance</w:t>
-      </w:r>
-      <w:r>
-        <w:t>、</w:t>
-      </w:r>
-      <w:r>
-        <w:t>ISIC</w:t>
-      </w:r>
-      <w:r>
-        <w:t>两位类与</w:t>
-      </w:r>
-      <w:r>
-        <w:t>OECD-AMNE</w:t>
-      </w:r>
-      <w:r>
-        <w:t>行业对照以及基期权重同样版本化，并记录其来源、版本与生成脚本。</w:t>
-      </w:r>
-      <w:r>
-        <w:t>industry_crosswalk.csv</w:t>
-      </w:r>
-      <w:r>
-        <w:t>只保存映射关系，不承担经济权重；</w:t>
-      </w:r>
-      <w:r>
-        <w:t>industry_weights.csv</w:t>
-      </w:r>
-      <w:r>
-        <w:t>统一提供聚合权重；</w:t>
-      </w:r>
-      <w:r>
-        <w:t>isic4_policy.csv</w:t>
-      </w:r>
-      <w:r>
-        <w:t>、</w:t>
-      </w:r>
-      <w:r>
-        <w:t>isic2_policy.csv</w:t>
-      </w:r>
-      <w:r>
-        <w:t>和</w:t>
-      </w:r>
-      <w:r>
-        <w:t>sector_policy.csv</w:t>
-      </w:r>
-      <w:r>
-        <w:t>分别对应三个不同观察层级。</w:t>
-      </w:r>
-      <w:r>
-        <w:rPr>
-          <w:lang w:eastAsia="zh-CN"/>
-        </w:rPr>
-        <w:t>正文或主附录只报告必要的方法与验证结果，完整提示词、</w:t>
-      </w:r>
-      <w:r>
-        <w:rPr>
-          <w:lang w:eastAsia="zh-CN"/>
-        </w:rPr>
-        <w:t>JSON schema</w:t>
-      </w:r>
-      <w:r>
-        <w:rPr>
-          <w:lang w:eastAsia="zh-CN"/>
-        </w:rPr>
-        <w:t>、逐条映射、权重表和审计记录可进入在线附录或复现包。</w:t>
+        <w:rPr>
+          <w:lang w:eastAsia="zh-CN"/>
+        </w:rPr>
+        <w:t>、逐条映射和审计记录可放入在线附录或复现包。</w:t>
       </w:r>
     </w:p>
     <w:p>
       <w:pPr>
         <w:spacing w:before="80" w:after="80" w:line="240" w:lineRule="auto"/>
+        <w:ind w:firstLineChars="200"/>
         <w:rPr>
           <w:lang w:eastAsia="zh-CN"/>
         </w:rPr>
@@ -16756,7 +18691,7 @@
         <w:rPr>
           <w:lang w:eastAsia="zh-CN"/>
         </w:rPr>
-        <w:t>（最终主数据的一条记录）。以</w:t>
+        <w:t>（最终主数据记录）。以</w:t>
       </w:r>
       <w:r>
         <w:rPr>
@@ -16828,7 +18763,7 @@
         <w:rPr>
           <w:lang w:eastAsia="zh-CN"/>
         </w:rPr>
-        <w:t>不是两张需要分别维护的数据表，而是在</w:t>
+        <w:t>在</w:t>
       </w:r>
       <w:r>
         <w:rPr>
@@ -16840,7 +18775,7 @@
         <w:rPr>
           <w:lang w:eastAsia="zh-CN"/>
         </w:rPr>
-        <w:t>中合并为同一个政策原子。示意记录如下：</w:t>
+        <w:t>中合并为同一个政策原子：</w:t>
       </w:r>
     </w:p>
     <w:p>
@@ -16949,6 +18884,14 @@
           <w:lang w:eastAsia="zh-CN"/>
         </w:rPr>
         <w:br/>
+      </w:r>
+      <w:r>
+        <w:rPr>
+          <w:rFonts w:ascii="Courier New" w:hAnsi="Courier New"/>
+          <w:sz w:val="17"/>
+          <w:lang w:eastAsia="zh-CN"/>
+        </w:rPr>
+        <w:lastRenderedPageBreak/>
         <w:t xml:space="preserve"> </w:t>
       </w:r>
       <w:r>
@@ -17036,14 +18979,13 @@
           <w:lang w:eastAsia="zh-CN"/>
         </w:rPr>
       </w:pPr>
-      <w:bookmarkStart w:id="22" w:name="a.9-与两篇参考文献的关系"/>
-      <w:bookmarkEnd w:id="21"/>
+      <w:bookmarkStart w:id="20" w:name="a.9-与两篇参考文献的关系"/>
+      <w:bookmarkEnd w:id="19"/>
       <w:r>
         <w:rPr>
           <w:rFonts w:ascii="Times New Roman" w:eastAsia="宋体" w:hAnsi="Times New Roman"/>
           <w:lang w:eastAsia="zh-CN"/>
         </w:rPr>
-        <w:lastRenderedPageBreak/>
         <w:t>A.9</w:t>
       </w:r>
       <w:r>
@@ -17057,7 +18999,7 @@
     <w:p>
       <w:pPr>
         <w:pStyle w:val="FirstParagraph"/>
-        <w:jc w:val="both"/>
+        <w:ind w:firstLineChars="200"/>
         <w:rPr>
           <w:lang w:eastAsia="zh-CN"/>
         </w:rPr>
@@ -17066,13 +19008,13 @@
         <w:rPr>
           <w:lang w:eastAsia="zh-CN"/>
         </w:rPr>
-        <w:t>本研究对</w:t>
-      </w:r>
-      <w:r>
-        <w:rPr>
-          <w:lang w:eastAsia="zh-CN"/>
-        </w:rPr>
-        <w:t xml:space="preserve"> Eppinger and Ma</w:t>
+        <w:t>对</w:t>
+      </w:r>
+      <w:r>
+        <w:rPr>
+          <w:lang w:eastAsia="zh-CN"/>
+        </w:rPr>
+        <w:t>Eppinger and Ma</w:t>
       </w:r>
       <w:r>
         <w:rPr>
@@ -17090,7 +19032,7 @@
         <w:rPr>
           <w:lang w:eastAsia="zh-CN"/>
         </w:rPr>
-        <w:t>）的借鉴限于政策测量原则和微观验证逻辑：政策应尽可能匹配到窄经济活动，文本算法结果需要人工校验，所有权限制应与一般行业标签分开识别。本文并不把其企业产出或</w:t>
+        <w:t>）的借鉴限于政策测量与微观验证：政策尽可能匹配到窄经济活动，文本结果需要人工校验，所有权限制与一般行业标签分开识别；其企业产出或</w:t>
       </w:r>
       <w:r>
         <w:rPr>
@@ -17102,15 +19044,14 @@
         <w:rPr>
           <w:lang w:eastAsia="zh-CN"/>
         </w:rPr>
-        <w:t>估计值移植为结构成本参数。</w:t>
+        <w:t>估计值不直接移植为结构成本参数。</w:t>
       </w:r>
     </w:p>
     <w:p>
       <w:pPr>
         <w:pStyle w:val="a0"/>
         <w:spacing w:before="80" w:after="80" w:line="240" w:lineRule="auto"/>
-        <w:ind w:firstLine="0"/>
-        <w:jc w:val="center"/>
+        <w:ind w:firstLineChars="200"/>
         <w:rPr>
           <w:lang w:eastAsia="zh-CN"/>
         </w:rPr>
@@ -17250,8 +19191,7 @@
       <w:pPr>
         <w:pStyle w:val="a0"/>
         <w:spacing w:before="80" w:after="80" w:line="240" w:lineRule="auto"/>
-        <w:ind w:firstLine="0"/>
-        <w:jc w:val="center"/>
+        <w:ind w:firstLineChars="200"/>
         <w:rPr>
           <w:lang w:eastAsia="zh-CN"/>
         </w:rPr>
@@ -17564,8 +19504,8 @@
       <w:pPr>
         <w:pStyle w:val="2"/>
       </w:pPr>
-      <w:bookmarkStart w:id="23" w:name="参考文献"/>
-      <w:bookmarkEnd w:id="22"/>
+      <w:bookmarkStart w:id="21" w:name="参考文献"/>
+      <w:bookmarkEnd w:id="20"/>
       <w:r>
         <w:rPr>
           <w:rFonts w:ascii="Times New Roman" w:eastAsia="宋体" w:hAnsi="Times New Roman"/>
@@ -17576,8 +19516,7 @@
     <w:p>
       <w:pPr>
         <w:pStyle w:val="FirstParagraph"/>
-        <w:ind w:left="360" w:hanging="360"/>
-        <w:jc w:val="both"/>
+        <w:ind w:left="360"/>
       </w:pPr>
       <w:r>
         <w:rPr>
@@ -17589,7 +19528,6 @@
     <w:p>
       <w:pPr>
         <w:pStyle w:val="a0"/>
-        <w:jc w:val="both"/>
         <w:rPr>
           <w:lang w:eastAsia="zh-CN"/>
         </w:rPr>
@@ -17602,11 +19540,10 @@
       </w:r>
     </w:p>
     <w:bookmarkEnd w:id="0"/>
-    <w:bookmarkEnd w:id="23"/>
+    <w:bookmarkEnd w:id="21"/>
     <w:p>
       <w:pPr>
         <w:pStyle w:val="a0"/>
-        <w:jc w:val="both"/>
         <w:rPr>
           <w:lang w:eastAsia="zh-CN"/>
         </w:rPr>
